--- a/fuentes/22230066_CF01_DU.docx
+++ b/fuentes/22230066_CF01_DU.docx
@@ -1,6 +1,6 @@
 
 <file path=word/document.xml><?xml version="1.0" encoding="utf-8"?>
-<w:document xmlns:wpc="http://schemas.microsoft.com/office/word/2010/wordprocessingCanvas" xmlns:cx="http://schemas.microsoft.com/office/drawing/2014/chartex" xmlns:cx1="http://schemas.microsoft.com/office/drawing/2015/9/8/chartex" xmlns:cx2="http://schemas.microsoft.com/office/drawing/2015/10/21/chartex" xmlns:cx3="http://schemas.microsoft.com/office/drawing/2016/5/9/chartex" xmlns:cx4="http://schemas.microsoft.com/office/drawing/2016/5/10/chartex" xmlns:cx5="http://schemas.microsoft.com/office/drawing/2016/5/11/chartex" xmlns:cx6="http://schemas.microsoft.com/office/drawing/2016/5/12/chartex" xmlns:cx7="http://schemas.microsoft.com/office/drawing/2016/5/13/chartex" xmlns:cx8="http://schemas.microsoft.com/office/drawing/2016/5/14/chartex" xmlns:mc="http://schemas.openxmlformats.org/markup-compatibility/2006" xmlns:aink="http://schemas.microsoft.com/office/drawing/2016/ink" xmlns:am3d="http://schemas.microsoft.com/office/drawing/2017/model3d" xmlns:o="urn:schemas-microsoft-com:office:office" xmlns:r="http://schemas.openxmlformats.org/officeDocument/2006/relationships" xmlns:m="http://schemas.openxmlformats.org/officeDocument/2006/math" xmlns:v="urn:schemas-microsoft-com:vml" xmlns:wp14="http://schemas.microsoft.com/office/word/2010/wordprocessingDrawing" xmlns:wp="http://schemas.openxmlformats.org/drawingml/2006/wordprocessingDrawing" xmlns:w10="urn:schemas-microsoft-com:office:word" xmlns:w="http://schemas.openxmlformats.org/wordprocessingml/2006/main" xmlns:w14="http://schemas.microsoft.com/office/word/2010/wordml" xmlns:w15="http://schemas.microsoft.com/office/word/2012/wordml" xmlns:w16cex="http://schemas.microsoft.com/office/word/2018/wordml/cex" xmlns:w16cid="http://schemas.microsoft.com/office/word/2016/wordml/cid" xmlns:w16="http://schemas.microsoft.com/office/word/2018/wordml" xmlns:w16sdtdh="http://schemas.microsoft.com/office/word/2020/wordml/sdtdatahash" xmlns:w16se="http://schemas.microsoft.com/office/word/2015/wordml/symex" xmlns:wpg="http://schemas.microsoft.com/office/word/2010/wordprocessingGroup" xmlns:wpi="http://schemas.microsoft.com/office/word/2010/wordprocessingInk" xmlns:wne="http://schemas.microsoft.com/office/word/2006/wordml" xmlns:wps="http://schemas.microsoft.com/office/word/2010/wordprocessingShape" mc:Ignorable="w14 w15 w16se w16cid w16 w16cex w16sdtdh wp14">
+<w:document xmlns:wpc="http://schemas.microsoft.com/office/word/2010/wordprocessingCanvas" xmlns:cx="http://schemas.microsoft.com/office/drawing/2014/chartex" xmlns:cx1="http://schemas.microsoft.com/office/drawing/2015/9/8/chartex" xmlns:cx2="http://schemas.microsoft.com/office/drawing/2015/10/21/chartex" xmlns:cx3="http://schemas.microsoft.com/office/drawing/2016/5/9/chartex" xmlns:cx4="http://schemas.microsoft.com/office/drawing/2016/5/10/chartex" xmlns:cx5="http://schemas.microsoft.com/office/drawing/2016/5/11/chartex" xmlns:cx6="http://schemas.microsoft.com/office/drawing/2016/5/12/chartex" xmlns:cx7="http://schemas.microsoft.com/office/drawing/2016/5/13/chartex" xmlns:cx8="http://schemas.microsoft.com/office/drawing/2016/5/14/chartex" xmlns:mc="http://schemas.openxmlformats.org/markup-compatibility/2006" xmlns:aink="http://schemas.microsoft.com/office/drawing/2016/ink" xmlns:am3d="http://schemas.microsoft.com/office/drawing/2017/model3d" xmlns:o="urn:schemas-microsoft-com:office:office" xmlns:oel="http://schemas.microsoft.com/office/2019/extlst" xmlns:r="http://schemas.openxmlformats.org/officeDocument/2006/relationships" xmlns:m="http://schemas.openxmlformats.org/officeDocument/2006/math" xmlns:v="urn:schemas-microsoft-com:vml" xmlns:wp14="http://schemas.microsoft.com/office/word/2010/wordprocessingDrawing" xmlns:wp="http://schemas.openxmlformats.org/drawingml/2006/wordprocessingDrawing" xmlns:w10="urn:schemas-microsoft-com:office:word" xmlns:w="http://schemas.openxmlformats.org/wordprocessingml/2006/main" xmlns:w14="http://schemas.microsoft.com/office/word/2010/wordml" xmlns:w15="http://schemas.microsoft.com/office/word/2012/wordml" xmlns:w16cex="http://schemas.microsoft.com/office/word/2018/wordml/cex" xmlns:w16cid="http://schemas.microsoft.com/office/word/2016/wordml/cid" xmlns:w16="http://schemas.microsoft.com/office/word/2018/wordml" xmlns:w16du="http://schemas.microsoft.com/office/word/2023/wordml/word16du" xmlns:w16sdtdh="http://schemas.microsoft.com/office/word/2020/wordml/sdtdatahash" xmlns:w16sdtfl="http://schemas.microsoft.com/office/word/2024/wordml/sdtformatlock" xmlns:w16se="http://schemas.microsoft.com/office/word/2015/wordml/symex" xmlns:wpg="http://schemas.microsoft.com/office/word/2010/wordprocessingGroup" xmlns:wpi="http://schemas.microsoft.com/office/word/2010/wordprocessingInk" xmlns:wne="http://schemas.microsoft.com/office/word/2006/wordml" xmlns:wps="http://schemas.microsoft.com/office/word/2010/wordprocessingShape" mc:Ignorable="w14 w15 w16se w16cid w16 w16cex w16sdtdh w16sdtfl w16du wp14">
   <w:body>
     <w:p>
       <w:pPr>
@@ -220,7 +220,7 @@
               </wp:anchor>
             </w:drawing>
           </mc:Choice>
-          <mc:Fallback xmlns:oel="http://schemas.microsoft.com/office/2019/extlst" xmlns:w16du="http://schemas.microsoft.com/office/word/2023/wordml/word16du" xmlns:w16sdtfl="http://schemas.microsoft.com/office/word/2024/wordml/sdtformatlock">
+          <mc:Fallback>
             <w:pict>
               <v:rect w14:anchorId="3EFCBA78" id="Rectángulo 18" o:spid="_x0000_s1026" alt="&quot;&quot;" style="position:absolute;margin-left:-55.8pt;margin-top:28.85pt;width:613.85pt;height:175.85pt;z-index:-251662336;visibility:visible;mso-wrap-style:square;mso-width-percent:0;mso-height-percent:0;mso-wrap-distance-left:9pt;mso-wrap-distance-top:0;mso-wrap-distance-right:9pt;mso-wrap-distance-bottom:0;mso-position-horizontal:absolute;mso-position-horizontal-relative:text;mso-position-vertical:absolute;mso-position-vertical-relative:text;mso-width-percent:0;mso-height-percent:0;mso-width-relative:page;mso-height-relative:margin;v-text-anchor:middle" o:gfxdata="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" fillcolor="#00314d" stroked="f" strokeweight="1pt"/>
             </w:pict>
@@ -450,7 +450,7 @@
     </w:p>
     <w:p>
       <w:pPr>
-        <w:spacing w:before="0" w:after="0"/>
+        <w:spacing w:after="0"/>
         <w:rPr>
           <w:rFonts w:cs="Calibri"/>
           <w:b/>
@@ -461,10 +461,7 @@
           <w:szCs w:val="32"/>
         </w:rPr>
       </w:pPr>
-    </w:p>
-    <w:p>
-      <w:pPr>
-        <w:spacing w:before="0" w:after="0"/>
+      <w:r>
         <w:rPr>
           <w:rFonts w:cs="Calibri"/>
           <w:b/>
@@ -474,7 +471,8 @@
           <w:sz w:val="32"/>
           <w:szCs w:val="32"/>
         </w:rPr>
-      </w:pPr>
+        <w:t>Breve descripción:</w:t>
+      </w:r>
       <w:r>
         <w:rPr>
           <w:rFonts w:cs="Calibri"/>
@@ -485,18 +483,6 @@
           <w:sz w:val="32"/>
           <w:szCs w:val="32"/>
         </w:rPr>
-        <w:t>Breve descripción:</w:t>
-      </w:r>
-      <w:r>
-        <w:rPr>
-          <w:rFonts w:cs="Calibri"/>
-          <w:b/>
-          <w:bCs/>
-          <w:color w:val="000000"/>
-          <w:kern w:val="0"/>
-          <w:sz w:val="32"/>
-          <w:szCs w:val="32"/>
-        </w:rPr>
         <w:t xml:space="preserve"> </w:t>
       </w:r>
     </w:p>
@@ -549,7 +535,7 @@
           <w:color w:val="000000"/>
           <w:kern w:val="0"/>
         </w:rPr>
-        <w:t>Abril</w:t>
+        <w:t>Octubre</w:t>
       </w:r>
       <w:r>
         <w:rPr>
@@ -581,19 +567,12 @@
     <w:p>
       <w:pPr>
         <w:pStyle w:val="TtuloTDC"/>
+        <w:spacing w:before="0" w:line="360" w:lineRule="auto"/>
       </w:pPr>
       <w:r>
         <w:lastRenderedPageBreak/>
         <w:t>Tabla de contenido</w:t>
       </w:r>
-    </w:p>
-    <w:p>
-      <w:pPr>
-        <w:spacing w:before="0" w:after="0"/>
-        <w:rPr>
-          <w:lang w:eastAsia="es-CO"/>
-        </w:rPr>
-      </w:pPr>
     </w:p>
     <w:p>
       <w:pPr>
@@ -625,7 +604,7 @@
         </w:rPr>
         <w:fldChar w:fldCharType="separate"/>
       </w:r>
-      <w:hyperlink w:anchor="_Toc227595692" w:history="1">
+      <w:hyperlink w:anchor="_Toc242883681" w:history="1">
         <w:r>
           <w:rPr>
             <w:rStyle w:val="Hipervnculo"/>
@@ -652,7 +631,7 @@
             <w:noProof/>
             <w:webHidden/>
           </w:rPr>
-          <w:instrText xml:space="preserve"> PAGEREF _Toc227595692 \h </w:instrText>
+          <w:instrText xml:space="preserve"> PAGEREF _Toc242883681 \h </w:instrText>
         </w:r>
         <w:r>
           <w:rPr>
@@ -698,7 +677,7 @@
           <w14:ligatures w14:val="standardContextual"/>
         </w:rPr>
       </w:pPr>
-      <w:hyperlink w:anchor="_Toc227595693" w:history="1">
+      <w:hyperlink w:anchor="_Toc242883682" w:history="1">
         <w:r>
           <w:rPr>
             <w:rStyle w:val="Hipervnculo"/>
@@ -743,7 +722,7 @@
             <w:noProof/>
             <w:webHidden/>
           </w:rPr>
-          <w:instrText xml:space="preserve"> PAGEREF _Toc227595693 \h </w:instrText>
+          <w:instrText xml:space="preserve"> PAGEREF _Toc242883682 \h </w:instrText>
         </w:r>
         <w:r>
           <w:rPr>
@@ -789,7 +768,7 @@
           <w14:ligatures w14:val="standardContextual"/>
         </w:rPr>
       </w:pPr>
-      <w:hyperlink w:anchor="_Toc227595694" w:history="1">
+      <w:hyperlink w:anchor="_Toc242883683" w:history="1">
         <w:r>
           <w:rPr>
             <w:rStyle w:val="Hipervnculo"/>
@@ -834,7 +813,7 @@
             <w:noProof/>
             <w:webHidden/>
           </w:rPr>
-          <w:instrText xml:space="preserve"> PAGEREF _Toc227595694 \h </w:instrText>
+          <w:instrText xml:space="preserve"> PAGEREF _Toc242883683 \h </w:instrText>
         </w:r>
         <w:r>
           <w:rPr>
@@ -880,7 +859,7 @@
           <w14:ligatures w14:val="standardContextual"/>
         </w:rPr>
       </w:pPr>
-      <w:hyperlink w:anchor="_Toc227595695" w:history="1">
+      <w:hyperlink w:anchor="_Toc242883684" w:history="1">
         <w:r>
           <w:rPr>
             <w:rStyle w:val="Hipervnculo"/>
@@ -925,7 +904,7 @@
             <w:noProof/>
             <w:webHidden/>
           </w:rPr>
-          <w:instrText xml:space="preserve"> PAGEREF _Toc227595695 \h </w:instrText>
+          <w:instrText xml:space="preserve"> PAGEREF _Toc242883684 \h </w:instrText>
         </w:r>
         <w:r>
           <w:rPr>
@@ -968,7 +947,7 @@
           <w14:ligatures w14:val="standardContextual"/>
         </w:rPr>
       </w:pPr>
-      <w:hyperlink w:anchor="_Toc227595696" w:history="1">
+      <w:hyperlink w:anchor="_Toc242883685" w:history="1">
         <w:r>
           <w:rPr>
             <w:rStyle w:val="Hipervnculo"/>
@@ -995,7 +974,7 @@
             <w:noProof/>
             <w:webHidden/>
           </w:rPr>
-          <w:instrText xml:space="preserve"> PAGEREF _Toc227595696 \h </w:instrText>
+          <w:instrText xml:space="preserve"> PAGEREF _Toc242883685 \h </w:instrText>
         </w:r>
         <w:r>
           <w:rPr>
@@ -1038,7 +1017,7 @@
           <w14:ligatures w14:val="standardContextual"/>
         </w:rPr>
       </w:pPr>
-      <w:hyperlink w:anchor="_Toc227595697" w:history="1">
+      <w:hyperlink w:anchor="_Toc242883686" w:history="1">
         <w:r>
           <w:rPr>
             <w:rStyle w:val="Hipervnculo"/>
@@ -1065,7 +1044,7 @@
             <w:noProof/>
             <w:webHidden/>
           </w:rPr>
-          <w:instrText xml:space="preserve"> PAGEREF _Toc227595697 \h </w:instrText>
+          <w:instrText xml:space="preserve"> PAGEREF _Toc242883686 \h </w:instrText>
         </w:r>
         <w:r>
           <w:rPr>
@@ -1108,7 +1087,7 @@
           <w14:ligatures w14:val="standardContextual"/>
         </w:rPr>
       </w:pPr>
-      <w:hyperlink w:anchor="_Toc227595698" w:history="1">
+      <w:hyperlink w:anchor="_Toc242883687" w:history="1">
         <w:r>
           <w:rPr>
             <w:rStyle w:val="Hipervnculo"/>
@@ -1135,7 +1114,7 @@
             <w:noProof/>
             <w:webHidden/>
           </w:rPr>
-          <w:instrText xml:space="preserve"> PAGEREF _Toc227595698 \h </w:instrText>
+          <w:instrText xml:space="preserve"> PAGEREF _Toc242883687 \h </w:instrText>
         </w:r>
         <w:r>
           <w:rPr>
@@ -1178,7 +1157,7 @@
           <w14:ligatures w14:val="standardContextual"/>
         </w:rPr>
       </w:pPr>
-      <w:hyperlink w:anchor="_Toc227595699" w:history="1">
+      <w:hyperlink w:anchor="_Toc242883688" w:history="1">
         <w:r>
           <w:rPr>
             <w:rStyle w:val="Hipervnculo"/>
@@ -1205,7 +1184,7 @@
             <w:noProof/>
             <w:webHidden/>
           </w:rPr>
-          <w:instrText xml:space="preserve"> PAGEREF _Toc227595699 \h </w:instrText>
+          <w:instrText xml:space="preserve"> PAGEREF _Toc242883688 \h </w:instrText>
         </w:r>
         <w:r>
           <w:rPr>
@@ -1238,6 +1217,35 @@
     </w:p>
     <w:p>
       <w:pPr>
+        <w:rPr>
+          <w:lang w:val="es-ES"/>
+        </w:rPr>
+      </w:pPr>
+      <w:r>
+        <w:rPr>
+          <w:lang w:val="es-ES"/>
+        </w:rPr>
+        <w:fldChar w:fldCharType="end"/>
+      </w:r>
+      <w:bookmarkStart w:id="0" w:name="_Toc176443691"/>
+    </w:p>
+    <w:p>
+      <w:pPr>
+        <w:spacing w:before="0" w:after="0" w:line="240" w:lineRule="auto"/>
+        <w:ind w:firstLine="0"/>
+        <w:rPr>
+          <w:lang w:val="es-ES" w:eastAsia="es-CO"/>
+        </w:rPr>
+      </w:pPr>
+      <w:r>
+        <w:rPr>
+          <w:lang w:val="es-ES" w:eastAsia="es-CO"/>
+        </w:rPr>
+        <w:br w:type="page"/>
+      </w:r>
+    </w:p>
+    <w:p>
+      <w:pPr>
         <w:pStyle w:val="Ttulo1"/>
         <w:numPr>
           <w:ilvl w:val="0"/>
@@ -1247,49 +1255,9 @@
           <w:lang w:val="es-ES"/>
         </w:rPr>
       </w:pPr>
-      <w:r>
-        <w:rPr>
-          <w:lang w:val="es-ES"/>
-        </w:rPr>
-        <w:fldChar w:fldCharType="end"/>
-      </w:r>
-      <w:bookmarkStart w:id="0" w:name="_Toc176443691"/>
-    </w:p>
-    <w:p>
-      <w:pPr>
-        <w:spacing w:before="0" w:after="0" w:line="240" w:lineRule="auto"/>
-        <w:ind w:firstLine="0"/>
-        <w:rPr>
-          <w:lang w:val="es-ES" w:eastAsia="es-CO"/>
-        </w:rPr>
-      </w:pPr>
-      <w:r>
-        <w:rPr>
-          <w:lang w:val="es-ES" w:eastAsia="es-CO"/>
-        </w:rPr>
-        <w:br w:type="page"/>
-      </w:r>
-    </w:p>
-    <w:p>
-      <w:pPr>
-        <w:pStyle w:val="Ttulo1"/>
-        <w:numPr>
-          <w:ilvl w:val="0"/>
-          <w:numId w:val="0"/>
-        </w:numPr>
-        <w:rPr>
-          <w:lang w:val="es-ES"/>
-        </w:rPr>
-      </w:pPr>
+      <w:bookmarkStart w:id="1" w:name="_Toc242883681"/>
       <w:r>
         <w:lastRenderedPageBreak/>
-        <w:tab/>
-      </w:r>
-      <w:r>
-        <w:tab/>
-      </w:r>
-      <w:bookmarkStart w:id="1" w:name="_Toc227595692"/>
-      <w:r>
         <w:t>Introducción</w:t>
       </w:r>
       <w:bookmarkEnd w:id="0"/>
@@ -1298,6 +1266,7 @@
     <w:p>
       <w:pPr>
         <w:pStyle w:val="Video"/>
+        <w:spacing w:before="0" w:after="0"/>
         <w:ind w:firstLine="708"/>
         <w:jc w:val="left"/>
         <w:rPr>
@@ -1310,11 +1279,28 @@
           <w:rFonts w:cs="Calibri"/>
           <w:lang w:eastAsia="es-CO"/>
         </w:rPr>
-        <w:t>Bienvenido al componente formativo “Contexto Rural Energético”, primer eje fundamental de su proceso de formación. Este documento tiene como objetivo establecer las bases conceptuales que sustentan la necesidad de buscar alternativas sostenibles para la electrificación en el campo colombiano.</w:t>
-      </w:r>
-    </w:p>
-    <w:p>
-      <w:pPr>
+        <w:t>Bienvenido al componente formativo “</w:t>
+      </w:r>
+      <w:r>
+        <w:rPr>
+          <w:rFonts w:cs="Calibri"/>
+          <w:b/>
+          <w:bCs/>
+          <w:lang w:eastAsia="es-CO"/>
+        </w:rPr>
+        <w:t>Contexto Rural Energético</w:t>
+      </w:r>
+      <w:r>
+        <w:rPr>
+          <w:rFonts w:cs="Calibri"/>
+          <w:lang w:eastAsia="es-CO"/>
+        </w:rPr>
+        <w:t>”, primer eje fundamental de su proceso de formación. Este documento tiene como objetivo establecer las bases conceptuales que sustentan la necesidad de buscar alternativas sostenibles para la electrificación en el campo colombiano.</w:t>
+      </w:r>
+    </w:p>
+    <w:p>
+      <w:pPr>
+        <w:spacing w:before="0" w:after="0"/>
         <w:rPr>
           <w:lang w:eastAsia="es-CO"/>
         </w:rPr>
@@ -1328,6 +1314,7 @@
     </w:p>
     <w:p>
       <w:pPr>
+        <w:spacing w:before="0" w:after="0"/>
         <w:rPr>
           <w:lang w:eastAsia="es-CO"/>
         </w:rPr>
@@ -1347,6 +1334,7 @@
     </w:p>
     <w:p>
       <w:pPr>
+        <w:spacing w:before="0" w:after="0"/>
         <w:rPr>
           <w:lang w:eastAsia="es-CO"/>
         </w:rPr>
@@ -1368,7 +1356,6 @@
         <w:rPr>
           <w:lang w:eastAsia="es-CO"/>
         </w:rPr>
-        <w:lastRenderedPageBreak/>
         <w:t>Al finalizar este componente formativo, el aprendiz habrá logrado establecer el contexto rural energético, constituyendo un paso esencial para la posterior evaluación y formulación de alternativas de electrificación sostenible.</w:t>
       </w:r>
     </w:p>
@@ -1376,6 +1363,7 @@
       <w:pPr>
         <w:pStyle w:val="Video"/>
         <w:spacing w:before="0" w:after="0"/>
+        <w:jc w:val="left"/>
         <w:rPr>
           <w:lang w:eastAsia="es-CO"/>
         </w:rPr>
@@ -1386,6 +1374,7 @@
           <w:bCs/>
           <w:lang w:eastAsia="es-CO"/>
         </w:rPr>
+        <w:lastRenderedPageBreak/>
         <w:t>Video 1</w:t>
       </w:r>
       <w:r>
@@ -1406,9 +1395,9 @@
           <w:noProof/>
         </w:rPr>
         <w:drawing>
-          <wp:inline distT="0" distB="0" distL="0" distR="0" wp14:anchorId="44C17A4A" wp14:editId="619F201C">
-            <wp:extent cx="4580890" cy="2639291"/>
-            <wp:effectExtent l="0" t="0" r="0" b="8890"/>
+          <wp:inline distT="0" distB="0" distL="0" distR="0" wp14:anchorId="44C17A4A" wp14:editId="46ABDF7C">
+            <wp:extent cx="4680000" cy="2696393"/>
+            <wp:effectExtent l="0" t="0" r="6350" b="8890"/>
             <wp:docPr id="1692993318" name="Imagen 7">
               <a:extLst xmlns:a="http://schemas.openxmlformats.org/drawingml/2006/main">
                 <a:ext uri="{C183D7F6-B498-43B3-948B-1728B52AA6E4}">
@@ -1450,7 +1439,7 @@
                   <pic:spPr bwMode="auto">
                     <a:xfrm>
                       <a:off x="0" y="0"/>
-                      <a:ext cx="4605275" cy="2653340"/>
+                      <a:ext cx="4680000" cy="2696393"/>
                     </a:xfrm>
                     <a:prstGeom prst="rect">
                       <a:avLst/>
@@ -1493,7 +1482,7 @@
         <w:tblLook w:val="04A0" w:firstRow="1" w:lastRow="0" w:firstColumn="1" w:lastColumn="0" w:noHBand="0" w:noVBand="1"/>
       </w:tblPr>
       <w:tblGrid>
-        <w:gridCol w:w="9204"/>
+        <w:gridCol w:w="9913"/>
       </w:tblGrid>
       <w:tr>
         <w:trPr>
@@ -1521,10 +1510,22 @@
               <w:rPr>
                 <w:b/>
               </w:rPr>
-              <w:t xml:space="preserve"> del video: </w:t>
+              <w:t xml:space="preserve"> del video</w:t>
             </w:r>
             <w:r>
-              <w:t>Contexto rural energético</w:t>
+              <w:rPr>
+                <w:b/>
+              </w:rPr>
+              <w:t xml:space="preserve">.  </w:t>
+            </w:r>
+            <w:r>
+              <w:rPr>
+                <w:bCs/>
+              </w:rPr>
+              <w:t>C</w:t>
+            </w:r>
+            <w:r>
+              <w:t>ontexto rural energético</w:t>
             </w:r>
           </w:p>
         </w:tc>
@@ -1555,11 +1556,7 @@
               <w:spacing w:before="0" w:after="0"/>
             </w:pPr>
             <w:r>
-              <w:t xml:space="preserve">Asimismo, se abordan los principios fundamentales de las energías renovables, comprendiendo cómo su potencial varía según las características del entorno, e incorporando la estimación de la reducción de emisiones de </w:t>
-            </w:r>
-            <w:r>
-              <w:lastRenderedPageBreak/>
-              <w:t>GEI como un criterio clave para seleccionar alternativas verdaderamente sostenibles. </w:t>
+              <w:t>Asimismo, se abordan los principios fundamentales de las energías renovables, comprendiendo cómo su potencial varía según las características del entorno, e incorporando la estimación de la reducción de emisiones de GEI como un criterio clave para seleccionar alternativas verdaderamente sostenibles. </w:t>
             </w:r>
           </w:p>
           <w:p>
@@ -1567,6 +1564,7 @@
               <w:spacing w:before="0" w:after="0"/>
             </w:pPr>
             <w:r>
+              <w:lastRenderedPageBreak/>
               <w:t>Con estos conocimientos, el aprendiz estará en capacidad de elaborar un diagnóstico sólido y fundamentado, que servirá como base para la construcción del Plan de Gestión Sostenible Energética (PGSE). </w:t>
             </w:r>
           </w:p>
@@ -1598,10 +1596,17 @@
     <w:p>
       <w:pPr>
         <w:pStyle w:val="Ttulo1"/>
-      </w:pPr>
-      <w:bookmarkStart w:id="2" w:name="_Toc227595693"/>
+        <w:numPr>
+          <w:ilvl w:val="0"/>
+          <w:numId w:val="0"/>
+        </w:numPr>
+      </w:pPr>
+      <w:bookmarkStart w:id="2" w:name="_Toc242883682"/>
       <w:r>
         <w:lastRenderedPageBreak/>
+        <w:t xml:space="preserve">1. </w:t>
+      </w:r>
+      <w:r>
         <w:t>La problemática y el contexto nacional</w:t>
       </w:r>
       <w:bookmarkEnd w:id="2"/>
@@ -1639,7 +1644,7 @@
     </w:p>
     <w:p>
       <w:pPr>
-        <w:spacing w:before="0" w:after="0"/>
+        <w:spacing w:after="0"/>
         <w:ind w:firstLine="633"/>
         <w:rPr>
           <w:rFonts w:cs="Calibri"/>
@@ -1726,7 +1731,7 @@
               </wp:inline>
             </w:drawing>
           </mc:Choice>
-          <mc:Fallback xmlns:oel="http://schemas.microsoft.com/office/2019/extlst" xmlns:w16du="http://schemas.microsoft.com/office/word/2023/wordml/word16du" xmlns:w16sdtfl="http://schemas.microsoft.com/office/word/2024/wordml/sdtformatlock">
+          <mc:Fallback>
             <w:pict>
               <v:rect w14:anchorId="4FE8FAD6" id="Rectángulo 8" o:spid="_x0000_s1026" style="width:24pt;height:24pt;visibility:visible;mso-wrap-style:square;mso-left-percent:-10001;mso-top-percent:-10001;mso-position-horizontal:absolute;mso-position-horizontal-relative:char;mso-position-vertical:absolute;mso-position-vertical-relative:line;mso-left-percent:-10001;mso-top-percent:-10001;v-text-anchor:top" o:gfxdata="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" filled="f" stroked="f">
                 <o:lock v:ext="edit" aspectratio="t"/>
@@ -1741,7 +1746,7 @@
           <w:rFonts w:cs="Calibri"/>
           <w:lang w:eastAsia="es-CO"/>
         </w:rPr>
-        <w:t xml:space="preserve">La metodología propuesta contempla el análisis integral de factores técnicos, económicos, ambientales y sociales, lo cual permite establecer bases sólidas para evaluar las diferentes opciones de generación energética disponibles en cada territorio. Este enfoque facilita la toma de decisiones informadas, articulando las condiciones locales, la información existente y las necesidades </w:t>
+        <w:t xml:space="preserve">La metodología propuesta contempla el análisis integral de factores técnicos, económicos, ambientales y sociales, lo cual permite establecer bases sólidas para evaluar las diferentes opciones de generación energética disponibles en cada territorio. Este enfoque facilita la toma de decisiones informadas, articulando las condiciones </w:t>
       </w:r>
       <w:r>
         <w:rPr>
@@ -1749,7 +1754,45 @@
           <w:lang w:eastAsia="es-CO"/>
         </w:rPr>
         <w:lastRenderedPageBreak/>
-        <w:t>específicas de cada comunidad rural, con el fin de identificar la alternativa energética más adecuada.</w:t>
+        <w:t>locales, la información existente y las necesidades específicas de cada comunidad rural, con el fin de identificar la alternativa energética más adecuada.</w:t>
+      </w:r>
+    </w:p>
+    <w:p>
+      <w:pPr>
+        <w:spacing w:after="0"/>
+        <w:ind w:firstLine="633"/>
+        <w:rPr>
+          <w:rFonts w:cs="Calibri"/>
+          <w:lang w:eastAsia="es-CO"/>
+        </w:rPr>
+      </w:pPr>
+      <w:r>
+        <w:rPr>
+          <w:rFonts w:cs="Calibri"/>
+          <w:lang w:eastAsia="es-CO"/>
+        </w:rPr>
+        <w:t>El desarrollo de los procesos para la implementación de esta metodología implica la recolección y análisis de información proveniente de fuentes primarias y secundarias, así como la evaluación de variables relacionadas con la viabilidad económica, el impacto ambiental, la factibilidad técnica y las consideraciones sociales, culturales y étnicas. Estos criterios resultan fundamentales para la selección de soluciones de electrificación rural sostenibles, inclusivas y acordes con el contexto territorial.</w:t>
+      </w:r>
+    </w:p>
+    <w:p>
+      <w:pPr>
+        <w:pStyle w:val="Prrafodelista"/>
+        <w:numPr>
+          <w:ilvl w:val="0"/>
+          <w:numId w:val="9"/>
+        </w:numPr>
+        <w:spacing w:after="0"/>
+        <w:rPr>
+          <w:b/>
+          <w:bCs/>
+        </w:rPr>
+      </w:pPr>
+      <w:r>
+        <w:rPr>
+          <w:b/>
+          <w:bCs/>
+        </w:rPr>
+        <w:t>Energía y desarrollo sostenible</w:t>
       </w:r>
     </w:p>
     <w:p>
@@ -1766,7 +1809,21 @@
           <w:rFonts w:cs="Calibri"/>
           <w:lang w:eastAsia="es-CO"/>
         </w:rPr>
-        <w:t>El desarrollo de los procesos para la implementación de esta metodología implica la recolección y análisis de información proveniente de fuentes primarias y secundarias, así como la evaluación de variables relacionadas con la viabilidad económica, el impacto ambiental, la factibilidad técnica y las consideraciones sociales, culturales y étnicas. Estos criterios resultan fundamentales para la selección de soluciones de electrificación rural sostenibles, inclusivas y acordes con el contexto territorial.</w:t>
+        <w:t>La energía no es únicamente un </w:t>
+      </w:r>
+      <w:r>
+        <w:rPr>
+          <w:rStyle w:val="Extranjerismo"/>
+          <w:lang w:eastAsia="es-CO"/>
+        </w:rPr>
+        <w:t>commodity</w:t>
+      </w:r>
+      <w:r>
+        <w:rPr>
+          <w:rFonts w:cs="Calibri"/>
+          <w:lang w:eastAsia="es-CO"/>
+        </w:rPr>
+        <w:t>; constituye un pilar fundamental para el desarrollo humano, la equidad social y el bienestar colectivo. El acceso a un suministro eléctrico confiable y de calidad es reconocido a nivel global como un factor clave para el fortalecimiento de la salud, la educación, la productividad y la generación de oportunidades económicas, especialmente en contextos rurales y territorios apartados.</w:t>
       </w:r>
     </w:p>
     <w:p>
@@ -1775,19 +1832,37 @@
         <w:ind w:firstLine="633"/>
         <w:rPr>
           <w:rFonts w:cs="Calibri"/>
-          <w:b/>
-          <w:bCs/>
-          <w:lang w:eastAsia="es-CO"/>
-        </w:rPr>
-      </w:pPr>
-      <w:r>
-        <w:rPr>
-          <w:rFonts w:cs="Calibri"/>
-          <w:b/>
-          <w:bCs/>
-          <w:lang w:eastAsia="es-CO"/>
-        </w:rPr>
-        <w:t>Energía y desarrollo sostenible</w:t>
+          <w:lang w:eastAsia="es-CO"/>
+        </w:rPr>
+      </w:pPr>
+      <w:r>
+        <w:rPr>
+          <w:rFonts w:cs="Calibri"/>
+          <w:lang w:eastAsia="es-CO"/>
+        </w:rPr>
+        <w:t xml:space="preserve">En este sentido, la sostenibilidad energética tiene como propósito alcanzar un equilibrio </w:t>
+      </w:r>
+      <w:r>
+        <w:rPr>
+          <w:rFonts w:cs="Calibri"/>
+          <w:lang w:eastAsia="es-CO"/>
+        </w:rPr>
+        <w:t>armónico entre tres dimensiones interdependientes: la social, orientada a garantizar el acceso equitativo y universal a la energía; la económica, enfocada en asegurar la viabilidad financiera y la eficiencia del suministro a largo plazo; y la ambiental, dirigida a minimizar los impactos ecológicos mediante el uso responsable de los recursos</w:t>
+      </w:r>
+      <w:r>
+        <w:rPr>
+          <w:rFonts w:cs="Calibri"/>
+          <w:lang w:eastAsia="es-CO"/>
+        </w:rPr>
+        <w:t xml:space="preserve"> y la promoción de fuentes de energía limpias y renovables. La articulación de estas dimensiones permite avanzar hacia modelos energéticos que </w:t>
+      </w:r>
+      <w:r>
+        <w:rPr>
+          <w:rFonts w:cs="Calibri"/>
+          <w:lang w:eastAsia="es-CO"/>
+        </w:rPr>
+        <w:lastRenderedPageBreak/>
+        <w:t>contribuyan al desarrollo sostenible y a la reducción de las brechas sociales y territoriales.</w:t>
       </w:r>
     </w:p>
     <w:p>
@@ -1804,76 +1879,13 @@
           <w:rFonts w:cs="Calibri"/>
           <w:lang w:eastAsia="es-CO"/>
         </w:rPr>
-        <w:t>La energía no es únicamente un </w:t>
-      </w:r>
-      <w:r>
-        <w:rPr>
-          <w:rStyle w:val="Extranjerismo"/>
-          <w:lang w:eastAsia="es-CO"/>
-        </w:rPr>
-        <w:t>commodity</w:t>
-      </w:r>
-      <w:r>
-        <w:rPr>
-          <w:rFonts w:cs="Calibri"/>
-          <w:lang w:eastAsia="es-CO"/>
-        </w:rPr>
-        <w:t>; constituye un pilar fundamental para el desarrollo humano, la equidad social y el bienestar colectivo. El acceso a un suministro eléctrico confiable y de calidad es reconocido a nivel global como un factor clave para el fortalecimiento de la salud, la educación, la productividad y la generación de oportunidades económicas, especialmente en contextos rurales y territorios apartados.</w:t>
-      </w:r>
-    </w:p>
-    <w:p>
-      <w:pPr>
-        <w:spacing w:before="0" w:after="0"/>
-        <w:ind w:firstLine="633"/>
-        <w:rPr>
-          <w:rFonts w:cs="Calibri"/>
-          <w:lang w:eastAsia="es-CO"/>
-        </w:rPr>
-      </w:pPr>
-      <w:r>
-        <w:rPr>
-          <w:rFonts w:cs="Calibri"/>
-          <w:lang w:eastAsia="es-CO"/>
-        </w:rPr>
-        <w:t xml:space="preserve">En este sentido, la sostenibilidad energética tiene como propósito alcanzar un equilibrio </w:t>
-      </w:r>
-      <w:r>
-        <w:rPr>
-          <w:rFonts w:cs="Calibri"/>
-          <w:lang w:eastAsia="es-CO"/>
-        </w:rPr>
-        <w:t>armónico entre tres dimensiones interdependientes: la social, orientada a garantizar el acceso equitativo y universal a la energía; la económica, enfocada en asegurar la viabilidad financiera y la eficiencia del suministro a largo plazo; y la ambiental, dirigida a minimizar los impactos ecológicos mediante el uso responsable de los recursos</w:t>
-      </w:r>
-      <w:r>
-        <w:rPr>
-          <w:rFonts w:cs="Calibri"/>
-          <w:lang w:eastAsia="es-CO"/>
-        </w:rPr>
-        <w:t xml:space="preserve"> y la promoción de fuentes de energía limpias y renovables. La articulación de estas dimensiones permite avanzar hacia modelos energéticos que contribuyan al desarrollo sostenible y a la reducción de las brechas sociales y territoriales.</w:t>
-      </w:r>
-    </w:p>
-    <w:p>
-      <w:pPr>
-        <w:spacing w:before="0" w:after="0"/>
-        <w:ind w:firstLine="633"/>
-        <w:rPr>
-          <w:rFonts w:cs="Calibri"/>
-          <w:lang w:eastAsia="es-CO"/>
-        </w:rPr>
-      </w:pPr>
-      <w:r>
-        <w:rPr>
-          <w:rFonts w:cs="Calibri"/>
-          <w:lang w:eastAsia="es-CO"/>
-        </w:rPr>
-        <w:lastRenderedPageBreak/>
         <w:t>En este contexto, la meta de la sostenibilidad energética busca lograr un equilibrio entre tres pilares interdependientes:</w:t>
       </w:r>
     </w:p>
     <w:p>
       <w:pPr>
         <w:pStyle w:val="Tabla"/>
-        <w:spacing w:before="0" w:after="0" w:line="360" w:lineRule="auto"/>
+        <w:spacing w:after="0" w:line="360" w:lineRule="auto"/>
         <w:rPr>
           <w:lang w:eastAsia="es-CO"/>
         </w:rPr>
@@ -1888,13 +1900,13 @@
     <w:tbl>
       <w:tblPr>
         <w:tblStyle w:val="SENA"/>
-        <w:tblW w:w="9493" w:type="dxa"/>
+        <w:tblW w:w="9918" w:type="dxa"/>
         <w:tblLayout w:type="fixed"/>
         <w:tblLook w:val="04A0" w:firstRow="1" w:lastRow="0" w:firstColumn="1" w:lastColumn="0" w:noHBand="0" w:noVBand="1"/>
       </w:tblPr>
       <w:tblGrid>
-        <w:gridCol w:w="1980"/>
-        <w:gridCol w:w="7513"/>
+        <w:gridCol w:w="1555"/>
+        <w:gridCol w:w="8363"/>
       </w:tblGrid>
       <w:tr>
         <w:trPr>
@@ -1903,7 +1915,7 @@
         </w:trPr>
         <w:tc>
           <w:tcPr>
-            <w:tcW w:w="1980" w:type="dxa"/>
+            <w:tcW w:w="1555" w:type="dxa"/>
           </w:tcPr>
           <w:p>
             <w:pPr>
@@ -1924,7 +1936,7 @@
         </w:tc>
         <w:tc>
           <w:tcPr>
-            <w:tcW w:w="7513" w:type="dxa"/>
+            <w:tcW w:w="8363" w:type="dxa"/>
           </w:tcPr>
           <w:p>
             <w:pPr>
@@ -1950,7 +1962,7 @@
         </w:trPr>
         <w:tc>
           <w:tcPr>
-            <w:tcW w:w="1980" w:type="dxa"/>
+            <w:tcW w:w="1555" w:type="dxa"/>
           </w:tcPr>
           <w:p>
             <w:pPr>
@@ -1972,7 +1984,7 @@
         </w:tc>
         <w:tc>
           <w:tcPr>
-            <w:tcW w:w="7513" w:type="dxa"/>
+            <w:tcW w:w="8363" w:type="dxa"/>
           </w:tcPr>
           <w:p>
             <w:pPr>
@@ -1996,7 +2008,7 @@
       <w:tr>
         <w:tc>
           <w:tcPr>
-            <w:tcW w:w="1980" w:type="dxa"/>
+            <w:tcW w:w="1555" w:type="dxa"/>
           </w:tcPr>
           <w:p>
             <w:pPr>
@@ -2018,7 +2030,7 @@
         </w:tc>
         <w:tc>
           <w:tcPr>
-            <w:tcW w:w="7513" w:type="dxa"/>
+            <w:tcW w:w="8363" w:type="dxa"/>
           </w:tcPr>
           <w:p>
             <w:pPr>
@@ -2045,7 +2057,7 @@
         </w:trPr>
         <w:tc>
           <w:tcPr>
-            <w:tcW w:w="1980" w:type="dxa"/>
+            <w:tcW w:w="1555" w:type="dxa"/>
           </w:tcPr>
           <w:p>
             <w:pPr>
@@ -2067,7 +2079,7 @@
         </w:tc>
         <w:tc>
           <w:tcPr>
-            <w:tcW w:w="7513" w:type="dxa"/>
+            <w:tcW w:w="8363" w:type="dxa"/>
           </w:tcPr>
           <w:p>
             <w:pPr>
@@ -2091,6 +2103,52 @@
     </w:tbl>
     <w:p>
       <w:pPr>
+        <w:pStyle w:val="Prrafodelista"/>
+        <w:spacing w:before="0" w:after="0" w:line="240" w:lineRule="auto"/>
+        <w:ind w:left="864" w:firstLine="0"/>
+        <w:rPr>
+          <w:b/>
+          <w:bCs/>
+        </w:rPr>
+      </w:pPr>
+    </w:p>
+    <w:p>
+      <w:pPr>
+        <w:pStyle w:val="Prrafodelista"/>
+        <w:numPr>
+          <w:ilvl w:val="0"/>
+          <w:numId w:val="9"/>
+        </w:numPr>
+        <w:spacing w:after="0"/>
+        <w:rPr>
+          <w:b/>
+          <w:bCs/>
+        </w:rPr>
+      </w:pPr>
+      <w:r>
+        <w:rPr>
+          <w:b/>
+          <w:bCs/>
+        </w:rPr>
+        <w:t xml:space="preserve">El </w:t>
+      </w:r>
+      <w:r>
+        <w:rPr>
+          <w:b/>
+          <w:bCs/>
+        </w:rPr>
+        <w:t>c</w:t>
+      </w:r>
+      <w:r>
+        <w:rPr>
+          <w:b/>
+          <w:bCs/>
+        </w:rPr>
+        <w:t>ontexto de las Zonas No Interconectadas (ZNI)</w:t>
+      </w:r>
+    </w:p>
+    <w:p>
+      <w:pPr>
         <w:spacing w:before="0" w:after="0"/>
         <w:ind w:firstLine="633"/>
         <w:rPr>
@@ -2098,6 +2156,13 @@
           <w:lang w:eastAsia="es-CO"/>
         </w:rPr>
       </w:pPr>
+      <w:r>
+        <w:rPr>
+          <w:rFonts w:cs="Calibri"/>
+          <w:lang w:eastAsia="es-CO"/>
+        </w:rPr>
+        <w:t>El Sistema Interconectado Nacional (SIN) es la columna vertebral de la infraestructura eléctrica colombiana. Sin embargo, una parte significativa del territorio nacional se clasifica como Zonas No Interconectadas (ZNI).</w:t>
+      </w:r>
     </w:p>
     <w:p>
       <w:pPr>
@@ -2105,37 +2170,17 @@
         <w:ind w:firstLine="633"/>
         <w:rPr>
           <w:rFonts w:cs="Calibri"/>
-          <w:b/>
-          <w:bCs/>
-          <w:lang w:eastAsia="es-CO"/>
-        </w:rPr>
-      </w:pPr>
-      <w:r>
-        <w:rPr>
-          <w:rFonts w:cs="Calibri"/>
-          <w:b/>
-          <w:bCs/>
-          <w:lang w:eastAsia="es-CO"/>
-        </w:rPr>
-        <w:t xml:space="preserve">El </w:t>
-      </w:r>
-      <w:r>
-        <w:rPr>
-          <w:rFonts w:cs="Calibri"/>
-          <w:b/>
-          <w:bCs/>
-          <w:lang w:eastAsia="es-CO"/>
-        </w:rPr>
-        <w:t>c</w:t>
-      </w:r>
-      <w:r>
-        <w:rPr>
-          <w:rFonts w:cs="Calibri"/>
-          <w:b/>
-          <w:bCs/>
-          <w:lang w:eastAsia="es-CO"/>
-        </w:rPr>
-        <w:t>ontexto de las Zonas No Interconectadas (ZNI)</w:t>
+          <w:szCs w:val="28"/>
+          <w:lang w:eastAsia="es-CO"/>
+        </w:rPr>
+      </w:pPr>
+      <w:r>
+        <w:rPr>
+          <w:rFonts w:cs="Calibri"/>
+          <w:szCs w:val="28"/>
+          <w:lang w:eastAsia="es-CO"/>
+        </w:rPr>
+        <w:t>Las ZNI están distribuidas principalmente en áreas de frontera, Amazonía y la Costa Pacífica, y a menudo son hogar de comunidades étnicas y rurales. Esta condición genera una realidad energética precaria.</w:t>
       </w:r>
     </w:p>
     <w:p>
@@ -2144,16 +2189,10 @@
         <w:ind w:firstLine="633"/>
         <w:rPr>
           <w:rFonts w:cs="Calibri"/>
-          <w:lang w:eastAsia="es-CO"/>
-        </w:rPr>
-      </w:pPr>
-      <w:r>
-        <w:rPr>
-          <w:rFonts w:cs="Calibri"/>
-          <w:lang w:eastAsia="es-CO"/>
-        </w:rPr>
-        <w:t>El Sistema Interconectado Nacional (SIN) es la columna vertebral de la infraestructura eléctrica colombiana. Sin embargo, una parte significativa del territorio nacional se clasifica como Zonas No Interconectadas (ZNI).</w:t>
-      </w:r>
+          <w:szCs w:val="28"/>
+          <w:lang w:eastAsia="es-CO"/>
+        </w:rPr>
+      </w:pPr>
     </w:p>
     <w:p>
       <w:pPr>
@@ -2171,12 +2210,12 @@
           <w:szCs w:val="28"/>
           <w:lang w:eastAsia="es-CO"/>
         </w:rPr>
-        <w:t>Las ZNI están distribuidas principalmente en áreas de frontera, Amazonía y la Costa Pacífica, y a menudo son hogar de comunidades étnicas y rurales. Esta condición genera una realidad energética precaria.</w:t>
-      </w:r>
-    </w:p>
-    <w:p>
-      <w:pPr>
-        <w:spacing w:before="0" w:after="0"/>
+        <w:t>El Artículo 1 de la Ley 855 de 2003 establece que “para todos los efectos relacionados con la prestación del servicio público de energía eléctrica se entiende por Zonas No Interconectadas a los municipios, corregimientos, localidades y caseríos no conectados al Sistema Interconectado Nacional”.</w:t>
+      </w:r>
+    </w:p>
+    <w:p>
+      <w:pPr>
+        <w:spacing w:after="0"/>
         <w:ind w:firstLine="633"/>
         <w:rPr>
           <w:rFonts w:cs="Calibri"/>
@@ -2184,10 +2223,18 @@
           <w:lang w:eastAsia="es-CO"/>
         </w:rPr>
       </w:pPr>
-    </w:p>
-    <w:p>
-      <w:pPr>
-        <w:spacing w:before="0" w:after="0"/>
+      <w:r>
+        <w:rPr>
+          <w:rFonts w:cs="Calibri"/>
+          <w:szCs w:val="28"/>
+          <w:lang w:eastAsia="es-CO"/>
+        </w:rPr>
+        <w:t>Las Zonas No Interconectadas (ZNI) en Colombia corresponden a un aproximado del 53 % del territorio nacional, correspondiente a cuatro (4) departamentos totalmente ZNI, catorce (14) con regiones ZNI - SIN, setenta y siete (77) municipios ZNI y dieciséis (16) áreas no municipalizadas, de acuerdo con lo reportado por el Centro Nacional de Monitoreo (CNM) para 2023.</w:t>
+      </w:r>
+    </w:p>
+    <w:p>
+      <w:pPr>
+        <w:spacing w:after="0"/>
         <w:ind w:firstLine="633"/>
         <w:rPr>
           <w:rFonts w:cs="Calibri"/>
@@ -2201,13 +2248,59 @@
           <w:szCs w:val="28"/>
           <w:lang w:eastAsia="es-CO"/>
         </w:rPr>
+        <w:t>De acuerdo con el CNM, para el año 2023 se identificaron 1750 localidades ZNI, sin embargo, únicamente se realizó el monitoreo de aproximadamente 252.000 usuarios residenciales rurales, correspondiente a 134 localidades, es decir el 11 % del total, en su mayoría atendidos por sistemas de generación con diésel como combustible, esto teniendo en cuenta que en su mayoría cuentan con una densidad poblacional importante, lo que genera facilidad de acceso para la información.</w:t>
+      </w:r>
+    </w:p>
+    <w:p>
+      <w:pPr>
+        <w:spacing w:after="0"/>
+        <w:ind w:firstLine="633"/>
+        <w:rPr>
+          <w:rFonts w:cs="Calibri"/>
+          <w:szCs w:val="28"/>
+          <w:lang w:eastAsia="es-CO"/>
+        </w:rPr>
+      </w:pPr>
+      <w:r>
+        <w:rPr>
+          <w:rFonts w:cs="Calibri"/>
+          <w:szCs w:val="28"/>
+          <w:lang w:eastAsia="es-CO"/>
+        </w:rPr>
+        <w:t>Cabe destacar que para las localidades que cuentan con seguimiento del CNM, únicamente el 34 % de los usuarios reportan 24 horas continuas de servicio de energía eléctrica, y con mayor proporción en un promedio de 5 a 10 horas diarias se reportan cerca del 41 % de los usuarios centralizados.</w:t>
+      </w:r>
+    </w:p>
+    <w:p>
+      <w:pPr>
+        <w:spacing w:after="0"/>
+        <w:ind w:firstLine="633"/>
+        <w:rPr>
+          <w:rFonts w:cs="Calibri"/>
+          <w:szCs w:val="28"/>
+          <w:lang w:eastAsia="es-CO"/>
+        </w:rPr>
+      </w:pPr>
+      <w:r>
+        <w:rPr>
+          <w:rFonts w:cs="Calibri"/>
+          <w:szCs w:val="28"/>
+          <w:lang w:eastAsia="es-CO"/>
+        </w:rPr>
+        <w:t xml:space="preserve">En la figura 1 se presenta la distribución de los usuarios ubicados en las Zonas No Interconectadas (ZNI), concentrados principalmente en regiones estratégicas del país como la Orinoquía (Llanos Orientales), la Amazonía, la región Pacífica (incluyendo los </w:t>
+      </w:r>
+      <w:r>
+        <w:rPr>
+          <w:rFonts w:cs="Calibri"/>
+          <w:szCs w:val="28"/>
+          <w:lang w:eastAsia="es-CO"/>
+        </w:rPr>
         <w:lastRenderedPageBreak/>
-        <w:t>El Artículo 1 de la Ley 855 de 2003 establece que “para todos los efectos relacionados con la prestación del servicio público de energía eléctrica se entiende por Zonas No Interconectadas a los municipios, corregimientos, localidades y caseríos no conectados al Sistema Interconectado Nacional”.</w:t>
-      </w:r>
-    </w:p>
-    <w:p>
-      <w:pPr>
-        <w:spacing w:before="0" w:after="0"/>
+        <w:t>departamentos de Chocó, Valle del Cauca, Cauca y Nariño) y el Archipiélago de San Andrés, Providencia y Santa Catalina. Estas zonas se caracterizan por presentar bajos niveles de consumo de energía eléctrica, limitada capacidad de pago por parte de la población y elevados costos asociados a la prestación del servicio.</w:t>
+      </w:r>
+    </w:p>
+    <w:p>
+      <w:pPr>
+        <w:spacing w:after="0"/>
         <w:ind w:firstLine="633"/>
         <w:rPr>
           <w:rFonts w:cs="Calibri"/>
@@ -2215,133 +2308,12 @@
           <w:lang w:eastAsia="es-CO"/>
         </w:rPr>
       </w:pPr>
-    </w:p>
-    <w:p>
-      <w:pPr>
-        <w:spacing w:before="0" w:after="0"/>
-        <w:ind w:firstLine="633"/>
+      <w:r>
         <w:rPr>
           <w:rFonts w:cs="Calibri"/>
           <w:szCs w:val="28"/>
           <w:lang w:eastAsia="es-CO"/>
         </w:rPr>
-      </w:pPr>
-      <w:r>
-        <w:rPr>
-          <w:rFonts w:cs="Calibri"/>
-          <w:szCs w:val="28"/>
-          <w:lang w:eastAsia="es-CO"/>
-        </w:rPr>
-        <w:t>Las Zonas No Interconectadas (ZNI) en Colombia corresponden a un aproximado del 53 % del territorio nacional, correspondiente a cuatro (4) departamentos totalmente ZNI, catorce (14) con regiones ZNI - SIN, setenta y siete (77) municipios ZNI y dieciséis (16) áreas no municipalizadas, de acuerdo con lo reportado por el Centro Nacional de Monitoreo (CNM) para 2023.</w:t>
-      </w:r>
-    </w:p>
-    <w:p>
-      <w:pPr>
-        <w:spacing w:before="0" w:after="0"/>
-        <w:ind w:firstLine="633"/>
-        <w:rPr>
-          <w:rFonts w:cs="Calibri"/>
-          <w:szCs w:val="28"/>
-          <w:lang w:eastAsia="es-CO"/>
-        </w:rPr>
-      </w:pPr>
-    </w:p>
-    <w:p>
-      <w:pPr>
-        <w:spacing w:before="0" w:after="0"/>
-        <w:ind w:firstLine="633"/>
-        <w:rPr>
-          <w:rFonts w:cs="Calibri"/>
-          <w:szCs w:val="28"/>
-          <w:lang w:eastAsia="es-CO"/>
-        </w:rPr>
-      </w:pPr>
-      <w:r>
-        <w:rPr>
-          <w:rFonts w:cs="Calibri"/>
-          <w:szCs w:val="28"/>
-          <w:lang w:eastAsia="es-CO"/>
-        </w:rPr>
-        <w:t>De acuerdo con el CNM, para el año 2023 se identificaron 1750 localidades ZNI, sin embargo, únicamente se realizó el monitoreo de aproximadamente 252.000 usuarios residenciales rurales, correspondiente a 134 localidades, es decir el 11 % del total, en su mayoría atendidos por sistemas de generación con diésel como combustible, esto teniendo en cuenta que en su mayoría cuentan con una densidad poblacional importante, lo que genera facilidad de acceso para la información.</w:t>
-      </w:r>
-    </w:p>
-    <w:p>
-      <w:pPr>
-        <w:spacing w:before="0" w:after="0"/>
-        <w:ind w:firstLine="633"/>
-        <w:rPr>
-          <w:rFonts w:cs="Calibri"/>
-          <w:szCs w:val="28"/>
-          <w:lang w:eastAsia="es-CO"/>
-        </w:rPr>
-      </w:pPr>
-    </w:p>
-    <w:p>
-      <w:pPr>
-        <w:spacing w:before="0" w:after="0"/>
-        <w:ind w:firstLine="633"/>
-        <w:rPr>
-          <w:rFonts w:cs="Calibri"/>
-          <w:szCs w:val="28"/>
-          <w:lang w:eastAsia="es-CO"/>
-        </w:rPr>
-      </w:pPr>
-      <w:r>
-        <w:rPr>
-          <w:rFonts w:cs="Calibri"/>
-          <w:szCs w:val="28"/>
-          <w:lang w:eastAsia="es-CO"/>
-        </w:rPr>
-        <w:t>Cabe destacar que para las localidades que cuentan con seguimiento del CNM, únicamente el 34 % de los usuarios reportan 24 horas continuas de servicio de energía eléctrica, y con mayor proporción en un promedio de 5 a 10 horas diarias se reportan cerca del 41 % de los usuarios centralizados.</w:t>
-      </w:r>
-    </w:p>
-    <w:p>
-      <w:pPr>
-        <w:spacing w:before="0" w:after="0"/>
-        <w:ind w:firstLine="633"/>
-        <w:rPr>
-          <w:rFonts w:cs="Calibri"/>
-          <w:szCs w:val="28"/>
-          <w:lang w:eastAsia="es-CO"/>
-        </w:rPr>
-      </w:pPr>
-    </w:p>
-    <w:p>
-      <w:pPr>
-        <w:spacing w:before="0" w:after="0"/>
-        <w:ind w:firstLine="633"/>
-        <w:rPr>
-          <w:rFonts w:cs="Calibri"/>
-          <w:szCs w:val="28"/>
-          <w:lang w:eastAsia="es-CO"/>
-        </w:rPr>
-      </w:pPr>
-      <w:r>
-        <w:rPr>
-          <w:rFonts w:cs="Calibri"/>
-          <w:szCs w:val="28"/>
-          <w:lang w:eastAsia="es-CO"/>
-        </w:rPr>
-        <w:lastRenderedPageBreak/>
-        <w:t>En la figura 1 se presenta la distribución de los usuarios ubicados en las Zonas No Interconectadas (ZNI), concentrados principalmente en regiones estratégicas del país como la Orinoquía (Llanos Orientales), la Amazonía, la región Pacífica (incluyendo los departamentos de Chocó, Valle del Cauca, Cauca y Nariño) y el Archipiélago de San Andrés, Providencia y Santa Catalina. Estas zonas se caracterizan por presentar bajos niveles de consumo de energía eléctrica, limitada capacidad de pago por parte de la población y elevados costos asociados a la prestación del servicio.</w:t>
-      </w:r>
-    </w:p>
-    <w:p>
-      <w:pPr>
-        <w:spacing w:before="0" w:after="0"/>
-        <w:ind w:firstLine="633"/>
-        <w:rPr>
-          <w:rFonts w:cs="Calibri"/>
-          <w:szCs w:val="28"/>
-          <w:lang w:eastAsia="es-CO"/>
-        </w:rPr>
-      </w:pPr>
-      <w:r>
-        <w:rPr>
-          <w:rFonts w:cs="Calibri"/>
-          <w:szCs w:val="28"/>
-          <w:lang w:eastAsia="es-CO"/>
-        </w:rPr>
         <w:t>Adicionalmente, la figura ilustra la localización de proyectos de generación eléctrica que utilizan diversas fuentes energéticas, evidenciando la relación entre la ubicación de los usuarios en ZNI y las alternativas de generación disponibles en el territorio nacional.</w:t>
       </w:r>
     </w:p>
@@ -2350,16 +2322,9 @@
         <w:pStyle w:val="Figura"/>
       </w:pPr>
       <w:r>
-        <w:t>Figura 1.</w:t>
-      </w:r>
-      <w:r>
-        <w:t xml:space="preserve"> </w:t>
-      </w:r>
-      <w:r>
-        <w:rPr>
-          <w:b w:val="0"/>
-          <w:bCs w:val="0"/>
-        </w:rPr>
+        <w:t xml:space="preserve">Figura 1. </w:t>
+      </w:r>
+      <w:r>
         <w:t>Caracterización energética en ZNI</w:t>
       </w:r>
     </w:p>
@@ -2381,9 +2346,9 @@
           <w:lang w:eastAsia="es-CO"/>
         </w:rPr>
         <w:drawing>
-          <wp:inline distT="0" distB="0" distL="0" distR="0" wp14:anchorId="14DED373" wp14:editId="38F9E6C2">
-            <wp:extent cx="2889739" cy="3063659"/>
-            <wp:effectExtent l="0" t="0" r="6350" b="3810"/>
+          <wp:inline distT="0" distB="0" distL="0" distR="0" wp14:anchorId="14DED373" wp14:editId="37F74731">
+            <wp:extent cx="4257675" cy="4513926"/>
+            <wp:effectExtent l="0" t="0" r="0" b="1270"/>
             <wp:docPr id="1303181399" name="Imagen 10" descr="La figura es un mapa de Colombia que ilustra la distribución geográfica de las Zonas No Interconectadas (ZNI), las cuales se extienden predominantemente por las áreas periféricas, fronterizas y departamentos de la Amazonía y el Pacífico (resaltadas en verde). El mapa utiliza una leyenda con íconos para señalar las fuentes de generación eléctrica que operan en estas zonas, destacando la presencia de sistemas basados en diésel (círculos naranjas y amarillos), así como puntos específicos donde operan soluciones renovables, como sistemas Solar Fotovoltaico (SFV), biomasa e hidroeléctricas pequeñas, lo que subraya el desafío de cobertura y la variedad de soluciones descentralizadas que coexisten en el territorio colombiano."/>
             <wp:cNvGraphicFramePr>
               <a:graphicFrameLocks xmlns:a="http://schemas.openxmlformats.org/drawingml/2006/main" noChangeAspect="1"/>
@@ -2413,7 +2378,7 @@
                   <pic:spPr bwMode="auto">
                     <a:xfrm>
                       <a:off x="0" y="0"/>
-                      <a:ext cx="2924680" cy="3100703"/>
+                      <a:ext cx="4260515" cy="4516937"/>
                     </a:xfrm>
                     <a:prstGeom prst="rect">
                       <a:avLst/>
@@ -2446,6 +2411,7 @@
           <w:bCs/>
           <w:lang w:eastAsia="es-CO"/>
         </w:rPr>
+        <w:lastRenderedPageBreak/>
         <w:t>Fuente:</w:t>
       </w:r>
       <w:r>
@@ -2472,7 +2438,7 @@
     </w:p>
     <w:p>
       <w:pPr>
-        <w:spacing w:before="0" w:after="0"/>
+        <w:spacing w:after="0"/>
         <w:ind w:firstLine="633"/>
         <w:rPr>
           <w:rFonts w:cs="Calibri"/>
@@ -2484,7 +2450,6 @@
           <w:rFonts w:cs="Calibri"/>
           <w:lang w:eastAsia="es-CO"/>
         </w:rPr>
-        <w:lastRenderedPageBreak/>
         <w:t>Según los datos reportados por CNM, la matriz energética en ZNI se compone principalmente por generación con combustibles fósiles en un 84 %, mientras que el restante es asumido por Fuentes No Convencionales de Energía Renovable (FNCER) siendo mayoritariamente implementados Sistemas Individuales Solares Fotovoltaicos (SISFV), tal como se aprecia en la Figura 2.</w:t>
       </w:r>
     </w:p>
@@ -2499,6 +2464,10 @@
         <w:t xml:space="preserve"> </w:t>
       </w:r>
       <w:r>
+        <w:rPr>
+          <w:b w:val="0"/>
+          <w:bCs w:val="0"/>
+        </w:rPr>
         <w:t>Matriz energética en las ZNI</w:t>
       </w:r>
     </w:p>
@@ -2519,9 +2488,9 @@
           <w:lang w:eastAsia="es-CO"/>
         </w:rPr>
         <w:drawing>
-          <wp:inline distT="0" distB="0" distL="0" distR="0" wp14:anchorId="3AC70242" wp14:editId="6F7089DE">
-            <wp:extent cx="5193323" cy="1869787"/>
-            <wp:effectExtent l="0" t="0" r="7620" b="0"/>
+          <wp:inline distT="0" distB="0" distL="0" distR="0" wp14:anchorId="3AC70242" wp14:editId="48A01BF9">
+            <wp:extent cx="4680000" cy="1684972"/>
+            <wp:effectExtent l="0" t="0" r="6350" b="0"/>
             <wp:docPr id="190456389" name="Imagen 12" descr="Muestra la matriz eléctrica ZNI, con una capacidad instalada total de 311.439 kW. El gráfico circular de la izquierda indica la fuerte dependencia de los combustibles fósiles, pues la Capacidad Diésel domina con 262.433 kW (84 %). En contraste, la Capacidad FNCER (Fuentes No Convencionales de Energía Renovable) es de solo 49.006 kW (16 %). Al analizar el desglose de las FNCER (lado derecho), se observa que la mayor contribución proviene de los Sistemas Solares Fotovoltaicos Individuales (SISFV) con 34.109 kW (70 % del total FNCER), seguidos en menor medida por la Solar Centralizada, Biomasa, Pequeñas Centrales Hidroeléctricas (PCH) y la generación a partir de Residuos Sólidos Urbanos (RSU)."/>
             <wp:cNvGraphicFramePr>
               <a:graphicFrameLocks xmlns:a="http://schemas.openxmlformats.org/drawingml/2006/main" noChangeAspect="1"/>
@@ -2551,7 +2520,7 @@
                   <pic:spPr bwMode="auto">
                     <a:xfrm>
                       <a:off x="0" y="0"/>
-                      <a:ext cx="5231179" cy="1883417"/>
+                      <a:ext cx="4680000" cy="1684972"/>
                     </a:xfrm>
                     <a:prstGeom prst="rect">
                       <a:avLst/>
@@ -2593,13 +2562,24 @@
     </w:p>
     <w:p>
       <w:pPr>
-        <w:spacing w:before="0" w:after="0"/>
-        <w:ind w:firstLine="0"/>
-        <w:rPr>
-          <w:rFonts w:cs="Calibri"/>
-          <w:lang w:eastAsia="es-CO"/>
-        </w:rPr>
-      </w:pPr>
+        <w:pStyle w:val="Prrafodelista"/>
+        <w:numPr>
+          <w:ilvl w:val="0"/>
+          <w:numId w:val="9"/>
+        </w:numPr>
+        <w:spacing w:after="0"/>
+        <w:rPr>
+          <w:b/>
+          <w:bCs/>
+        </w:rPr>
+      </w:pPr>
+      <w:r>
+        <w:rPr>
+          <w:b/>
+          <w:bCs/>
+        </w:rPr>
+        <w:t>Consecuencias de la falta de energía continua</w:t>
+      </w:r>
     </w:p>
     <w:p>
       <w:pPr>
@@ -2607,19 +2587,15 @@
         <w:ind w:firstLine="633"/>
         <w:rPr>
           <w:rFonts w:cs="Calibri"/>
-          <w:b/>
-          <w:bCs/>
-          <w:lang w:eastAsia="es-CO"/>
-        </w:rPr>
-      </w:pPr>
-      <w:r>
-        <w:rPr>
-          <w:rFonts w:cs="Calibri"/>
-          <w:b/>
-          <w:bCs/>
-          <w:lang w:eastAsia="es-CO"/>
-        </w:rPr>
-        <w:t>Consecuencias de la falta de energía continua</w:t>
+          <w:lang w:eastAsia="es-CO"/>
+        </w:rPr>
+      </w:pPr>
+      <w:r>
+        <w:rPr>
+          <w:rFonts w:cs="Calibri"/>
+          <w:lang w:eastAsia="es-CO"/>
+        </w:rPr>
+        <w:t>La dependencia de soluciones energéticas ineficientes en las Zonas No Interconectadas (ZNI) constituye una barrera significativa para el desarrollo integral de los territorios, generando impactos negativos a nivel técnico, socioeconómico y ambiental. Estas consecuencias se manifiestan principalmente en los siguientes aspectos:</w:t>
       </w:r>
     </w:p>
     <w:p>
@@ -2636,12 +2612,30 @@
           <w:rFonts w:cs="Calibri"/>
           <w:lang w:eastAsia="es-CO"/>
         </w:rPr>
-        <w:t>La dependencia de soluciones energéticas ineficientes en las Zonas No Interconectadas (ZNI) constituye una barrera significativa para el desarrollo integral de los territorios, generando impactos negativos a nivel técnico, socioeconómico y ambiental. Estas consecuencias se manifiestan principalmente en los siguientes aspectos:</w:t>
-      </w:r>
-    </w:p>
-    <w:p>
-      <w:pPr>
-        <w:spacing w:before="0" w:after="0"/>
+        <w:t xml:space="preserve">La generación eléctrica en las ZNI se realiza, en su mayoría, mediante plantas que operan con diésel, cuyo combustible debe ser transportado a través de rutas complejas </w:t>
+      </w:r>
+      <w:r>
+        <w:rPr>
+          <w:rFonts w:cs="Calibri"/>
+          <w:lang w:eastAsia="es-CO"/>
+        </w:rPr>
+        <w:lastRenderedPageBreak/>
+        <w:t xml:space="preserve">y de alto costo logístico. Esta situación deriva en un suministro intermitente, con una disponibilidad limitada de energía que suele oscilar entre 4 y 6 horas diarias, lo que restringe el uso productivo del servicio en horarios nocturnos y matutinos. Asimismo, los elevados costos operacionales </w:t>
+      </w:r>
+      <w:r>
+        <w:t>(OPEX)</w:t>
+      </w:r>
+      <w:r>
+        <w:rPr>
+          <w:rFonts w:cs="Calibri"/>
+          <w:lang w:eastAsia="es-CO"/>
+        </w:rPr>
+        <w:t xml:space="preserve"> hacen que el precio del kilovatio - hora (kWh) sea considerablemente superior al del Sistema Interconectado Nacional (SIN), pudiendo alcanzar valores hasta cinco veces mayores.</w:t>
+      </w:r>
+    </w:p>
+    <w:p>
+      <w:pPr>
+        <w:spacing w:after="0"/>
         <w:ind w:firstLine="633"/>
         <w:rPr>
           <w:rFonts w:cs="Calibri"/>
@@ -2653,47 +2647,12 @@
           <w:rFonts w:cs="Calibri"/>
           <w:lang w:eastAsia="es-CO"/>
         </w:rPr>
-        <w:t xml:space="preserve">La generación eléctrica en las ZNI se realiza, en su mayoría, mediante plantas que operan con diésel, cuyo combustible debe ser transportado a través de rutas complejas y de alto costo logístico. Esta situación deriva en un suministro intermitente, con una disponibilidad limitada de energía que suele </w:t>
-      </w:r>
-      <w:r>
-        <w:rPr>
-          <w:rFonts w:cs="Calibri"/>
-          <w:lang w:eastAsia="es-CO"/>
-        </w:rPr>
-        <w:lastRenderedPageBreak/>
-        <w:t xml:space="preserve">oscilar entre 4 y 6 horas diarias, lo que restringe el uso productivo del servicio en horarios nocturnos y matutinos. Asimismo, los elevados costos operacionales </w:t>
-      </w:r>
-      <w:r>
-        <w:t>(OPEX)</w:t>
-      </w:r>
-      <w:r>
-        <w:rPr>
-          <w:rFonts w:cs="Calibri"/>
-          <w:lang w:eastAsia="es-CO"/>
-        </w:rPr>
-        <w:t xml:space="preserve"> hacen que el precio del kilovatio - hora (kWh) sea considerablemente superior al del Sistema Interconectado Nacional (SIN), pudiendo alcanzar valores hasta cinco veces mayores.</w:t>
-      </w:r>
-    </w:p>
-    <w:p>
-      <w:pPr>
-        <w:spacing w:before="0" w:after="0"/>
-        <w:ind w:firstLine="633"/>
-        <w:rPr>
-          <w:rFonts w:cs="Calibri"/>
-          <w:lang w:eastAsia="es-CO"/>
-        </w:rPr>
-      </w:pPr>
-      <w:r>
-        <w:rPr>
-          <w:rFonts w:cs="Calibri"/>
-          <w:lang w:eastAsia="es-CO"/>
-        </w:rPr>
         <w:t>Desde el punto de vista socioeconómico, la falta de un suministro continuo afecta de manera directa sectores clave como la salud y la educación, al limitar la refrigeración de vacunas y medicamentos, así como el uso de tecnologías y la ampliación de los horarios académicos. De igual forma, la baja disponibilidad energética impide el funcionamiento de microempresas, sistemas de refrigeración de alimentos y procesos productivos locales, reduciendo las oportunidades de generación de ingresos y el aprovechamiento de las cosechas.</w:t>
       </w:r>
     </w:p>
     <w:p>
       <w:pPr>
-        <w:spacing w:before="0" w:after="0"/>
+        <w:spacing w:after="0"/>
         <w:ind w:firstLine="633"/>
         <w:rPr>
           <w:rFonts w:cs="Calibri"/>
@@ -2725,14 +2684,14 @@
     <w:tbl>
       <w:tblPr>
         <w:tblStyle w:val="SENA"/>
-        <w:tblW w:w="10488" w:type="dxa"/>
+        <w:tblW w:w="10060" w:type="dxa"/>
         <w:tblLayout w:type="fixed"/>
         <w:tblLook w:val="04A0" w:firstRow="1" w:lastRow="0" w:firstColumn="1" w:lastColumn="0" w:noHBand="0" w:noVBand="1"/>
       </w:tblPr>
       <w:tblGrid>
         <w:gridCol w:w="2263"/>
-        <w:gridCol w:w="2794"/>
-        <w:gridCol w:w="5431"/>
+        <w:gridCol w:w="2127"/>
+        <w:gridCol w:w="5670"/>
       </w:tblGrid>
       <w:tr>
         <w:trPr>
@@ -2764,7 +2723,7 @@
         </w:tc>
         <w:tc>
           <w:tcPr>
-            <w:tcW w:w="2794" w:type="dxa"/>
+            <w:tcW w:w="2127" w:type="dxa"/>
           </w:tcPr>
           <w:p>
             <w:pPr>
@@ -2787,7 +2746,7 @@
         </w:tc>
         <w:tc>
           <w:tcPr>
-            <w:tcW w:w="5431" w:type="dxa"/>
+            <w:tcW w:w="5670" w:type="dxa"/>
           </w:tcPr>
           <w:p>
             <w:pPr>
@@ -2861,7 +2820,7 @@
         </w:tc>
         <w:tc>
           <w:tcPr>
-            <w:tcW w:w="2794" w:type="dxa"/>
+            <w:tcW w:w="2127" w:type="dxa"/>
           </w:tcPr>
           <w:p>
             <w:pPr>
@@ -2885,7 +2844,7 @@
         </w:tc>
         <w:tc>
           <w:tcPr>
-            <w:tcW w:w="5431" w:type="dxa"/>
+            <w:tcW w:w="5670" w:type="dxa"/>
           </w:tcPr>
           <w:p>
             <w:pPr>
@@ -2927,7 +2886,7 @@
         </w:tc>
         <w:tc>
           <w:tcPr>
-            <w:tcW w:w="2794" w:type="dxa"/>
+            <w:tcW w:w="2127" w:type="dxa"/>
           </w:tcPr>
           <w:p>
             <w:pPr>
@@ -2951,7 +2910,7 @@
         </w:tc>
         <w:tc>
           <w:tcPr>
-            <w:tcW w:w="5431" w:type="dxa"/>
+            <w:tcW w:w="5670" w:type="dxa"/>
           </w:tcPr>
           <w:p>
             <w:pPr>
@@ -2969,16 +2928,7 @@
                 <w:sz w:val="28"/>
                 <w:szCs w:val="28"/>
               </w:rPr>
-              <w:t xml:space="preserve">Dependencia del diésel con altos costos de transporte, lo que incrementa </w:t>
-            </w:r>
-            <w:r>
-              <w:rPr>
-                <w:rFonts w:asciiTheme="minorHAnsi" w:hAnsiTheme="minorHAnsi" w:cstheme="minorHAnsi"/>
-                <w:sz w:val="28"/>
-                <w:szCs w:val="28"/>
-              </w:rPr>
-              <w:lastRenderedPageBreak/>
-              <w:t>significativamente el precio final del kWh frente al SIN.</w:t>
+              <w:t>Dependencia del diésel con altos costos de transporte, lo que incrementa significativamente el precio final del kWh frente al SIN.</w:t>
             </w:r>
           </w:p>
         </w:tc>
@@ -3009,14 +2959,13 @@
                 <w:sz w:val="28"/>
                 <w:szCs w:val="28"/>
               </w:rPr>
-              <w:lastRenderedPageBreak/>
               <w:t>Socioeconómica</w:t>
             </w:r>
           </w:p>
         </w:tc>
         <w:tc>
           <w:tcPr>
-            <w:tcW w:w="2794" w:type="dxa"/>
+            <w:tcW w:w="2127" w:type="dxa"/>
           </w:tcPr>
           <w:p>
             <w:pPr>
@@ -3040,7 +2989,7 @@
         </w:tc>
         <w:tc>
           <w:tcPr>
-            <w:tcW w:w="5431" w:type="dxa"/>
+            <w:tcW w:w="5670" w:type="dxa"/>
           </w:tcPr>
           <w:p>
             <w:pPr>
@@ -3082,7 +3031,7 @@
         </w:tc>
         <w:tc>
           <w:tcPr>
-            <w:tcW w:w="2794" w:type="dxa"/>
+            <w:tcW w:w="2127" w:type="dxa"/>
           </w:tcPr>
           <w:p>
             <w:pPr>
@@ -3106,7 +3055,7 @@
         </w:tc>
         <w:tc>
           <w:tcPr>
-            <w:tcW w:w="5431" w:type="dxa"/>
+            <w:tcW w:w="5670" w:type="dxa"/>
           </w:tcPr>
           <w:p>
             <w:pPr>
@@ -3163,7 +3112,7 @@
         </w:tc>
         <w:tc>
           <w:tcPr>
-            <w:tcW w:w="2794" w:type="dxa"/>
+            <w:tcW w:w="2127" w:type="dxa"/>
           </w:tcPr>
           <w:p>
             <w:pPr>
@@ -3187,7 +3136,7 @@
         </w:tc>
         <w:tc>
           <w:tcPr>
-            <w:tcW w:w="5431" w:type="dxa"/>
+            <w:tcW w:w="5670" w:type="dxa"/>
           </w:tcPr>
           <w:p>
             <w:pPr>
@@ -3281,25 +3230,18 @@
     </w:p>
     <w:p>
       <w:pPr>
-        <w:rPr>
-          <w:lang w:eastAsia="es-CO"/>
-        </w:rPr>
-      </w:pPr>
-    </w:p>
-    <w:p>
-      <w:pPr>
-        <w:rPr>
-          <w:lang w:eastAsia="es-CO"/>
-        </w:rPr>
-      </w:pPr>
-    </w:p>
-    <w:p>
-      <w:pPr>
         <w:pStyle w:val="Titulosgenerales"/>
-      </w:pPr>
-      <w:bookmarkStart w:id="3" w:name="_Toc227595694"/>
+        <w:numPr>
+          <w:ilvl w:val="0"/>
+          <w:numId w:val="0"/>
+        </w:numPr>
+      </w:pPr>
+      <w:bookmarkStart w:id="3" w:name="_Toc242883683"/>
       <w:r>
         <w:lastRenderedPageBreak/>
+        <w:t xml:space="preserve">2. </w:t>
+      </w:r>
+      <w:r>
         <w:t>Marco normativo e institucional</w:t>
       </w:r>
       <w:bookmarkEnd w:id="3"/>
@@ -3389,7 +3331,7 @@
               </wp:inline>
             </w:drawing>
           </mc:Choice>
-          <mc:Fallback xmlns:oel="http://schemas.microsoft.com/office/2019/extlst" xmlns:w16du="http://schemas.microsoft.com/office/word/2023/wordml/word16du" xmlns:w16sdtfl="http://schemas.microsoft.com/office/word/2024/wordml/sdtformatlock">
+          <mc:Fallback>
             <w:pict>
               <v:rect w14:anchorId="6E43A78E" id="Rectángulo 14" o:spid="_x0000_s1026" style="width:24pt;height:24pt;visibility:visible;mso-wrap-style:square;mso-left-percent:-10001;mso-top-percent:-10001;mso-position-horizontal:absolute;mso-position-horizontal-relative:char;mso-position-vertical:absolute;mso-position-vertical-relative:line;mso-left-percent:-10001;mso-top-percent:-10001;v-text-anchor:top" o:gfxdata="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" filled="f" stroked="f">
                 <o:lock v:ext="edit" aspectratio="t"/>
@@ -3403,7 +3345,21 @@
         <w:rPr>
           <w:rFonts w:cs="Calibri"/>
         </w:rPr>
-        <w:t>Para definir qué tipo de tecnología y qué recurso energético debe implementarse en las ZNI, el Gobierno Nacional ha asignado un papel clave a entidades como el Instituto de Planificación y Promoción de Soluciones Energéticas para las Zonas No Interconectadas (IPSE) y la Unidad de Planeación Minero Energética (UPME).</w:t>
+        <w:t xml:space="preserve">Para definir qué tipo de tecnología y qué recurso energético debe implementarse en las ZNI, el Gobierno Nacional ha asignado un papel clave a entidades como el Instituto de Planificación y Promoción de Soluciones Energéticas para las Zonas No Interconectadas (IPSE) y la Unidad de Planeación </w:t>
+      </w:r>
+      <w:proofErr w:type="gramStart"/>
+      <w:r>
+        <w:rPr>
+          <w:rFonts w:cs="Calibri"/>
+        </w:rPr>
+        <w:t>Minero Energética</w:t>
+      </w:r>
+      <w:proofErr w:type="gramEnd"/>
+      <w:r>
+        <w:rPr>
+          <w:rFonts w:cs="Calibri"/>
+        </w:rPr>
+        <w:t xml:space="preserve"> (UPME).</w:t>
       </w:r>
     </w:p>
     <w:p>
@@ -3419,336 +3375,6 @@
           <w:rFonts w:cs="Calibri"/>
         </w:rPr>
         <w:t>Estas entidades se encargan de formular lineamientos, metodologías y herramientas técnicas que orientan la expansión de la cobertura del servicio de energía eléctrica en los territorios que no hacen parte del Sistema Interconectado Nacional (SIN).</w:t>
-      </w:r>
-    </w:p>
-    <w:p>
-      <w:pPr>
-        <w:spacing w:before="0" w:after="0"/>
-        <w:ind w:firstLine="567"/>
-        <w:rPr>
-          <w:rFonts w:cs="Calibri"/>
-          <w:b/>
-          <w:bCs/>
-        </w:rPr>
-      </w:pPr>
-      <w:r>
-        <w:rPr>
-          <w:rFonts w:cs="Calibri"/>
-          <w:b/>
-          <w:bCs/>
-        </w:rPr>
-        <w:t>Avances normativos relevantes</w:t>
-      </w:r>
-    </w:p>
-    <w:p>
-      <w:pPr>
-        <w:spacing w:before="0" w:after="0"/>
-        <w:ind w:firstLine="567"/>
-        <w:rPr>
-          <w:rFonts w:cs="Calibri"/>
-        </w:rPr>
-      </w:pPr>
-      <w:r>
-        <w:rPr>
-          <w:rFonts w:cs="Calibri"/>
-        </w:rPr>
-        <w:t>Durante la última década, Colombia ha logrado avances significativos en la regulación del sector energético para zonas rurales y apartadas. Uno de los instrumentos más importantes es el Decreto 1623 de 2015, el cual establece los lineamientos de política pública para la expansión de la cobertura del servicio de energía eléctrica tanto en el SIN como en las ZNI.</w:t>
-      </w:r>
-    </w:p>
-    <w:p>
-      <w:pPr>
-        <w:spacing w:before="0" w:after="0"/>
-        <w:ind w:firstLine="567"/>
-        <w:rPr>
-          <w:rFonts w:cs="Calibri"/>
-        </w:rPr>
-      </w:pPr>
-      <w:r>
-        <w:rPr>
-          <w:rFonts w:cs="Calibri"/>
-        </w:rPr>
-        <w:t>Entre los principales objetivos de este decreto se destacan:</w:t>
-      </w:r>
-    </w:p>
-    <w:p>
-      <w:pPr>
-        <w:numPr>
-          <w:ilvl w:val="0"/>
-          <w:numId w:val="4"/>
-        </w:numPr>
-        <w:spacing w:before="0" w:after="0"/>
-        <w:rPr>
-          <w:rFonts w:cs="Calibri"/>
-        </w:rPr>
-      </w:pPr>
-      <w:r>
-        <w:rPr>
-          <w:rFonts w:cs="Calibri"/>
-        </w:rPr>
-        <w:t>Mejorar la calidad y continuidad del servicio de energía eléctrica.</w:t>
-      </w:r>
-    </w:p>
-    <w:p>
-      <w:pPr>
-        <w:numPr>
-          <w:ilvl w:val="0"/>
-          <w:numId w:val="4"/>
-        </w:numPr>
-        <w:spacing w:before="0" w:after="0"/>
-        <w:rPr>
-          <w:rFonts w:cs="Calibri"/>
-        </w:rPr>
-      </w:pPr>
-      <w:r>
-        <w:rPr>
-          <w:rFonts w:cs="Calibri"/>
-        </w:rPr>
-        <w:t>Promover la eficiencia energética y el uso racional de las energías renovables.</w:t>
-      </w:r>
-    </w:p>
-    <w:p>
-      <w:pPr>
-        <w:numPr>
-          <w:ilvl w:val="0"/>
-          <w:numId w:val="4"/>
-        </w:numPr>
-        <w:spacing w:before="0" w:after="0"/>
-        <w:rPr>
-          <w:rFonts w:cs="Calibri"/>
-        </w:rPr>
-      </w:pPr>
-      <w:r>
-        <w:rPr>
-          <w:rFonts w:cs="Calibri"/>
-        </w:rPr>
-        <w:lastRenderedPageBreak/>
-        <w:t>Establecer una metodología clara y transparente para la formulación de proyectos energéticos.</w:t>
-      </w:r>
-    </w:p>
-    <w:p>
-      <w:pPr>
-        <w:numPr>
-          <w:ilvl w:val="0"/>
-          <w:numId w:val="4"/>
-        </w:numPr>
-        <w:spacing w:before="0" w:after="0"/>
-        <w:rPr>
-          <w:rFonts w:cs="Calibri"/>
-        </w:rPr>
-      </w:pPr>
-      <w:r>
-        <w:rPr>
-          <w:rFonts w:cs="Calibri"/>
-        </w:rPr>
-        <w:t>Regular la remuneración de los prestadores del servicio en las ZNI.</w:t>
-      </w:r>
-    </w:p>
-    <w:p>
-      <w:pPr>
-        <w:spacing w:before="0" w:after="0"/>
-        <w:ind w:left="567" w:firstLine="0"/>
-        <w:rPr>
-          <w:rFonts w:cs="Calibri"/>
-        </w:rPr>
-      </w:pPr>
-      <w:r>
-        <w:rPr>
-          <w:rFonts w:cs="Calibri"/>
-          <w:b/>
-          <w:bCs/>
-        </w:rPr>
-        <w:t>Plan Nacional de Electrificación Rural (PNER) y los PERS</w:t>
-      </w:r>
-    </w:p>
-    <w:p>
-      <w:pPr>
-        <w:spacing w:before="0" w:after="0"/>
-        <w:ind w:firstLine="567"/>
-        <w:rPr>
-          <w:rFonts w:cs="Calibri"/>
-        </w:rPr>
-      </w:pPr>
-      <w:r>
-        <w:rPr>
-          <w:rFonts w:cs="Calibri"/>
-        </w:rPr>
-        <w:t>Posteriormente, mediante la Ley 884 de 2017, se desarrolló el Plan Nacional de Electrificación Rural (PNER), enmarcado en el Acuerdo Final para la Terminación del Conflicto en Colombia. Este plan tiene como propósito garantizar el acceso universal a la energía eléctrica, con énfasis en las zonas rurales dispersas que se encuentran fuera del SIN.</w:t>
-      </w:r>
-    </w:p>
-    <w:p>
-      <w:pPr>
-        <w:spacing w:before="0" w:after="0"/>
-        <w:ind w:firstLine="567"/>
-        <w:rPr>
-          <w:rFonts w:cs="Calibri"/>
-        </w:rPr>
-      </w:pPr>
-      <w:r>
-        <w:rPr>
-          <w:rFonts w:cs="Calibri"/>
-        </w:rPr>
-        <w:t>Como herramienta clave del PNER, se crearon los </w:t>
-      </w:r>
-      <w:r>
-        <w:rPr>
-          <w:rFonts w:cs="Calibri"/>
-          <w:b/>
-          <w:bCs/>
-        </w:rPr>
-        <w:t>Planes de Energización Rural Sostenible (PERS)</w:t>
-      </w:r>
-      <w:r>
-        <w:rPr>
-          <w:rFonts w:cs="Calibri"/>
-        </w:rPr>
-        <w:t>. Los PERS son instrumentos de planificación interinstitucional que se basan en:</w:t>
-      </w:r>
-    </w:p>
-    <w:p>
-      <w:pPr>
-        <w:numPr>
-          <w:ilvl w:val="0"/>
-          <w:numId w:val="5"/>
-        </w:numPr>
-        <w:spacing w:before="0" w:after="0"/>
-        <w:rPr>
-          <w:rFonts w:cs="Calibri"/>
-        </w:rPr>
-      </w:pPr>
-      <w:r>
-        <w:rPr>
-          <w:rFonts w:cs="Calibri"/>
-        </w:rPr>
-        <w:t>La recolección de información </w:t>
-      </w:r>
-      <w:r>
-        <w:rPr>
-          <w:rFonts w:cs="Calibri"/>
-          <w:b/>
-          <w:bCs/>
-        </w:rPr>
-        <w:t>primaria y secundaria</w:t>
-      </w:r>
-      <w:r>
-        <w:rPr>
-          <w:rFonts w:cs="Calibri"/>
-        </w:rPr>
-        <w:t>.</w:t>
-      </w:r>
-    </w:p>
-    <w:p>
-      <w:pPr>
-        <w:numPr>
-          <w:ilvl w:val="0"/>
-          <w:numId w:val="5"/>
-        </w:numPr>
-        <w:spacing w:before="0" w:after="0"/>
-        <w:rPr>
-          <w:rFonts w:cs="Calibri"/>
-        </w:rPr>
-      </w:pPr>
-      <w:r>
-        <w:rPr>
-          <w:rFonts w:cs="Calibri"/>
-        </w:rPr>
-        <w:t>El análisis de componentes </w:t>
-      </w:r>
-      <w:r>
-        <w:rPr>
-          <w:rFonts w:cs="Calibri"/>
-          <w:b/>
-          <w:bCs/>
-        </w:rPr>
-        <w:t>sociales, económicos y energéticos</w:t>
-      </w:r>
-      <w:r>
-        <w:rPr>
-          <w:rFonts w:cs="Calibri"/>
-        </w:rPr>
-        <w:t>.</w:t>
-      </w:r>
-    </w:p>
-    <w:p>
-      <w:pPr>
-        <w:numPr>
-          <w:ilvl w:val="0"/>
-          <w:numId w:val="5"/>
-        </w:numPr>
-        <w:spacing w:before="0" w:after="0"/>
-        <w:rPr>
-          <w:rFonts w:cs="Calibri"/>
-        </w:rPr>
-      </w:pPr>
-      <w:r>
-        <w:rPr>
-          <w:rFonts w:cs="Calibri"/>
-        </w:rPr>
-        <w:t>La identificación de iniciativas productivas y necesidades de desarrollo local.</w:t>
-      </w:r>
-    </w:p>
-    <w:p>
-      <w:pPr>
-        <w:spacing w:before="0" w:after="0"/>
-        <w:ind w:firstLine="567"/>
-        <w:rPr>
-          <w:rFonts w:cs="Calibri"/>
-        </w:rPr>
-      </w:pPr>
-      <w:r>
-        <w:rPr>
-          <w:rFonts w:cs="Calibri"/>
-        </w:rPr>
-        <w:t>A partir de este análisis, los PERS permiten formular proyectos energéticos y construir un portafolio de iniciativas a corto, mediano y largo plazo, alineado con la política energética nacional.</w:t>
-      </w:r>
-    </w:p>
-    <w:p>
-      <w:pPr>
-        <w:spacing w:before="0" w:after="0"/>
-        <w:ind w:firstLine="567"/>
-        <w:rPr>
-          <w:rFonts w:cs="Calibri"/>
-          <w:b/>
-          <w:bCs/>
-        </w:rPr>
-      </w:pPr>
-      <w:r>
-        <w:rPr>
-          <w:rFonts w:cs="Calibri"/>
-          <w:b/>
-          <w:bCs/>
-        </w:rPr>
-        <w:t>Enfoque y alcance de los PERS</w:t>
-      </w:r>
-    </w:p>
-    <w:p>
-      <w:pPr>
-        <w:spacing w:before="0" w:after="0"/>
-        <w:ind w:firstLine="567"/>
-        <w:rPr>
-          <w:rFonts w:cs="Calibri"/>
-        </w:rPr>
-      </w:pPr>
-      <w:r>
-        <w:rPr>
-          <w:rFonts w:cs="Calibri"/>
-        </w:rPr>
-        <w:t>Los PERS son elaborados a nivel departamental y regional, y se estructuran a partir del análisis de las condiciones productivas, sociales y económicas del territorio. Su horizonte de planeación es de al menos 15 años, y su objetivo no se limita únicamente a garantizar el acceso a la energía, sino también a impulsar el desarrollo económico y social de las comunidades rurales.</w:t>
-      </w:r>
-    </w:p>
-    <w:p>
-      <w:pPr>
-        <w:spacing w:before="0" w:after="0"/>
-        <w:ind w:firstLine="567"/>
-        <w:rPr>
-          <w:rFonts w:cs="Calibri"/>
-        </w:rPr>
-      </w:pPr>
-      <w:r>
-        <w:rPr>
-          <w:rFonts w:cs="Calibri"/>
-        </w:rPr>
-        <w:lastRenderedPageBreak/>
-        <w:t>La metodología de los PERS se caracteriza por:</w:t>
       </w:r>
     </w:p>
     <w:p>
@@ -3756,7 +3382,58 @@
         <w:pStyle w:val="Prrafodelista"/>
         <w:numPr>
           <w:ilvl w:val="0"/>
-          <w:numId w:val="6"/>
+          <w:numId w:val="9"/>
+        </w:numPr>
+        <w:spacing w:after="0"/>
+        <w:ind w:left="567"/>
+        <w:rPr>
+          <w:b/>
+          <w:bCs/>
+        </w:rPr>
+      </w:pPr>
+      <w:r>
+        <w:rPr>
+          <w:b/>
+          <w:bCs/>
+        </w:rPr>
+        <w:t>Avances normativos relevantes</w:t>
+      </w:r>
+    </w:p>
+    <w:p>
+      <w:pPr>
+        <w:spacing w:before="0" w:after="0"/>
+        <w:ind w:firstLine="567"/>
+        <w:rPr>
+          <w:rFonts w:cs="Calibri"/>
+        </w:rPr>
+      </w:pPr>
+      <w:r>
+        <w:rPr>
+          <w:rFonts w:cs="Calibri"/>
+        </w:rPr>
+        <w:t>Durante la última década, Colombia ha logrado avances significativos en la regulación del sector energético para zonas rurales y apartadas. Uno de los instrumentos más importantes es el Decreto 1623 de 2015, el cual establece los lineamientos de política pública para la expansión de la cobertura del servicio de energía eléctrica tanto en el SIN como en las ZNI.</w:t>
+      </w:r>
+    </w:p>
+    <w:p>
+      <w:pPr>
+        <w:spacing w:before="0" w:after="0"/>
+        <w:ind w:firstLine="567"/>
+        <w:rPr>
+          <w:rFonts w:cs="Calibri"/>
+        </w:rPr>
+      </w:pPr>
+      <w:r>
+        <w:rPr>
+          <w:rFonts w:cs="Calibri"/>
+        </w:rPr>
+        <w:t>Entre los principales objetivos de este decreto se destacan:</w:t>
+      </w:r>
+    </w:p>
+    <w:p>
+      <w:pPr>
+        <w:numPr>
+          <w:ilvl w:val="0"/>
+          <w:numId w:val="11"/>
         </w:numPr>
         <w:spacing w:before="0" w:after="0"/>
         <w:rPr>
@@ -3767,7 +3444,62 @@
         <w:rPr>
           <w:rFonts w:cs="Calibri"/>
         </w:rPr>
-        <w:t>Incorporar principios de sostenibilidad, conservación ambiental y eficiencia energética.</w:t>
+        <w:t>Mejorar la calidad y continuidad del servicio de energía eléctrica.</w:t>
+      </w:r>
+    </w:p>
+    <w:p>
+      <w:pPr>
+        <w:numPr>
+          <w:ilvl w:val="0"/>
+          <w:numId w:val="11"/>
+        </w:numPr>
+        <w:spacing w:before="0" w:after="0"/>
+        <w:rPr>
+          <w:rFonts w:cs="Calibri"/>
+        </w:rPr>
+      </w:pPr>
+      <w:r>
+        <w:rPr>
+          <w:rFonts w:cs="Calibri"/>
+        </w:rPr>
+        <w:t>Promover la eficiencia energética y el uso racional de las energías renovables.</w:t>
+      </w:r>
+    </w:p>
+    <w:p>
+      <w:pPr>
+        <w:numPr>
+          <w:ilvl w:val="0"/>
+          <w:numId w:val="11"/>
+        </w:numPr>
+        <w:spacing w:before="0" w:after="0"/>
+        <w:rPr>
+          <w:rFonts w:cs="Calibri"/>
+        </w:rPr>
+      </w:pPr>
+      <w:r>
+        <w:rPr>
+          <w:rFonts w:cs="Calibri"/>
+        </w:rPr>
+        <w:t>Establecer una metodología clara y transparente para la formulación de proyectos energéticos.</w:t>
+      </w:r>
+    </w:p>
+    <w:p>
+      <w:pPr>
+        <w:numPr>
+          <w:ilvl w:val="0"/>
+          <w:numId w:val="11"/>
+        </w:numPr>
+        <w:spacing w:before="0" w:after="0"/>
+        <w:rPr>
+          <w:rFonts w:cs="Calibri"/>
+        </w:rPr>
+      </w:pPr>
+      <w:r>
+        <w:rPr>
+          <w:rFonts w:cs="Calibri"/>
+        </w:rPr>
+        <w:lastRenderedPageBreak/>
+        <w:t>Regular la remuneración de los prestadores del servicio en las ZNI.</w:t>
       </w:r>
     </w:p>
     <w:p>
@@ -3775,7 +3507,72 @@
         <w:pStyle w:val="Prrafodelista"/>
         <w:numPr>
           <w:ilvl w:val="0"/>
-          <w:numId w:val="6"/>
+          <w:numId w:val="9"/>
+        </w:numPr>
+        <w:spacing w:after="0"/>
+        <w:ind w:left="567"/>
+        <w:rPr>
+          <w:b/>
+          <w:bCs/>
+        </w:rPr>
+      </w:pPr>
+      <w:r>
+        <w:rPr>
+          <w:b/>
+          <w:bCs/>
+        </w:rPr>
+        <w:t>Plan Nacional de Electrificación Rural (PNER) y los PERS</w:t>
+      </w:r>
+    </w:p>
+    <w:p>
+      <w:pPr>
+        <w:spacing w:before="0" w:after="0"/>
+        <w:ind w:firstLine="567"/>
+        <w:rPr>
+          <w:rFonts w:cs="Calibri"/>
+        </w:rPr>
+      </w:pPr>
+      <w:r>
+        <w:rPr>
+          <w:rFonts w:cs="Calibri"/>
+        </w:rPr>
+        <w:t>Posteriormente, mediante la Ley 884 de 2017, se desarrolló el Plan Nacional de Electrificación Rural (PNER), enmarcado en el Acuerdo Final para la Terminación del Conflicto en Colombia. Este plan tiene como propósito garantizar el acceso universal a la energía eléctrica, con énfasis en las zonas rurales dispersas que se encuentran fuera del SIN.</w:t>
+      </w:r>
+    </w:p>
+    <w:p>
+      <w:pPr>
+        <w:spacing w:before="0" w:after="0"/>
+        <w:ind w:firstLine="567"/>
+        <w:rPr>
+          <w:rFonts w:cs="Calibri"/>
+        </w:rPr>
+      </w:pPr>
+      <w:r>
+        <w:rPr>
+          <w:rFonts w:cs="Calibri"/>
+        </w:rPr>
+        <w:t>Como herramienta clave del PNER, se crearon los </w:t>
+      </w:r>
+      <w:r>
+        <w:rPr>
+          <w:rFonts w:cs="Calibri"/>
+          <w:b/>
+          <w:bCs/>
+        </w:rPr>
+        <w:t>Planes de Energización Rural Sostenible (PERS)</w:t>
+      </w:r>
+      <w:r>
+        <w:rPr>
+          <w:rFonts w:cs="Calibri"/>
+        </w:rPr>
+        <w:t>. Los PERS son instrumentos de planificación interinstitucional que se basan en:</w:t>
+      </w:r>
+    </w:p>
+    <w:p>
+      <w:pPr>
+        <w:numPr>
+          <w:ilvl w:val="0"/>
+          <w:numId w:val="12"/>
         </w:numPr>
         <w:spacing w:before="0" w:after="0"/>
         <w:rPr>
@@ -3786,7 +3583,86 @@
         <w:rPr>
           <w:rFonts w:cs="Calibri"/>
         </w:rPr>
-        <w:t>Promover la participación comunitaria.</w:t>
+        <w:t>La recolección de información </w:t>
+      </w:r>
+      <w:r>
+        <w:rPr>
+          <w:rFonts w:cs="Calibri"/>
+          <w:b/>
+          <w:bCs/>
+        </w:rPr>
+        <w:t>primaria y secundaria</w:t>
+      </w:r>
+      <w:r>
+        <w:rPr>
+          <w:rFonts w:cs="Calibri"/>
+        </w:rPr>
+        <w:t>.</w:t>
+      </w:r>
+    </w:p>
+    <w:p>
+      <w:pPr>
+        <w:numPr>
+          <w:ilvl w:val="0"/>
+          <w:numId w:val="12"/>
+        </w:numPr>
+        <w:spacing w:before="0" w:after="0"/>
+        <w:rPr>
+          <w:rFonts w:cs="Calibri"/>
+        </w:rPr>
+      </w:pPr>
+      <w:r>
+        <w:rPr>
+          <w:rFonts w:cs="Calibri"/>
+        </w:rPr>
+        <w:t>El análisis de componentes </w:t>
+      </w:r>
+      <w:r>
+        <w:rPr>
+          <w:rFonts w:cs="Calibri"/>
+          <w:b/>
+          <w:bCs/>
+        </w:rPr>
+        <w:t>sociales, económicos y energéticos</w:t>
+      </w:r>
+      <w:r>
+        <w:rPr>
+          <w:rFonts w:cs="Calibri"/>
+        </w:rPr>
+        <w:t>.</w:t>
+      </w:r>
+    </w:p>
+    <w:p>
+      <w:pPr>
+        <w:numPr>
+          <w:ilvl w:val="0"/>
+          <w:numId w:val="12"/>
+        </w:numPr>
+        <w:spacing w:before="0" w:after="0"/>
+        <w:rPr>
+          <w:rFonts w:cs="Calibri"/>
+        </w:rPr>
+      </w:pPr>
+      <w:r>
+        <w:rPr>
+          <w:rFonts w:cs="Calibri"/>
+        </w:rPr>
+        <w:t>La identificación de iniciativas productivas y necesidades de desarrollo local.</w:t>
+      </w:r>
+    </w:p>
+    <w:p>
+      <w:pPr>
+        <w:spacing w:before="0" w:after="0"/>
+        <w:ind w:firstLine="567"/>
+        <w:rPr>
+          <w:rFonts w:cs="Calibri"/>
+        </w:rPr>
+      </w:pPr>
+      <w:r>
+        <w:rPr>
+          <w:rFonts w:cs="Calibri"/>
+        </w:rPr>
+        <w:t>A partir de este análisis, los PERS permiten formular proyectos energéticos y construir un portafolio de iniciativas a corto, mediano y largo plazo, alineado con la política energética nacional.</w:t>
       </w:r>
     </w:p>
     <w:p>
@@ -3794,7 +3670,77 @@
         <w:pStyle w:val="Prrafodelista"/>
         <w:numPr>
           <w:ilvl w:val="0"/>
-          <w:numId w:val="6"/>
+          <w:numId w:val="9"/>
+        </w:numPr>
+        <w:spacing w:after="0"/>
+        <w:ind w:left="567"/>
+        <w:rPr>
+          <w:b/>
+          <w:bCs/>
+        </w:rPr>
+      </w:pPr>
+      <w:r>
+        <w:rPr>
+          <w:b/>
+          <w:bCs/>
+        </w:rPr>
+        <w:t>Enfoque y alcance de los PERS</w:t>
+      </w:r>
+    </w:p>
+    <w:p>
+      <w:pPr>
+        <w:spacing w:before="0" w:after="0"/>
+        <w:ind w:firstLine="567"/>
+        <w:rPr>
+          <w:rFonts w:cs="Calibri"/>
+        </w:rPr>
+      </w:pPr>
+      <w:r>
+        <w:rPr>
+          <w:rFonts w:cs="Calibri"/>
+        </w:rPr>
+        <w:t>Los PERS son elaborados a nivel departamental y regional, y se estructuran a partir del análisis de las condiciones productivas, sociales y económicas del territorio. Su horizonte de planeación es de al menos 15 años, y su objetivo no se limita únicamente a garantizar el acceso a la energía, sino también a impulsar el desarrollo económico y social de las comunidades rurales.</w:t>
+      </w:r>
+    </w:p>
+    <w:p>
+      <w:pPr>
+        <w:spacing w:before="0" w:after="0"/>
+        <w:ind w:firstLine="567"/>
+        <w:rPr>
+          <w:rFonts w:cs="Calibri"/>
+        </w:rPr>
+      </w:pPr>
+    </w:p>
+    <w:p>
+      <w:pPr>
+        <w:spacing w:before="0" w:after="0"/>
+        <w:ind w:firstLine="567"/>
+        <w:rPr>
+          <w:rFonts w:cs="Calibri"/>
+        </w:rPr>
+      </w:pPr>
+    </w:p>
+    <w:p>
+      <w:pPr>
+        <w:spacing w:before="0" w:after="0"/>
+        <w:ind w:firstLine="567"/>
+        <w:rPr>
+          <w:rFonts w:cs="Calibri"/>
+        </w:rPr>
+      </w:pPr>
+      <w:r>
+        <w:rPr>
+          <w:rFonts w:cs="Calibri"/>
+        </w:rPr>
+        <w:lastRenderedPageBreak/>
+        <w:t>La metodología de los PERS se caracteriza por:</w:t>
+      </w:r>
+    </w:p>
+    <w:p>
+      <w:pPr>
+        <w:numPr>
+          <w:ilvl w:val="0"/>
+          <w:numId w:val="12"/>
         </w:numPr>
         <w:spacing w:before="0" w:after="0"/>
         <w:rPr>
@@ -3805,15 +3751,50 @@
         <w:rPr>
           <w:rFonts w:cs="Calibri"/>
         </w:rPr>
-        <w:t>Fomentar el uso de Fuentes No Convencionales de Energía Renovable (FNCER).</w:t>
-      </w:r>
-    </w:p>
-    <w:p>
-      <w:pPr>
-        <w:pStyle w:val="Prrafodelista"/>
+        <w:t>Incorporar principios de sostenibilidad, conservación ambiental y eficiencia energética.</w:t>
+      </w:r>
+    </w:p>
+    <w:p>
+      <w:pPr>
         <w:numPr>
           <w:ilvl w:val="0"/>
-          <w:numId w:val="6"/>
+          <w:numId w:val="12"/>
+        </w:numPr>
+        <w:spacing w:before="0" w:after="0"/>
+        <w:rPr>
+          <w:rFonts w:cs="Calibri"/>
+        </w:rPr>
+      </w:pPr>
+      <w:r>
+        <w:rPr>
+          <w:rFonts w:cs="Calibri"/>
+        </w:rPr>
+        <w:t>Promover la participación comunitaria.</w:t>
+      </w:r>
+    </w:p>
+    <w:p>
+      <w:pPr>
+        <w:numPr>
+          <w:ilvl w:val="0"/>
+          <w:numId w:val="12"/>
+        </w:numPr>
+        <w:spacing w:before="0" w:after="0"/>
+        <w:rPr>
+          <w:rFonts w:cs="Calibri"/>
+        </w:rPr>
+      </w:pPr>
+      <w:r>
+        <w:rPr>
+          <w:rFonts w:cs="Calibri"/>
+        </w:rPr>
+        <w:t>Fomentar el uso de Fuentes No Convencionales de Energía Renovable (FNCER).</w:t>
+      </w:r>
+    </w:p>
+    <w:p>
+      <w:pPr>
+        <w:numPr>
+          <w:ilvl w:val="0"/>
+          <w:numId w:val="12"/>
         </w:numPr>
         <w:spacing w:before="0" w:after="0"/>
         <w:rPr>
@@ -3890,9 +3871,9 @@
           <w:noProof/>
         </w:rPr>
         <w:drawing>
-          <wp:inline distT="0" distB="0" distL="0" distR="0" wp14:anchorId="20BC5EA5" wp14:editId="3B3FA406">
-            <wp:extent cx="4613031" cy="2142775"/>
-            <wp:effectExtent l="0" t="0" r="0" b="0"/>
+          <wp:inline distT="0" distB="0" distL="0" distR="0" wp14:anchorId="20BC5EA5" wp14:editId="6FFB554C">
+            <wp:extent cx="4680000" cy="2173882"/>
+            <wp:effectExtent l="0" t="0" r="6350" b="0"/>
             <wp:docPr id="1801701992" name="Imagen 16" descr="Presenta un diagrama de flujo que ilustra el proceso metodológico para la estructuración y diseño del plan de electrificación rural, probablemente asociado al Plan Indicativo de Cobertura (PIC) o el Plan Energético Rural Sostenible (PERS). El proceso inicia con la recopilación de datos clave en tres áreas: Caracterización de la demanda, caracterización de la oferta y caracterización socioeconómica. estos datos son sometidos a una fase de integración y análisis para definir los lineamientos de política y conceptualización de soluciones. posteriormente, el proceso avanza hacia la identificación de proyectos a corto, mediano y largo plazo, lo que culmina en la estructuración y diseño del plan, y finalmente, la Ejecución de proyectos / institucionalización del PERS, cerrando el ciclo con la realimentación hacia la Caracterización Socioeconómica."/>
             <wp:cNvGraphicFramePr>
               <a:graphicFrameLocks xmlns:a="http://schemas.openxmlformats.org/drawingml/2006/main" noChangeAspect="1"/>
@@ -3922,7 +3903,7 @@
                   <pic:spPr bwMode="auto">
                     <a:xfrm>
                       <a:off x="0" y="0"/>
-                      <a:ext cx="4660488" cy="2164819"/>
+                      <a:ext cx="4680000" cy="2173882"/>
                     </a:xfrm>
                     <a:prstGeom prst="rect">
                       <a:avLst/>
@@ -4045,7 +4026,7 @@
               </wp:inline>
             </w:drawing>
           </mc:Choice>
-          <mc:Fallback xmlns:oel="http://schemas.microsoft.com/office/2019/extlst" xmlns:w16du="http://schemas.microsoft.com/office/word/2023/wordml/word16du" xmlns:w16sdtfl="http://schemas.microsoft.com/office/word/2024/wordml/sdtformatlock">
+          <mc:Fallback>
             <w:pict>
               <v:rect w14:anchorId="5705EBE2" id="Rectángulo 18" o:spid="_x0000_s1026" style="width:24pt;height:24pt;visibility:visible;mso-wrap-style:square;mso-left-percent:-10001;mso-top-percent:-10001;mso-position-horizontal:absolute;mso-position-horizontal-relative:char;mso-position-vertical:absolute;mso-position-vertical-relative:line;mso-left-percent:-10001;mso-top-percent:-10001;v-text-anchor:top" o:gfxdata="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" filled="f" stroked="f">
                 <o:lock v:ext="edit" aspectratio="t"/>
@@ -4131,9 +4112,9 @@
           <w:noProof/>
         </w:rPr>
         <w:drawing>
-          <wp:inline distT="0" distB="0" distL="0" distR="0" wp14:anchorId="20E7B85C" wp14:editId="2A16797E">
-            <wp:extent cx="4513385" cy="2154204"/>
-            <wp:effectExtent l="0" t="0" r="1905" b="0"/>
+          <wp:inline distT="0" distB="0" distL="0" distR="0" wp14:anchorId="20E7B85C" wp14:editId="25EF7F82">
+            <wp:extent cx="4680000" cy="2233728"/>
+            <wp:effectExtent l="0" t="0" r="6350" b="0"/>
             <wp:docPr id="1313366270" name="Imagen 20" descr="Presenta un diagrama de flujo de decisión metodológica para definir la solución de electrificación más adecuada y estimar el Costo de Universalización del servicio de energía eléctrica en Colombia, en el marco del Plan Indicativo de Cobertura (PIC).&#10;El proceso inicia con la identificación de las viviendas sin servicio eléctrico, a partir de información nacional y territorial, los PERS, los Operadores de Red (OR) y los supuestos del PIEC. Este análisis se complementa con datos sobre la infraestructura eléctrica existente y el potencial energético disponible, considerando parámetros técnicos y costos de las diferentes tecnologías, lo que permite seleccionar la alternativa más viable para cada territorio."/>
             <wp:cNvGraphicFramePr>
               <a:graphicFrameLocks xmlns:a="http://schemas.openxmlformats.org/drawingml/2006/main" noChangeAspect="1"/>
@@ -4163,7 +4144,7 @@
                   <pic:spPr bwMode="auto">
                     <a:xfrm>
                       <a:off x="0" y="0"/>
-                      <a:ext cx="4537671" cy="2165796"/>
+                      <a:ext cx="4680000" cy="2233728"/>
                     </a:xfrm>
                     <a:prstGeom prst="rect">
                       <a:avLst/>
@@ -4214,12 +4195,74 @@
     </w:p>
     <w:p>
       <w:pPr>
-        <w:spacing w:before="0" w:after="0"/>
-        <w:ind w:left="567" w:firstLine="0"/>
-        <w:rPr>
-          <w:rFonts w:cs="Calibri"/>
-        </w:rPr>
-      </w:pPr>
+        <w:spacing w:after="0"/>
+        <w:ind w:firstLine="567"/>
+        <w:rPr>
+          <w:rFonts w:cs="Calibri"/>
+        </w:rPr>
+      </w:pPr>
+      <w:r>
+        <w:rPr>
+          <w:rFonts w:cs="Calibri"/>
+        </w:rPr>
+        <w:t>La metodología del </w:t>
+      </w:r>
+      <w:r>
+        <w:rPr>
+          <w:rFonts w:cs="Calibri"/>
+          <w:b/>
+          <w:bCs/>
+        </w:rPr>
+        <w:t>PIEC</w:t>
+      </w:r>
+      <w:r>
+        <w:rPr>
+          <w:rFonts w:cs="Calibri"/>
+        </w:rPr>
+        <w:t> se fundamenta en la comparación de diferentes alternativas para la prestación del servicio de energía eléctrica, con el fin de identificar la opción más viable para las viviendas que, a corte del año 2018, no contaban con acceso a este servicio. Las alternativas evaluadas incluyen: i) la </w:t>
+      </w:r>
+      <w:r>
+        <w:rPr>
+          <w:rFonts w:cs="Calibri"/>
+          <w:b/>
+          <w:bCs/>
+        </w:rPr>
+        <w:t>interconexión al Sistema Interconectado Nacional (SIN)</w:t>
+      </w:r>
+      <w:r>
+        <w:rPr>
+          <w:rFonts w:cs="Calibri"/>
+        </w:rPr>
+        <w:t>; ii) la implementación de </w:t>
+      </w:r>
+      <w:r>
+        <w:rPr>
+          <w:rFonts w:cs="Calibri"/>
+          <w:b/>
+          <w:bCs/>
+        </w:rPr>
+        <w:t>microrredes</w:t>
+      </w:r>
+      <w:r>
+        <w:rPr>
+          <w:rFonts w:cs="Calibri"/>
+        </w:rPr>
+        <w:t>, que pueden basarse en generación con plantas térmicas diésel, sistemas solares fotovoltaicos o soluciones híbridas; y iii) </w:t>
+      </w:r>
+      <w:r>
+        <w:rPr>
+          <w:rFonts w:cs="Calibri"/>
+          <w:b/>
+          <w:bCs/>
+        </w:rPr>
+        <w:t>soluciones aisladas individuales</w:t>
+      </w:r>
+      <w:r>
+        <w:rPr>
+          <w:rFonts w:cs="Calibri"/>
+        </w:rPr>
+        <w:t>.</w:t>
+      </w:r>
     </w:p>
     <w:p>
       <w:pPr>
@@ -4233,91 +4276,29 @@
         <w:rPr>
           <w:rFonts w:cs="Calibri"/>
         </w:rPr>
-        <w:t>La metodología del </w:t>
-      </w:r>
-      <w:r>
-        <w:rPr>
-          <w:rFonts w:cs="Calibri"/>
+        <w:t>Este enfoque comparativo permite seleccionar la alternativa técnica y económicamente más adecuada, de acuerdo con las condiciones específicas de cada territorio.</w:t>
+      </w:r>
+    </w:p>
+    <w:p>
+      <w:pPr>
+        <w:pStyle w:val="Prrafodelista"/>
+        <w:numPr>
+          <w:ilvl w:val="0"/>
+          <w:numId w:val="9"/>
+        </w:numPr>
+        <w:spacing w:after="0"/>
+        <w:ind w:left="567"/>
+        <w:rPr>
           <w:b/>
           <w:bCs/>
         </w:rPr>
-        <w:t>PIEC</w:t>
-      </w:r>
-      <w:r>
-        <w:rPr>
-          <w:rFonts w:cs="Calibri"/>
-        </w:rPr>
-        <w:t> se fundamenta en la comparación de diferentes alternativas para la prestación del servicio de energía eléctrica, con el fin de identificar la opción más viable para las viviendas que, a corte del año 2018, no contaban con acceso a este servicio. Las alternativas evaluadas incluyen: i) la </w:t>
-      </w:r>
-      <w:r>
-        <w:rPr>
-          <w:rFonts w:cs="Calibri"/>
+      </w:pPr>
+      <w:r>
+        <w:rPr>
           <w:b/>
           <w:bCs/>
         </w:rPr>
-        <w:t>interconexión al Sistema Interconectado Nacional (SIN)</w:t>
-      </w:r>
-      <w:r>
-        <w:rPr>
-          <w:rFonts w:cs="Calibri"/>
-        </w:rPr>
-        <w:t xml:space="preserve">; </w:t>
-      </w:r>
-      <w:proofErr w:type="spellStart"/>
-      <w:r>
-        <w:rPr>
-          <w:rFonts w:cs="Calibri"/>
-        </w:rPr>
-        <w:t>ii</w:t>
-      </w:r>
-      <w:proofErr w:type="spellEnd"/>
-      <w:r>
-        <w:rPr>
-          <w:rFonts w:cs="Calibri"/>
-        </w:rPr>
-        <w:t>) la implementación de </w:t>
-      </w:r>
-      <w:r>
-        <w:rPr>
-          <w:rFonts w:cs="Calibri"/>
-          <w:b/>
-          <w:bCs/>
-        </w:rPr>
-        <w:t>microrredes</w:t>
-      </w:r>
-      <w:r>
-        <w:rPr>
-          <w:rFonts w:cs="Calibri"/>
-        </w:rPr>
-        <w:t xml:space="preserve">, que pueden basarse en generación con plantas térmicas diésel, sistemas solares fotovoltaicos o soluciones híbridas; y </w:t>
-      </w:r>
-      <w:proofErr w:type="spellStart"/>
-      <w:r>
-        <w:rPr>
-          <w:rFonts w:cs="Calibri"/>
-        </w:rPr>
-        <w:t>iii</w:t>
-      </w:r>
-      <w:proofErr w:type="spellEnd"/>
-      <w:r>
-        <w:rPr>
-          <w:rFonts w:cs="Calibri"/>
-        </w:rPr>
-        <w:t>) </w:t>
-      </w:r>
-      <w:r>
-        <w:rPr>
-          <w:rFonts w:cs="Calibri"/>
-          <w:b/>
-          <w:bCs/>
-        </w:rPr>
-        <w:t>soluciones aisladas individuales</w:t>
-      </w:r>
-      <w:r>
-        <w:rPr>
-          <w:rFonts w:cs="Calibri"/>
-        </w:rPr>
-        <w:t>.</w:t>
+        <w:t>Clasificación de las entidades clave del sector energético</w:t>
       </w:r>
     </w:p>
     <w:p>
@@ -4326,19 +4307,33 @@
         <w:ind w:firstLine="567"/>
         <w:rPr>
           <w:rFonts w:cs="Calibri"/>
-        </w:rPr>
-      </w:pPr>
-      <w:r>
-        <w:rPr>
-          <w:rFonts w:cs="Calibri"/>
-        </w:rPr>
-        <w:t>Este enfoque comparativo permite seleccionar la alternativa técnica y económicamente más adecuada, de acuerdo con las condiciones específicas de cada territorio.</w:t>
-      </w:r>
-    </w:p>
-    <w:p>
-      <w:pPr>
+          <w:lang w:eastAsia="es-CO"/>
+        </w:rPr>
+      </w:pPr>
+      <w:r>
+        <w:rPr>
+          <w:rFonts w:cs="Calibri"/>
+          <w:lang w:eastAsia="es-CO"/>
+        </w:rPr>
+        <w:t xml:space="preserve">El sector energético colombiano cuenta con entidades estratégicas que cumplen funciones específicas en la formulación de políticas, la planeación, la promoción de </w:t>
+      </w:r>
+      <w:r>
+        <w:rPr>
+          <w:rFonts w:cs="Calibri"/>
+          <w:lang w:eastAsia="es-CO"/>
+        </w:rPr>
+        <w:lastRenderedPageBreak/>
+        <w:t>proyectos y la regulación del servicio de energía eléctrica. Entre las principales se destacan:</w:t>
+      </w:r>
+    </w:p>
+    <w:p>
+      <w:pPr>
+        <w:pStyle w:val="Prrafodelista"/>
+        <w:numPr>
+          <w:ilvl w:val="0"/>
+          <w:numId w:val="13"/>
+        </w:numPr>
         <w:spacing w:before="0" w:after="0"/>
-        <w:ind w:firstLine="708"/>
         <w:rPr>
           <w:rFonts w:cs="Calibri"/>
           <w:b/>
@@ -4353,32 +4348,44 @@
           <w:bCs/>
           <w:lang w:eastAsia="es-CO"/>
         </w:rPr>
-        <w:t>Clasificación de las entidades clave del sector energético</w:t>
+        <w:t xml:space="preserve">Ministerio de Minas y Energía (MME) y Unidad de Planeación </w:t>
+      </w:r>
+      <w:proofErr w:type="gramStart"/>
+      <w:r>
+        <w:rPr>
+          <w:rFonts w:cs="Calibri"/>
+          <w:b/>
+          <w:bCs/>
+          <w:lang w:eastAsia="es-CO"/>
+        </w:rPr>
+        <w:t>Minero Energética</w:t>
+      </w:r>
+      <w:proofErr w:type="gramEnd"/>
+      <w:r>
+        <w:rPr>
+          <w:rFonts w:cs="Calibri"/>
+          <w:b/>
+          <w:bCs/>
+          <w:lang w:eastAsia="es-CO"/>
+        </w:rPr>
+        <w:t xml:space="preserve"> (UPME)</w:t>
       </w:r>
     </w:p>
     <w:p>
       <w:pPr>
         <w:spacing w:before="0" w:after="0"/>
-        <w:ind w:firstLine="708"/>
-        <w:rPr>
-          <w:rFonts w:cs="Calibri"/>
-          <w:lang w:eastAsia="es-CO"/>
-        </w:rPr>
-      </w:pPr>
-      <w:r>
-        <w:rPr>
-          <w:rFonts w:cs="Calibri"/>
-          <w:lang w:eastAsia="es-CO"/>
-        </w:rPr>
-        <w:t xml:space="preserve">El sector energético colombiano cuenta con entidades estratégicas que cumplen funciones específicas en la formulación de políticas, la planeación, la </w:t>
-      </w:r>
-      <w:r>
-        <w:rPr>
-          <w:rFonts w:cs="Calibri"/>
-          <w:lang w:eastAsia="es-CO"/>
-        </w:rPr>
-        <w:lastRenderedPageBreak/>
-        <w:t>promoción de proyectos y la regulación del servicio de energía eléctrica. Entre las principales se destacan:</w:t>
+        <w:ind w:left="927" w:firstLine="0"/>
+        <w:rPr>
+          <w:rFonts w:cs="Calibri"/>
+          <w:lang w:eastAsia="es-CO"/>
+        </w:rPr>
+      </w:pPr>
+      <w:r>
+        <w:rPr>
+          <w:rFonts w:cs="Calibri"/>
+          <w:lang w:eastAsia="es-CO"/>
+        </w:rPr>
+        <w:t>El MME es el ente rector de la política energética del país y define los lineamientos estratégicos del sector. Por su parte, la UPME apoya esta labor mediante la planeación técnica y la elaboración de estudios que orientan la expansión de la cobertura, la asignación de recursos y el desarrollo del sistema energético nacional.</w:t>
       </w:r>
     </w:p>
     <w:p>
@@ -4403,35 +4410,25 @@
           <w:bCs/>
           <w:lang w:eastAsia="es-CO"/>
         </w:rPr>
-        <w:t>Ministerio de Minas y Energía (MME) y Unidad de Planeación Minero Energética (UPME)</w:t>
+        <w:t>Instituto de Planificación y Promoción de Soluciones Energéticas (IPSE)</w:t>
       </w:r>
     </w:p>
     <w:p>
       <w:pPr>
         <w:spacing w:before="0" w:after="0"/>
-        <w:ind w:firstLine="708"/>
-        <w:rPr>
-          <w:rFonts w:cs="Calibri"/>
-          <w:lang w:eastAsia="es-CO"/>
-        </w:rPr>
-      </w:pPr>
-      <w:r>
-        <w:rPr>
-          <w:rFonts w:cs="Calibri"/>
-          <w:lang w:eastAsia="es-CO"/>
-        </w:rPr>
-        <w:t>El MME es el ente rector de la política energética del país y define los lineamientos estratégicos del sector. Por su parte, la UPME apoya esta labor mediante la planeación técnica y la elaboración de estudios que orientan la expansión de la cobertura, la asignación de recursos y el desarrollo del sistema energético nacional.</w:t>
-      </w:r>
-    </w:p>
-    <w:p>
-      <w:pPr>
-        <w:spacing w:before="0" w:after="0"/>
-        <w:ind w:firstLine="708"/>
-        <w:rPr>
-          <w:rFonts w:cs="Calibri"/>
-          <w:lang w:eastAsia="es-CO"/>
-        </w:rPr>
-      </w:pPr>
+        <w:ind w:left="927" w:firstLine="0"/>
+        <w:rPr>
+          <w:rFonts w:cs="Calibri"/>
+          <w:lang w:eastAsia="es-CO"/>
+        </w:rPr>
+      </w:pPr>
+      <w:r>
+        <w:rPr>
+          <w:rFonts w:cs="Calibri"/>
+          <w:lang w:eastAsia="es-CO"/>
+        </w:rPr>
+        <w:t>El IPSE cumple un papel fundamental como promotor y articulador de proyectos de electrificación en las Zonas No Interconectadas (ZNI), impulsando soluciones energéticas sostenibles, especialmente basadas en Fuentes No Convencionales de Energía Renovable (FNCER).</w:t>
+      </w:r>
     </w:p>
     <w:p>
       <w:pPr>
@@ -4455,7 +4452,24 @@
           <w:bCs/>
           <w:lang w:eastAsia="es-CO"/>
         </w:rPr>
-        <w:t>Instituto de Planificación y Promoción de Soluciones Energéticas (IPSE)</w:t>
+        <w:t>Comisión de Regulación de Energía y Gas (CREG)</w:t>
+      </w:r>
+    </w:p>
+    <w:p>
+      <w:pPr>
+        <w:spacing w:before="0" w:after="0"/>
+        <w:ind w:left="927" w:firstLine="0"/>
+        <w:rPr>
+          <w:rFonts w:cs="Calibri"/>
+          <w:lang w:eastAsia="es-CO"/>
+        </w:rPr>
+      </w:pPr>
+      <w:r>
+        <w:rPr>
+          <w:rFonts w:cs="Calibri"/>
+          <w:lang w:eastAsia="es-CO"/>
+        </w:rPr>
+        <w:t>La CREG actúa como el organismo regulador del sector, encargado de establecer las normas, metodologías tarifarias y condiciones de prestación del servicio de energía eléctrica, garantizando eficiencia, calidad y sostenibilidad económica, particularmente en las ZNI.</w:t>
       </w:r>
     </w:p>
     <w:p>
@@ -4467,13 +4481,6 @@
           <w:lang w:eastAsia="es-CO"/>
         </w:rPr>
       </w:pPr>
-      <w:r>
-        <w:rPr>
-          <w:rFonts w:cs="Calibri"/>
-          <w:lang w:eastAsia="es-CO"/>
-        </w:rPr>
-        <w:t>El IPSE cumple un papel fundamental como promotor y articulador de proyectos de electrificación en las Zonas No Interconectadas (ZNI), impulsando soluciones energéticas sostenibles, especialmente basadas en Fuentes No Convencionales de Energía Renovable (FNCER).</w:t>
-      </w:r>
     </w:p>
     <w:p>
       <w:pPr>
@@ -4484,48 +4491,6 @@
           <w:lang w:eastAsia="es-CO"/>
         </w:rPr>
       </w:pPr>
-    </w:p>
-    <w:p>
-      <w:pPr>
-        <w:pStyle w:val="Prrafodelista"/>
-        <w:numPr>
-          <w:ilvl w:val="0"/>
-          <w:numId w:val="7"/>
-        </w:numPr>
-        <w:spacing w:before="0" w:after="0"/>
-        <w:rPr>
-          <w:rFonts w:cs="Calibri"/>
-          <w:b/>
-          <w:bCs/>
-          <w:lang w:eastAsia="es-CO"/>
-        </w:rPr>
-      </w:pPr>
-      <w:r>
-        <w:rPr>
-          <w:rFonts w:cs="Calibri"/>
-          <w:b/>
-          <w:bCs/>
-          <w:lang w:eastAsia="es-CO"/>
-        </w:rPr>
-        <w:t>Comisión de Regulación de Energía y Gas (CREG)</w:t>
-      </w:r>
-    </w:p>
-    <w:p>
-      <w:pPr>
-        <w:spacing w:before="0" w:after="0"/>
-        <w:ind w:firstLine="708"/>
-        <w:rPr>
-          <w:rFonts w:cs="Calibri"/>
-          <w:lang w:eastAsia="es-CO"/>
-        </w:rPr>
-      </w:pPr>
-      <w:r>
-        <w:rPr>
-          <w:rFonts w:cs="Calibri"/>
-          <w:lang w:eastAsia="es-CO"/>
-        </w:rPr>
-        <w:t>La CREG actúa como el organismo regulador del sector, encargado de establecer las normas, metodologías tarifarias y condiciones de prestación del servicio de energía eléctrica, garantizando eficiencia, calidad y sostenibilidad económica, particularmente en las ZNI.</w:t>
-      </w:r>
     </w:p>
     <w:p>
       <w:pPr>
@@ -4743,7 +4708,23 @@
                 <w:sz w:val="28"/>
                 <w:szCs w:val="28"/>
               </w:rPr>
-              <w:t>Unidad de Planeación Minero Energética (UPME)</w:t>
+              <w:t xml:space="preserve">Unidad de Planeación </w:t>
+            </w:r>
+            <w:proofErr w:type="gramStart"/>
+            <w:r>
+              <w:rPr>
+                <w:sz w:val="28"/>
+                <w:szCs w:val="28"/>
+              </w:rPr>
+              <w:t>Minero Energética</w:t>
+            </w:r>
+            <w:proofErr w:type="gramEnd"/>
+            <w:r>
+              <w:rPr>
+                <w:sz w:val="28"/>
+                <w:szCs w:val="28"/>
+              </w:rPr>
+              <w:t xml:space="preserve"> (UPME)</w:t>
             </w:r>
           </w:p>
         </w:tc>
@@ -4946,21 +4927,22 @@
     </w:p>
     <w:p>
       <w:pPr>
-        <w:spacing w:before="0" w:after="0"/>
-        <w:ind w:firstLine="708"/>
-        <w:rPr>
-          <w:rFonts w:cs="Calibri"/>
+        <w:pStyle w:val="Prrafodelista"/>
+        <w:numPr>
+          <w:ilvl w:val="0"/>
+          <w:numId w:val="9"/>
+        </w:numPr>
+        <w:spacing w:after="0"/>
+        <w:ind w:left="567"/>
+        <w:rPr>
           <w:b/>
           <w:bCs/>
-          <w:lang w:eastAsia="es-CO"/>
-        </w:rPr>
-      </w:pPr>
-      <w:r>
-        <w:rPr>
-          <w:rFonts w:cs="Calibri"/>
+        </w:rPr>
+      </w:pPr>
+      <w:r>
+        <w:rPr>
           <w:b/>
           <w:bCs/>
-          <w:lang w:eastAsia="es-CO"/>
         </w:rPr>
         <w:lastRenderedPageBreak/>
         <w:t>Fundamentos de la política pública:</w:t>
@@ -4969,7 +4951,7 @@
     <w:p>
       <w:pPr>
         <w:spacing w:before="0" w:after="0"/>
-        <w:ind w:firstLine="708"/>
+        <w:ind w:firstLine="567"/>
         <w:rPr>
           <w:rFonts w:cs="Calibri"/>
           <w:lang w:eastAsia="es-CO"/>
@@ -5027,7 +5009,7 @@
     <w:p>
       <w:pPr>
         <w:spacing w:before="0" w:after="0"/>
-        <w:ind w:firstLine="708"/>
+        <w:ind w:left="927" w:firstLine="0"/>
         <w:rPr>
           <w:rFonts w:cs="Calibri"/>
           <w:lang w:eastAsia="es-CO"/>
@@ -5069,7 +5051,7 @@
     <w:p>
       <w:pPr>
         <w:spacing w:before="0" w:after="0"/>
-        <w:ind w:firstLine="708"/>
+        <w:ind w:left="927" w:firstLine="0"/>
         <w:rPr>
           <w:rFonts w:cs="Calibri"/>
           <w:lang w:eastAsia="es-CO"/>
@@ -5111,7 +5093,7 @@
     <w:p>
       <w:pPr>
         <w:spacing w:before="0" w:after="0"/>
-        <w:ind w:firstLine="708"/>
+        <w:ind w:left="927" w:firstLine="0"/>
         <w:rPr>
           <w:rFonts w:cs="Calibri"/>
           <w:lang w:eastAsia="es-CO"/>
@@ -5154,14 +5136,29 @@
     <w:p>
       <w:pPr>
         <w:pStyle w:val="Titulosgenerales"/>
-        <w:ind w:left="993"/>
-      </w:pPr>
-      <w:bookmarkStart w:id="4" w:name="_Toc227595695"/>
+        <w:numPr>
+          <w:ilvl w:val="0"/>
+          <w:numId w:val="0"/>
+        </w:numPr>
+      </w:pPr>
+      <w:bookmarkStart w:id="4" w:name="_Toc242883684"/>
       <w:r>
         <w:lastRenderedPageBreak/>
+        <w:t xml:space="preserve">3. </w:t>
+      </w:r>
+      <w:r>
         <w:t>Clasificación y potencial de las fuentes energéticas</w:t>
       </w:r>
       <w:bookmarkEnd w:id="4"/>
+    </w:p>
+    <w:p>
+      <w:pPr>
+        <w:spacing w:before="0" w:after="0"/>
+        <w:ind w:firstLine="504"/>
+      </w:pPr>
+      <w:r>
+        <w:t>Este componente formativo desarrolla el saber conceptual sobre las fuentes básicas de energía renovable, con el propósito de que el aprendiz pueda identificarlas, clasificarlas y comprender su origen, como base para la selección de alternativas energéticas sostenibles.</w:t>
+      </w:r>
     </w:p>
     <w:p>
       <w:pPr>
@@ -5169,33 +5166,7 @@
         <w:ind w:firstLine="504"/>
       </w:pPr>
       <w:r>
-        <w:t>Este componente formativo desarrolla el saber conceptual sobre las fuentes básicas de energía renovable, con el propósito de que el aprendiz pueda identificarlas, clasificarlas y comprender su origen, como base para la selección de alternativas energéticas sostenibles.</w:t>
-      </w:r>
-    </w:p>
-    <w:p>
-      <w:pPr>
-        <w:spacing w:after="0"/>
-        <w:ind w:firstLine="504"/>
-      </w:pPr>
-      <w:r>
         <w:t>Para la formulación de soluciones energéticas apropiadas, resulta fundamental que el aprendiz comprenda la clasificación de las fuentes de energía, así como las diferencias conceptuales entre los distintos tipos existentes.</w:t>
-      </w:r>
-    </w:p>
-    <w:p>
-      <w:pPr>
-        <w:spacing w:after="0"/>
-        <w:ind w:firstLine="504"/>
-        <w:rPr>
-          <w:b/>
-          <w:bCs/>
-        </w:rPr>
-      </w:pPr>
-      <w:r>
-        <w:rPr>
-          <w:b/>
-          <w:bCs/>
-        </w:rPr>
-        <w:t>Clasificación fundamental</w:t>
       </w:r>
     </w:p>
     <w:p>
@@ -5203,9 +5174,10 @@
         <w:pStyle w:val="Prrafodelista"/>
         <w:numPr>
           <w:ilvl w:val="0"/>
-          <w:numId w:val="8"/>
+          <w:numId w:val="9"/>
         </w:numPr>
         <w:spacing w:after="0"/>
+        <w:ind w:left="567"/>
         <w:rPr>
           <w:b/>
           <w:bCs/>
@@ -5216,16 +5188,7 @@
           <w:b/>
           <w:bCs/>
         </w:rPr>
-        <w:t>Fuentes convencionales y no convencionales</w:t>
-      </w:r>
-    </w:p>
-    <w:p>
-      <w:pPr>
-        <w:spacing w:after="0"/>
-        <w:ind w:firstLine="504"/>
-      </w:pPr>
-      <w:r>
-        <w:t>Las fuentes convencionales corresponden principalmente a los combustibles fósiles tradicionalmente utilizados para la generación de energía, mientras que las fuentes no convencionales incluyen aquellas alternativas que no han sido explotadas de manera masiva y que, en su mayoría, se basan en recursos renovables.</w:t>
+        <w:t>Clasificación fundamental</w:t>
       </w:r>
     </w:p>
     <w:p>
@@ -5233,20 +5196,67 @@
         <w:pStyle w:val="Prrafodelista"/>
         <w:numPr>
           <w:ilvl w:val="0"/>
-          <w:numId w:val="8"/>
+          <w:numId w:val="7"/>
         </w:numPr>
-        <w:spacing w:after="0"/>
-        <w:rPr>
+        <w:spacing w:before="0" w:after="0"/>
+        <w:rPr>
+          <w:rFonts w:cs="Calibri"/>
           <w:b/>
           <w:bCs/>
-        </w:rPr>
-      </w:pPr>
-      <w:r>
-        <w:rPr>
+          <w:lang w:eastAsia="es-CO"/>
+        </w:rPr>
+      </w:pPr>
+      <w:r>
+        <w:rPr>
+          <w:rFonts w:cs="Calibri"/>
           <w:b/>
           <w:bCs/>
+          <w:lang w:eastAsia="es-CO"/>
+        </w:rPr>
+        <w:t>Fuentes convencionales y no convencionales</w:t>
+      </w:r>
+    </w:p>
+    <w:p>
+      <w:pPr>
+        <w:spacing w:before="0" w:after="0"/>
+        <w:ind w:left="927" w:firstLine="0"/>
+      </w:pPr>
+      <w:r>
+        <w:t>Las fuentes convencionales corresponden principalmente a los combustibles fósiles tradicionalmente utilizados para la generación de energía, mientras que las fuentes no convencionales incluyen aquellas alternativas que no han sido explotadas de manera masiva y que, en su mayoría, se basan en recursos renovables.</w:t>
+      </w:r>
+    </w:p>
+    <w:p>
+      <w:pPr>
+        <w:pStyle w:val="Prrafodelista"/>
+        <w:numPr>
+          <w:ilvl w:val="0"/>
+          <w:numId w:val="7"/>
+        </w:numPr>
+        <w:spacing w:before="0" w:after="0"/>
+        <w:rPr>
+          <w:rFonts w:cs="Calibri"/>
+          <w:b/>
+          <w:bCs/>
+          <w:lang w:eastAsia="es-CO"/>
+        </w:rPr>
+      </w:pPr>
+      <w:r>
+        <w:rPr>
+          <w:rFonts w:cs="Calibri"/>
+          <w:b/>
+          <w:bCs/>
+          <w:lang w:eastAsia="es-CO"/>
         </w:rPr>
         <w:t>Fuentes renovables y no renovables</w:t>
+      </w:r>
+    </w:p>
+    <w:p>
+      <w:pPr>
+        <w:spacing w:before="0" w:after="0"/>
+        <w:ind w:left="927" w:firstLine="0"/>
+      </w:pPr>
+      <w:r>
+        <w:t>Las fuentes renovables se caracterizan por provenir de recursos naturales que se regeneran de forma continua, como el sol, el viento, el agua y la biomasa. En contraste, las fuentes no renovables dependen de recursos finitos, cuya disponibilidad disminuye con su uso, como el carbón, el petróleo y el gas natural.</w:t>
       </w:r>
     </w:p>
     <w:p>
@@ -5254,9 +5264,6 @@
         <w:spacing w:after="0"/>
         <w:ind w:firstLine="504"/>
       </w:pPr>
-      <w:r>
-        <w:t>Las fuentes renovables se caracterizan por provenir de recursos naturales que se regeneran de forma continua, como el sol, el viento, el agua y la biomasa. En contraste, las fuentes no renovables dependen de recursos finitos, cuya disponibilidad disminuye con su uso, como el carbón, el petróleo y el gas natural.</w:t>
-      </w:r>
     </w:p>
     <w:p>
       <w:pPr>
@@ -5635,25 +5642,41 @@
     </w:tbl>
     <w:p>
       <w:pPr>
-        <w:spacing w:after="0"/>
-        <w:ind w:firstLine="504"/>
+        <w:pStyle w:val="Prrafodelista"/>
+        <w:spacing w:before="0" w:after="0" w:line="240" w:lineRule="auto"/>
+        <w:ind w:left="567" w:firstLine="0"/>
         <w:rPr>
           <w:b/>
           <w:bCs/>
         </w:rPr>
       </w:pPr>
-      <w:r>
+    </w:p>
+    <w:p>
+      <w:pPr>
+        <w:pStyle w:val="Prrafodelista"/>
+        <w:numPr>
+          <w:ilvl w:val="0"/>
+          <w:numId w:val="9"/>
+        </w:numPr>
+        <w:spacing w:before="0" w:after="0"/>
+        <w:ind w:left="567"/>
         <w:rPr>
           <w:b/>
           <w:bCs/>
         </w:rPr>
+      </w:pPr>
+      <w:r>
+        <w:rPr>
+          <w:b/>
+          <w:bCs/>
+        </w:rPr>
         <w:t>Fuentes renovables para el contexto rural</w:t>
       </w:r>
     </w:p>
     <w:p>
       <w:pPr>
         <w:spacing w:before="0" w:after="0"/>
-        <w:ind w:firstLine="504"/>
+        <w:ind w:firstLine="567"/>
       </w:pPr>
       <w:r>
         <w:t>Las </w:t>
@@ -5972,21 +5995,12 @@
                 <w:szCs w:val="28"/>
               </w:rPr>
             </w:pPr>
-            <w:proofErr w:type="spellStart"/>
             <w:r>
               <w:rPr>
                 <w:sz w:val="28"/>
                 <w:szCs w:val="28"/>
               </w:rPr>
-              <w:t>Microhidráulica</w:t>
-            </w:r>
-            <w:proofErr w:type="spellEnd"/>
-            <w:r>
-              <w:rPr>
-                <w:sz w:val="28"/>
-                <w:szCs w:val="28"/>
-              </w:rPr>
-              <w:t xml:space="preserve"> (pequeñas centrales hidroeléctricas)</w:t>
+              <w:t>Microhidráulica (pequeñas centrales hidroeléctricas)</w:t>
             </w:r>
           </w:p>
         </w:tc>
@@ -6119,8 +6133,13 @@
     </w:p>
     <w:p>
       <w:pPr>
+        <w:pStyle w:val="Prrafodelista"/>
+        <w:numPr>
+          <w:ilvl w:val="0"/>
+          <w:numId w:val="9"/>
+        </w:numPr>
         <w:spacing w:after="0"/>
-        <w:ind w:firstLine="504"/>
+        <w:ind w:left="567"/>
         <w:rPr>
           <w:b/>
           <w:bCs/>
@@ -6137,7 +6156,7 @@
     </w:p>
     <w:p>
       <w:pPr>
-        <w:spacing w:after="0"/>
+        <w:spacing w:before="0" w:after="0"/>
         <w:ind w:firstLine="504"/>
         <w:rPr>
           <w:lang w:eastAsia="es-CO"/>
@@ -6177,7 +6196,7 @@
           <w:numId w:val="0"/>
         </w:numPr>
       </w:pPr>
-      <w:bookmarkStart w:id="5" w:name="_Toc227595696"/>
+      <w:bookmarkStart w:id="5" w:name="_Toc242883685"/>
       <w:r>
         <w:lastRenderedPageBreak/>
         <w:t>Síntesis</w:t>
@@ -6291,7 +6310,7 @@
         </w:numPr>
       </w:pPr>
       <w:bookmarkStart w:id="6" w:name="_Toc176443725"/>
-      <w:bookmarkStart w:id="7" w:name="_Toc227595697"/>
+      <w:bookmarkStart w:id="7" w:name="_Toc242883686"/>
       <w:r>
         <w:lastRenderedPageBreak/>
         <w:t>Glosario</w:t>
@@ -6905,7 +6924,7 @@
           <w:numId w:val="0"/>
         </w:numPr>
       </w:pPr>
-      <w:bookmarkStart w:id="9" w:name="_Toc227595698"/>
+      <w:bookmarkStart w:id="9" w:name="_Toc242883687"/>
       <w:r>
         <w:lastRenderedPageBreak/>
         <w:t>Referencias bibliográficas</w:t>
@@ -6931,7 +6950,7 @@
     </w:p>
     <w:p>
       <w:pPr>
-        <w:spacing w:before="0" w:after="0"/>
+        <w:spacing w:after="0"/>
         <w:rPr>
           <w:rFonts w:cs="Calibri"/>
           <w:lang w:val="es-MX" w:eastAsia="es-CO"/>
@@ -6947,7 +6966,7 @@
     </w:p>
     <w:p>
       <w:pPr>
-        <w:spacing w:before="0" w:after="0"/>
+        <w:spacing w:after="0"/>
         <w:rPr>
           <w:rFonts w:cs="Calibri"/>
           <w:lang w:val="es-MX" w:eastAsia="es-CO"/>
@@ -6963,7 +6982,7 @@
     </w:p>
     <w:p>
       <w:pPr>
-        <w:spacing w:before="0" w:after="0"/>
+        <w:spacing w:after="0"/>
         <w:rPr>
           <w:rFonts w:cs="Calibri"/>
           <w:lang w:val="es-MX" w:eastAsia="es-CO"/>
@@ -6974,375 +6993,128 @@
           <w:rFonts w:cs="Calibri"/>
           <w:lang w:val="es-MX" w:eastAsia="es-CO"/>
         </w:rPr>
-        <w:t xml:space="preserve">Ellen MacArthur </w:t>
-      </w:r>
-      <w:proofErr w:type="spellStart"/>
-      <w:r>
+        <w:t>Ellen MacArthur Foundation. (2017). Towards a Circular Economy: A business case for energy efficiency.</w:t>
+      </w:r>
+    </w:p>
+    <w:p>
+      <w:pPr>
+        <w:spacing w:after="0"/>
         <w:rPr>
           <w:rFonts w:cs="Calibri"/>
           <w:lang w:val="es-MX" w:eastAsia="es-CO"/>
         </w:rPr>
-        <w:t>Foundation</w:t>
-      </w:r>
-      <w:proofErr w:type="spellEnd"/>
+      </w:pPr>
       <w:r>
         <w:rPr>
           <w:rFonts w:cs="Calibri"/>
           <w:lang w:val="es-MX" w:eastAsia="es-CO"/>
         </w:rPr>
-        <w:t xml:space="preserve">. (2017). </w:t>
-      </w:r>
-      <w:proofErr w:type="spellStart"/>
-      <w:r>
+        <w:t>IPSE. (2023). Caracterización de las ZNI. Instituto de Planificación y Promoción de Soluciones Energéticas para las Zonas No Interconectadas.</w:t>
+      </w:r>
+    </w:p>
+    <w:p>
+      <w:pPr>
+        <w:spacing w:after="0"/>
         <w:rPr>
           <w:rFonts w:cs="Calibri"/>
           <w:lang w:val="es-MX" w:eastAsia="es-CO"/>
         </w:rPr>
-        <w:t>Towards</w:t>
-      </w:r>
-      <w:proofErr w:type="spellEnd"/>
+      </w:pPr>
       <w:r>
         <w:rPr>
           <w:rFonts w:cs="Calibri"/>
           <w:lang w:val="es-MX" w:eastAsia="es-CO"/>
         </w:rPr>
-        <w:t xml:space="preserve"> a Circular </w:t>
-      </w:r>
-      <w:proofErr w:type="spellStart"/>
-      <w:r>
+        <w:t>Naciones Unidas. (1987). Informe de la Comisión Mundial sobre Medio Ambiente y Desarrollo: Nuestro Futuro Común (Informe Brundtland). Asamblea General de las Naciones Unidas.</w:t>
+      </w:r>
+    </w:p>
+    <w:p>
+      <w:pPr>
+        <w:spacing w:after="0"/>
         <w:rPr>
           <w:rFonts w:cs="Calibri"/>
           <w:lang w:val="es-MX" w:eastAsia="es-CO"/>
         </w:rPr>
-        <w:t>Economy</w:t>
-      </w:r>
-      <w:proofErr w:type="spellEnd"/>
+      </w:pPr>
       <w:r>
         <w:rPr>
           <w:rFonts w:cs="Calibri"/>
           <w:lang w:val="es-MX" w:eastAsia="es-CO"/>
         </w:rPr>
-        <w:t xml:space="preserve">: A </w:t>
-      </w:r>
-      <w:proofErr w:type="spellStart"/>
-      <w:r>
+        <w:t>Oikonomou, V. A., Gielen, D. J., &amp; Rübbelke, D. (2020). Energy Efficiency and the Three Pillars of Sustainable Development: A Concise Review. Energy Policy, 137(1), 111100.</w:t>
+      </w:r>
+    </w:p>
+    <w:p>
+      <w:pPr>
+        <w:spacing w:after="0"/>
         <w:rPr>
           <w:rFonts w:cs="Calibri"/>
           <w:lang w:val="es-MX" w:eastAsia="es-CO"/>
         </w:rPr>
-        <w:t>business</w:t>
-      </w:r>
-      <w:proofErr w:type="spellEnd"/>
+      </w:pPr>
       <w:r>
         <w:rPr>
           <w:rFonts w:cs="Calibri"/>
           <w:lang w:val="es-MX" w:eastAsia="es-CO"/>
         </w:rPr>
-        <w:t xml:space="preserve"> case </w:t>
-      </w:r>
-      <w:proofErr w:type="spellStart"/>
-      <w:r>
+        <w:lastRenderedPageBreak/>
+        <w:t>Rincón, J. M., &amp; Rincón, A. E. (2021). Análisis de Ciclo de Vida (ACV) como herramienta para la evaluación de sostenibilidad de proyectos energéticos. Revista de la Escuela Colombiana de Ingeniería, 120(2), 54-67.</w:t>
+      </w:r>
+    </w:p>
+    <w:p>
+      <w:pPr>
+        <w:spacing w:after="0"/>
         <w:rPr>
           <w:rFonts w:cs="Calibri"/>
           <w:lang w:val="es-MX" w:eastAsia="es-CO"/>
         </w:rPr>
-        <w:t>for</w:t>
-      </w:r>
-      <w:proofErr w:type="spellEnd"/>
+      </w:pPr>
       <w:r>
         <w:rPr>
           <w:rFonts w:cs="Calibri"/>
           <w:lang w:val="es-MX" w:eastAsia="es-CO"/>
         </w:rPr>
+        <w:t>UPME. (2025). Guías Plan Energético Rural Sostenible (PERS). Sistema de Información Minero Energético de Colombia (SIMEC).</w:t>
+      </w:r>
+    </w:p>
+    <w:p>
+      <w:pPr>
+        <w:spacing w:after="0"/>
+        <w:rPr>
+          <w:rFonts w:cs="Calibri"/>
+          <w:lang w:val="es-MX" w:eastAsia="es-CO"/>
+        </w:rPr>
+      </w:pPr>
+      <w:r>
+        <w:rPr>
+          <w:rFonts w:cs="Calibri"/>
+          <w:lang w:val="es-MX" w:eastAsia="es-CO"/>
+        </w:rPr>
+        <w:t xml:space="preserve">UPME. (2019). Plan Indicativo de Expansión de Cobertura (PIEC) 2019-2023. Unidad de Planeación </w:t>
+      </w:r>
+      <w:proofErr w:type="gramStart"/>
+      <w:r>
+        <w:rPr>
+          <w:rFonts w:cs="Calibri"/>
+          <w:lang w:val="es-MX" w:eastAsia="es-CO"/>
+        </w:rPr>
+        <w:t>Minero</w:t>
+      </w:r>
+      <w:r>
+        <w:rPr>
+          <w:rFonts w:cs="Calibri"/>
+          <w:lang w:val="es-MX" w:eastAsia="es-CO"/>
+        </w:rPr>
         <w:t xml:space="preserve"> </w:t>
       </w:r>
-      <w:proofErr w:type="spellStart"/>
       <w:r>
         <w:rPr>
           <w:rFonts w:cs="Calibri"/>
           <w:lang w:val="es-MX" w:eastAsia="es-CO"/>
         </w:rPr>
-        <w:t>energy</w:t>
-      </w:r>
-      <w:proofErr w:type="spellEnd"/>
-      <w:r>
-        <w:rPr>
-          <w:rFonts w:cs="Calibri"/>
-          <w:lang w:val="es-MX" w:eastAsia="es-CO"/>
-        </w:rPr>
-        <w:t xml:space="preserve"> </w:t>
-      </w:r>
-      <w:proofErr w:type="spellStart"/>
-      <w:r>
-        <w:rPr>
-          <w:rFonts w:cs="Calibri"/>
-          <w:lang w:val="es-MX" w:eastAsia="es-CO"/>
-        </w:rPr>
-        <w:t>efficiency</w:t>
-      </w:r>
-      <w:proofErr w:type="spellEnd"/>
-      <w:r>
-        <w:rPr>
-          <w:rFonts w:cs="Calibri"/>
-          <w:lang w:val="es-MX" w:eastAsia="es-CO"/>
-        </w:rPr>
-        <w:t>.</w:t>
-      </w:r>
-    </w:p>
-    <w:p>
-      <w:pPr>
-        <w:spacing w:before="0" w:after="0"/>
-        <w:rPr>
-          <w:rFonts w:cs="Calibri"/>
-          <w:lang w:val="es-MX" w:eastAsia="es-CO"/>
-        </w:rPr>
-      </w:pPr>
-      <w:r>
-        <w:rPr>
-          <w:rFonts w:cs="Calibri"/>
-          <w:lang w:val="es-MX" w:eastAsia="es-CO"/>
-        </w:rPr>
-        <w:t>IPSE. (2023). Caracterización de las ZNI. Instituto de Planificación y Promoción de Soluciones Energéticas para las Zonas No Interconectadas.</w:t>
-      </w:r>
-    </w:p>
-    <w:p>
-      <w:pPr>
-        <w:spacing w:before="0" w:after="0"/>
-        <w:rPr>
-          <w:rFonts w:cs="Calibri"/>
-          <w:lang w:val="es-MX" w:eastAsia="es-CO"/>
-        </w:rPr>
-      </w:pPr>
-      <w:r>
-        <w:rPr>
-          <w:rFonts w:cs="Calibri"/>
-          <w:lang w:val="es-MX" w:eastAsia="es-CO"/>
-        </w:rPr>
-        <w:t>Naciones Unidas. (1987). Informe de la Comisión Mundial sobre Medio Ambiente y Desarrollo: Nuestro Futuro Común (Informe Brundtland). Asamblea General de las Naciones Unidas.</w:t>
-      </w:r>
-    </w:p>
-    <w:p>
-      <w:pPr>
-        <w:spacing w:before="0" w:after="0"/>
-        <w:rPr>
-          <w:rFonts w:cs="Calibri"/>
-          <w:lang w:val="es-MX" w:eastAsia="es-CO"/>
-        </w:rPr>
-      </w:pPr>
-      <w:r>
-        <w:rPr>
-          <w:rFonts w:cs="Calibri"/>
-          <w:lang w:val="es-MX" w:eastAsia="es-CO"/>
-        </w:rPr>
-        <w:t xml:space="preserve">Oikonomou, V. A., Gielen, D. J., &amp; </w:t>
-      </w:r>
-      <w:proofErr w:type="spellStart"/>
-      <w:r>
-        <w:rPr>
-          <w:rFonts w:cs="Calibri"/>
-          <w:lang w:val="es-MX" w:eastAsia="es-CO"/>
-        </w:rPr>
-        <w:t>Rübbelke</w:t>
-      </w:r>
-      <w:proofErr w:type="spellEnd"/>
-      <w:r>
-        <w:rPr>
-          <w:rFonts w:cs="Calibri"/>
-          <w:lang w:val="es-MX" w:eastAsia="es-CO"/>
-        </w:rPr>
-        <w:t xml:space="preserve">, D. (2020). Energy </w:t>
-      </w:r>
-      <w:proofErr w:type="spellStart"/>
-      <w:r>
-        <w:rPr>
-          <w:rFonts w:cs="Calibri"/>
-          <w:lang w:val="es-MX" w:eastAsia="es-CO"/>
-        </w:rPr>
-        <w:t>Efficiency</w:t>
-      </w:r>
-      <w:proofErr w:type="spellEnd"/>
-      <w:r>
-        <w:rPr>
-          <w:rFonts w:cs="Calibri"/>
-          <w:lang w:val="es-MX" w:eastAsia="es-CO"/>
-        </w:rPr>
-        <w:t xml:space="preserve"> and </w:t>
-      </w:r>
-      <w:proofErr w:type="spellStart"/>
-      <w:r>
-        <w:rPr>
-          <w:rFonts w:cs="Calibri"/>
-          <w:lang w:val="es-MX" w:eastAsia="es-CO"/>
-        </w:rPr>
-        <w:t>the</w:t>
-      </w:r>
-      <w:proofErr w:type="spellEnd"/>
-      <w:r>
-        <w:rPr>
-          <w:rFonts w:cs="Calibri"/>
-          <w:lang w:val="es-MX" w:eastAsia="es-CO"/>
-        </w:rPr>
-        <w:t xml:space="preserve"> </w:t>
-      </w:r>
-      <w:proofErr w:type="spellStart"/>
-      <w:r>
-        <w:rPr>
-          <w:rFonts w:cs="Calibri"/>
-          <w:lang w:val="es-MX" w:eastAsia="es-CO"/>
-        </w:rPr>
-        <w:t>Three</w:t>
-      </w:r>
-      <w:proofErr w:type="spellEnd"/>
-      <w:r>
-        <w:rPr>
-          <w:rFonts w:cs="Calibri"/>
-          <w:lang w:val="es-MX" w:eastAsia="es-CO"/>
-        </w:rPr>
-        <w:t xml:space="preserve"> </w:t>
-      </w:r>
-      <w:proofErr w:type="spellStart"/>
-      <w:r>
-        <w:rPr>
-          <w:rFonts w:cs="Calibri"/>
-          <w:lang w:val="es-MX" w:eastAsia="es-CO"/>
-        </w:rPr>
-        <w:t>Pillars</w:t>
-      </w:r>
-      <w:proofErr w:type="spellEnd"/>
-      <w:r>
-        <w:rPr>
-          <w:rFonts w:cs="Calibri"/>
-          <w:lang w:val="es-MX" w:eastAsia="es-CO"/>
-        </w:rPr>
-        <w:t xml:space="preserve"> </w:t>
-      </w:r>
-      <w:proofErr w:type="spellStart"/>
-      <w:r>
-        <w:rPr>
-          <w:rFonts w:cs="Calibri"/>
-          <w:lang w:val="es-MX" w:eastAsia="es-CO"/>
-        </w:rPr>
-        <w:t>of</w:t>
-      </w:r>
-      <w:proofErr w:type="spellEnd"/>
-      <w:r>
-        <w:rPr>
-          <w:rFonts w:cs="Calibri"/>
-          <w:lang w:val="es-MX" w:eastAsia="es-CO"/>
-        </w:rPr>
-        <w:t xml:space="preserve"> </w:t>
-      </w:r>
-      <w:proofErr w:type="spellStart"/>
-      <w:r>
-        <w:rPr>
-          <w:rFonts w:cs="Calibri"/>
-          <w:lang w:val="es-MX" w:eastAsia="es-CO"/>
-        </w:rPr>
-        <w:t>Sustainable</w:t>
-      </w:r>
-      <w:proofErr w:type="spellEnd"/>
-      <w:r>
-        <w:rPr>
-          <w:rFonts w:cs="Calibri"/>
-          <w:lang w:val="es-MX" w:eastAsia="es-CO"/>
-        </w:rPr>
-        <w:t xml:space="preserve"> </w:t>
-      </w:r>
-      <w:proofErr w:type="spellStart"/>
-      <w:r>
-        <w:rPr>
-          <w:rFonts w:cs="Calibri"/>
-          <w:lang w:val="es-MX" w:eastAsia="es-CO"/>
-        </w:rPr>
-        <w:t>Development</w:t>
-      </w:r>
-      <w:proofErr w:type="spellEnd"/>
-      <w:r>
-        <w:rPr>
-          <w:rFonts w:cs="Calibri"/>
-          <w:lang w:val="es-MX" w:eastAsia="es-CO"/>
-        </w:rPr>
-        <w:t xml:space="preserve">: A Concise </w:t>
-      </w:r>
-      <w:proofErr w:type="spellStart"/>
-      <w:r>
-        <w:rPr>
-          <w:rFonts w:cs="Calibri"/>
-          <w:lang w:val="es-MX" w:eastAsia="es-CO"/>
-        </w:rPr>
-        <w:t>Review</w:t>
-      </w:r>
-      <w:proofErr w:type="spellEnd"/>
-      <w:r>
-        <w:rPr>
-          <w:rFonts w:cs="Calibri"/>
-          <w:lang w:val="es-MX" w:eastAsia="es-CO"/>
-        </w:rPr>
-        <w:t>. Energy Policy, 137(1), 111100.</w:t>
-      </w:r>
-    </w:p>
-    <w:p>
-      <w:pPr>
-        <w:spacing w:before="0" w:after="0"/>
-        <w:rPr>
-          <w:rFonts w:cs="Calibri"/>
-          <w:lang w:val="es-MX" w:eastAsia="es-CO"/>
-        </w:rPr>
-      </w:pPr>
-      <w:r>
-        <w:rPr>
-          <w:rFonts w:cs="Calibri"/>
-          <w:lang w:val="es-MX" w:eastAsia="es-CO"/>
-        </w:rPr>
-        <w:t>Rincón, J. M., &amp; Rincón, A. E. (2021). Análisis de Ciclo de Vida (ACV) como herramienta para la evaluación de sostenibilidad de proyectos energéticos. Revista de la Escuela Colombiana de Ingeniería, 120(2), 54-67.</w:t>
-      </w:r>
-    </w:p>
-    <w:p>
-      <w:pPr>
-        <w:spacing w:before="0" w:after="0"/>
-        <w:rPr>
-          <w:rFonts w:cs="Calibri"/>
-          <w:lang w:val="es-MX" w:eastAsia="es-CO"/>
-        </w:rPr>
-      </w:pPr>
-      <w:r>
-        <w:rPr>
-          <w:rFonts w:cs="Calibri"/>
-          <w:lang w:val="es-MX" w:eastAsia="es-CO"/>
-        </w:rPr>
-        <w:lastRenderedPageBreak/>
-        <w:t>UPME. (2025). Guías Plan Energético Rural Sostenible (PERS). Sistema de Información Minero Energético de Colombia (SIMEC).</w:t>
-      </w:r>
-    </w:p>
-    <w:p>
-      <w:pPr>
-        <w:spacing w:before="0" w:after="0"/>
-        <w:rPr>
-          <w:rFonts w:cs="Calibri"/>
-          <w:lang w:val="es-MX" w:eastAsia="es-CO"/>
-        </w:rPr>
-      </w:pPr>
-      <w:r>
-        <w:rPr>
-          <w:rFonts w:cs="Calibri"/>
-          <w:lang w:val="es-MX" w:eastAsia="es-CO"/>
-        </w:rPr>
-        <w:t>UPME. (2019). Plan Indicativo de Expansión de Cobertura (PIEC) 2019-2023. Unidad de Planeación Minero</w:t>
-      </w:r>
-      <w:r>
-        <w:rPr>
-          <w:rFonts w:cs="Calibri"/>
-          <w:lang w:val="es-MX" w:eastAsia="es-CO"/>
-        </w:rPr>
-        <w:t xml:space="preserve"> </w:t>
-      </w:r>
-      <w:r>
-        <w:rPr>
-          <w:rFonts w:cs="Calibri"/>
-          <w:lang w:val="es-MX" w:eastAsia="es-CO"/>
-        </w:rPr>
         <w:t>Energética</w:t>
       </w:r>
+      <w:proofErr w:type="gramEnd"/>
       <w:r>
         <w:rPr>
           <w:rFonts w:cs="Calibri"/>
@@ -7404,7 +7176,7 @@
         </w:numPr>
       </w:pPr>
       <w:bookmarkStart w:id="10" w:name="_Toc176443727"/>
-      <w:bookmarkStart w:id="11" w:name="_Toc227595699"/>
+      <w:bookmarkStart w:id="11" w:name="_Toc242883688"/>
       <w:r>
         <w:lastRenderedPageBreak/>
         <w:t>Créditos</w:t>
@@ -8042,7 +7814,7 @@
                 <w:sz w:val="28"/>
                 <w:szCs w:val="28"/>
               </w:rPr>
-              <w:t>Yineth Ibette González Quintero</w:t>
+              <w:t>Erika Daniela Manrique Rueda</w:t>
             </w:r>
           </w:p>
         </w:tc>
@@ -8064,7 +7836,7 @@
                 <w:sz w:val="28"/>
                 <w:szCs w:val="28"/>
               </w:rPr>
-              <w:t>Validadora y vinculadora de recursos educativos digitales</w:t>
+              <w:t>Validadora de recursos educativos digitales</w:t>
             </w:r>
           </w:p>
         </w:tc>
@@ -8179,7 +7951,7 @@
       <w:headerReference w:type="default" r:id="rId19"/>
       <w:footerReference w:type="default" r:id="rId20"/>
       <w:pgSz w:w="12240" w:h="15840"/>
-      <w:pgMar w:top="1701" w:right="1892" w:bottom="1134" w:left="1134" w:header="709" w:footer="737" w:gutter="0"/>
+      <w:pgMar w:top="1701" w:right="1183" w:bottom="1134" w:left="1134" w:header="709" w:footer="737" w:gutter="0"/>
       <w:pgNumType w:start="1"/>
       <w:cols w:space="708"/>
       <w:docGrid w:linePitch="381"/>
@@ -8189,7 +7961,7 @@
 </file>
 
 <file path=word/endnotes.xml><?xml version="1.0" encoding="utf-8"?>
-<w:endnotes xmlns:wpc="http://schemas.microsoft.com/office/word/2010/wordprocessingCanvas" xmlns:cx="http://schemas.microsoft.com/office/drawing/2014/chartex" xmlns:cx1="http://schemas.microsoft.com/office/drawing/2015/9/8/chartex" xmlns:cx2="http://schemas.microsoft.com/office/drawing/2015/10/21/chartex" xmlns:cx3="http://schemas.microsoft.com/office/drawing/2016/5/9/chartex" xmlns:cx4="http://schemas.microsoft.com/office/drawing/2016/5/10/chartex" xmlns:cx5="http://schemas.microsoft.com/office/drawing/2016/5/11/chartex" xmlns:cx6="http://schemas.microsoft.com/office/drawing/2016/5/12/chartex" xmlns:cx7="http://schemas.microsoft.com/office/drawing/2016/5/13/chartex" xmlns:cx8="http://schemas.microsoft.com/office/drawing/2016/5/14/chartex" xmlns:mc="http://schemas.openxmlformats.org/markup-compatibility/2006" xmlns:aink="http://schemas.microsoft.com/office/drawing/2016/ink" xmlns:am3d="http://schemas.microsoft.com/office/drawing/2017/model3d" xmlns:o="urn:schemas-microsoft-com:office:office" xmlns:r="http://schemas.openxmlformats.org/officeDocument/2006/relationships" xmlns:m="http://schemas.openxmlformats.org/officeDocument/2006/math" xmlns:v="urn:schemas-microsoft-com:vml" xmlns:wp14="http://schemas.microsoft.com/office/word/2010/wordprocessingDrawing" xmlns:wp="http://schemas.openxmlformats.org/drawingml/2006/wordprocessingDrawing" xmlns:w10="urn:schemas-microsoft-com:office:word" xmlns:w="http://schemas.openxmlformats.org/wordprocessingml/2006/main" xmlns:w14="http://schemas.microsoft.com/office/word/2010/wordml" xmlns:w15="http://schemas.microsoft.com/office/word/2012/wordml" xmlns:w16cex="http://schemas.microsoft.com/office/word/2018/wordml/cex" xmlns:w16cid="http://schemas.microsoft.com/office/word/2016/wordml/cid" xmlns:w16="http://schemas.microsoft.com/office/word/2018/wordml" xmlns:w16sdtdh="http://schemas.microsoft.com/office/word/2020/wordml/sdtdatahash" xmlns:w16se="http://schemas.microsoft.com/office/word/2015/wordml/symex" xmlns:wpg="http://schemas.microsoft.com/office/word/2010/wordprocessingGroup" xmlns:wpi="http://schemas.microsoft.com/office/word/2010/wordprocessingInk" xmlns:wne="http://schemas.microsoft.com/office/word/2006/wordml" xmlns:wps="http://schemas.microsoft.com/office/word/2010/wordprocessingShape" mc:Ignorable="w14 w15 w16se w16cid w16 w16cex w16sdtdh wp14">
+<w:endnotes xmlns:wpc="http://schemas.microsoft.com/office/word/2010/wordprocessingCanvas" xmlns:cx="http://schemas.microsoft.com/office/drawing/2014/chartex" xmlns:cx1="http://schemas.microsoft.com/office/drawing/2015/9/8/chartex" xmlns:cx2="http://schemas.microsoft.com/office/drawing/2015/10/21/chartex" xmlns:cx3="http://schemas.microsoft.com/office/drawing/2016/5/9/chartex" xmlns:cx4="http://schemas.microsoft.com/office/drawing/2016/5/10/chartex" xmlns:cx5="http://schemas.microsoft.com/office/drawing/2016/5/11/chartex" xmlns:cx6="http://schemas.microsoft.com/office/drawing/2016/5/12/chartex" xmlns:cx7="http://schemas.microsoft.com/office/drawing/2016/5/13/chartex" xmlns:cx8="http://schemas.microsoft.com/office/drawing/2016/5/14/chartex" xmlns:mc="http://schemas.openxmlformats.org/markup-compatibility/2006" xmlns:aink="http://schemas.microsoft.com/office/drawing/2016/ink" xmlns:am3d="http://schemas.microsoft.com/office/drawing/2017/model3d" xmlns:o="urn:schemas-microsoft-com:office:office" xmlns:oel="http://schemas.microsoft.com/office/2019/extlst" xmlns:r="http://schemas.openxmlformats.org/officeDocument/2006/relationships" xmlns:m="http://schemas.openxmlformats.org/officeDocument/2006/math" xmlns:v="urn:schemas-microsoft-com:vml" xmlns:wp14="http://schemas.microsoft.com/office/word/2010/wordprocessingDrawing" xmlns:wp="http://schemas.openxmlformats.org/drawingml/2006/wordprocessingDrawing" xmlns:w10="urn:schemas-microsoft-com:office:word" xmlns:w="http://schemas.openxmlformats.org/wordprocessingml/2006/main" xmlns:w14="http://schemas.microsoft.com/office/word/2010/wordml" xmlns:w15="http://schemas.microsoft.com/office/word/2012/wordml" xmlns:w16cex="http://schemas.microsoft.com/office/word/2018/wordml/cex" xmlns:w16cid="http://schemas.microsoft.com/office/word/2016/wordml/cid" xmlns:w16="http://schemas.microsoft.com/office/word/2018/wordml" xmlns:w16du="http://schemas.microsoft.com/office/word/2023/wordml/word16du" xmlns:w16sdtdh="http://schemas.microsoft.com/office/word/2020/wordml/sdtdatahash" xmlns:w16sdtfl="http://schemas.microsoft.com/office/word/2024/wordml/sdtformatlock" xmlns:w16se="http://schemas.microsoft.com/office/word/2015/wordml/symex" xmlns:wpg="http://schemas.microsoft.com/office/word/2010/wordprocessingGroup" xmlns:wpi="http://schemas.microsoft.com/office/word/2010/wordprocessingInk" xmlns:wne="http://schemas.microsoft.com/office/word/2006/wordml" xmlns:wps="http://schemas.microsoft.com/office/word/2010/wordprocessingShape" mc:Ignorable="w14 w15 w16se w16cid w16 w16cex w16sdtdh w16sdtfl w16du wp14">
   <w:endnote w:type="separator" w:id="-1">
     <w:p>
       <w:pPr>
@@ -8214,7 +7986,7 @@
 </file>
 
 <file path=word/footer1.xml><?xml version="1.0" encoding="utf-8"?>
-<w:ftr xmlns:wpc="http://schemas.microsoft.com/office/word/2010/wordprocessingCanvas" xmlns:cx="http://schemas.microsoft.com/office/drawing/2014/chartex" xmlns:cx1="http://schemas.microsoft.com/office/drawing/2015/9/8/chartex" xmlns:cx2="http://schemas.microsoft.com/office/drawing/2015/10/21/chartex" xmlns:cx3="http://schemas.microsoft.com/office/drawing/2016/5/9/chartex" xmlns:cx4="http://schemas.microsoft.com/office/drawing/2016/5/10/chartex" xmlns:cx5="http://schemas.microsoft.com/office/drawing/2016/5/11/chartex" xmlns:cx6="http://schemas.microsoft.com/office/drawing/2016/5/12/chartex" xmlns:cx7="http://schemas.microsoft.com/office/drawing/2016/5/13/chartex" xmlns:cx8="http://schemas.microsoft.com/office/drawing/2016/5/14/chartex" xmlns:mc="http://schemas.openxmlformats.org/markup-compatibility/2006" xmlns:aink="http://schemas.microsoft.com/office/drawing/2016/ink" xmlns:am3d="http://schemas.microsoft.com/office/drawing/2017/model3d" xmlns:o="urn:schemas-microsoft-com:office:office" xmlns:r="http://schemas.openxmlformats.org/officeDocument/2006/relationships" xmlns:m="http://schemas.openxmlformats.org/officeDocument/2006/math" xmlns:v="urn:schemas-microsoft-com:vml" xmlns:wp14="http://schemas.microsoft.com/office/word/2010/wordprocessingDrawing" xmlns:wp="http://schemas.openxmlformats.org/drawingml/2006/wordprocessingDrawing" xmlns:w10="urn:schemas-microsoft-com:office:word" xmlns:w="http://schemas.openxmlformats.org/wordprocessingml/2006/main" xmlns:w14="http://schemas.microsoft.com/office/word/2010/wordml" xmlns:w15="http://schemas.microsoft.com/office/word/2012/wordml" xmlns:w16cex="http://schemas.microsoft.com/office/word/2018/wordml/cex" xmlns:w16cid="http://schemas.microsoft.com/office/word/2016/wordml/cid" xmlns:w16="http://schemas.microsoft.com/office/word/2018/wordml" xmlns:w16sdtdh="http://schemas.microsoft.com/office/word/2020/wordml/sdtdatahash" xmlns:w16se="http://schemas.microsoft.com/office/word/2015/wordml/symex" xmlns:wpg="http://schemas.microsoft.com/office/word/2010/wordprocessingGroup" xmlns:wpi="http://schemas.microsoft.com/office/word/2010/wordprocessingInk" xmlns:wne="http://schemas.microsoft.com/office/word/2006/wordml" xmlns:wps="http://schemas.microsoft.com/office/word/2010/wordprocessingShape" mc:Ignorable="w14 w15 w16se w16cid w16 w16cex w16sdtdh wp14">
+<w:ftr xmlns:wpc="http://schemas.microsoft.com/office/word/2010/wordprocessingCanvas" xmlns:cx="http://schemas.microsoft.com/office/drawing/2014/chartex" xmlns:cx1="http://schemas.microsoft.com/office/drawing/2015/9/8/chartex" xmlns:cx2="http://schemas.microsoft.com/office/drawing/2015/10/21/chartex" xmlns:cx3="http://schemas.microsoft.com/office/drawing/2016/5/9/chartex" xmlns:cx4="http://schemas.microsoft.com/office/drawing/2016/5/10/chartex" xmlns:cx5="http://schemas.microsoft.com/office/drawing/2016/5/11/chartex" xmlns:cx6="http://schemas.microsoft.com/office/drawing/2016/5/12/chartex" xmlns:cx7="http://schemas.microsoft.com/office/drawing/2016/5/13/chartex" xmlns:cx8="http://schemas.microsoft.com/office/drawing/2016/5/14/chartex" xmlns:mc="http://schemas.openxmlformats.org/markup-compatibility/2006" xmlns:aink="http://schemas.microsoft.com/office/drawing/2016/ink" xmlns:am3d="http://schemas.microsoft.com/office/drawing/2017/model3d" xmlns:o="urn:schemas-microsoft-com:office:office" xmlns:oel="http://schemas.microsoft.com/office/2019/extlst" xmlns:r="http://schemas.openxmlformats.org/officeDocument/2006/relationships" xmlns:m="http://schemas.openxmlformats.org/officeDocument/2006/math" xmlns:v="urn:schemas-microsoft-com:vml" xmlns:wp14="http://schemas.microsoft.com/office/word/2010/wordprocessingDrawing" xmlns:wp="http://schemas.openxmlformats.org/drawingml/2006/wordprocessingDrawing" xmlns:w10="urn:schemas-microsoft-com:office:word" xmlns:w="http://schemas.openxmlformats.org/wordprocessingml/2006/main" xmlns:w14="http://schemas.microsoft.com/office/word/2010/wordml" xmlns:w15="http://schemas.microsoft.com/office/word/2012/wordml" xmlns:w16cex="http://schemas.microsoft.com/office/word/2018/wordml/cex" xmlns:w16cid="http://schemas.microsoft.com/office/word/2016/wordml/cid" xmlns:w16="http://schemas.microsoft.com/office/word/2018/wordml" xmlns:w16du="http://schemas.microsoft.com/office/word/2023/wordml/word16du" xmlns:w16sdtdh="http://schemas.microsoft.com/office/word/2020/wordml/sdtdatahash" xmlns:w16sdtfl="http://schemas.microsoft.com/office/word/2024/wordml/sdtformatlock" xmlns:w16se="http://schemas.microsoft.com/office/word/2015/wordml/symex" xmlns:wpg="http://schemas.microsoft.com/office/word/2010/wordprocessingGroup" xmlns:wpi="http://schemas.microsoft.com/office/word/2010/wordprocessingInk" xmlns:wne="http://schemas.microsoft.com/office/word/2006/wordml" xmlns:wps="http://schemas.microsoft.com/office/word/2010/wordprocessingShape" mc:Ignorable="w14 w15 w16se w16cid w16 w16cex w16sdtdh w16sdtfl w16du wp14">
   <w:p>
     <w:pPr>
       <w:pStyle w:val="Piedepgina"/>
@@ -8350,7 +8122,7 @@
 </file>
 
 <file path=word/footnotes.xml><?xml version="1.0" encoding="utf-8"?>
-<w:footnotes xmlns:wpc="http://schemas.microsoft.com/office/word/2010/wordprocessingCanvas" xmlns:cx="http://schemas.microsoft.com/office/drawing/2014/chartex" xmlns:cx1="http://schemas.microsoft.com/office/drawing/2015/9/8/chartex" xmlns:cx2="http://schemas.microsoft.com/office/drawing/2015/10/21/chartex" xmlns:cx3="http://schemas.microsoft.com/office/drawing/2016/5/9/chartex" xmlns:cx4="http://schemas.microsoft.com/office/drawing/2016/5/10/chartex" xmlns:cx5="http://schemas.microsoft.com/office/drawing/2016/5/11/chartex" xmlns:cx6="http://schemas.microsoft.com/office/drawing/2016/5/12/chartex" xmlns:cx7="http://schemas.microsoft.com/office/drawing/2016/5/13/chartex" xmlns:cx8="http://schemas.microsoft.com/office/drawing/2016/5/14/chartex" xmlns:mc="http://schemas.openxmlformats.org/markup-compatibility/2006" xmlns:aink="http://schemas.microsoft.com/office/drawing/2016/ink" xmlns:am3d="http://schemas.microsoft.com/office/drawing/2017/model3d" xmlns:o="urn:schemas-microsoft-com:office:office" xmlns:r="http://schemas.openxmlformats.org/officeDocument/2006/relationships" xmlns:m="http://schemas.openxmlformats.org/officeDocument/2006/math" xmlns:v="urn:schemas-microsoft-com:vml" xmlns:wp14="http://schemas.microsoft.com/office/word/2010/wordprocessingDrawing" xmlns:wp="http://schemas.openxmlformats.org/drawingml/2006/wordprocessingDrawing" xmlns:w10="urn:schemas-microsoft-com:office:word" xmlns:w="http://schemas.openxmlformats.org/wordprocessingml/2006/main" xmlns:w14="http://schemas.microsoft.com/office/word/2010/wordml" xmlns:w15="http://schemas.microsoft.com/office/word/2012/wordml" xmlns:w16cex="http://schemas.microsoft.com/office/word/2018/wordml/cex" xmlns:w16cid="http://schemas.microsoft.com/office/word/2016/wordml/cid" xmlns:w16="http://schemas.microsoft.com/office/word/2018/wordml" xmlns:w16sdtdh="http://schemas.microsoft.com/office/word/2020/wordml/sdtdatahash" xmlns:w16se="http://schemas.microsoft.com/office/word/2015/wordml/symex" xmlns:wpg="http://schemas.microsoft.com/office/word/2010/wordprocessingGroup" xmlns:wpi="http://schemas.microsoft.com/office/word/2010/wordprocessingInk" xmlns:wne="http://schemas.microsoft.com/office/word/2006/wordml" xmlns:wps="http://schemas.microsoft.com/office/word/2010/wordprocessingShape" mc:Ignorable="w14 w15 w16se w16cid w16 w16cex w16sdtdh wp14">
+<w:footnotes xmlns:wpc="http://schemas.microsoft.com/office/word/2010/wordprocessingCanvas" xmlns:cx="http://schemas.microsoft.com/office/drawing/2014/chartex" xmlns:cx1="http://schemas.microsoft.com/office/drawing/2015/9/8/chartex" xmlns:cx2="http://schemas.microsoft.com/office/drawing/2015/10/21/chartex" xmlns:cx3="http://schemas.microsoft.com/office/drawing/2016/5/9/chartex" xmlns:cx4="http://schemas.microsoft.com/office/drawing/2016/5/10/chartex" xmlns:cx5="http://schemas.microsoft.com/office/drawing/2016/5/11/chartex" xmlns:cx6="http://schemas.microsoft.com/office/drawing/2016/5/12/chartex" xmlns:cx7="http://schemas.microsoft.com/office/drawing/2016/5/13/chartex" xmlns:cx8="http://schemas.microsoft.com/office/drawing/2016/5/14/chartex" xmlns:mc="http://schemas.openxmlformats.org/markup-compatibility/2006" xmlns:aink="http://schemas.microsoft.com/office/drawing/2016/ink" xmlns:am3d="http://schemas.microsoft.com/office/drawing/2017/model3d" xmlns:o="urn:schemas-microsoft-com:office:office" xmlns:oel="http://schemas.microsoft.com/office/2019/extlst" xmlns:r="http://schemas.openxmlformats.org/officeDocument/2006/relationships" xmlns:m="http://schemas.openxmlformats.org/officeDocument/2006/math" xmlns:v="urn:schemas-microsoft-com:vml" xmlns:wp14="http://schemas.microsoft.com/office/word/2010/wordprocessingDrawing" xmlns:wp="http://schemas.openxmlformats.org/drawingml/2006/wordprocessingDrawing" xmlns:w10="urn:schemas-microsoft-com:office:word" xmlns:w="http://schemas.openxmlformats.org/wordprocessingml/2006/main" xmlns:w14="http://schemas.microsoft.com/office/word/2010/wordml" xmlns:w15="http://schemas.microsoft.com/office/word/2012/wordml" xmlns:w16cex="http://schemas.microsoft.com/office/word/2018/wordml/cex" xmlns:w16cid="http://schemas.microsoft.com/office/word/2016/wordml/cid" xmlns:w16="http://schemas.microsoft.com/office/word/2018/wordml" xmlns:w16du="http://schemas.microsoft.com/office/word/2023/wordml/word16du" xmlns:w16sdtdh="http://schemas.microsoft.com/office/word/2020/wordml/sdtdatahash" xmlns:w16sdtfl="http://schemas.microsoft.com/office/word/2024/wordml/sdtformatlock" xmlns:w16se="http://schemas.microsoft.com/office/word/2015/wordml/symex" xmlns:wpg="http://schemas.microsoft.com/office/word/2010/wordprocessingGroup" xmlns:wpi="http://schemas.microsoft.com/office/word/2010/wordprocessingInk" xmlns:wne="http://schemas.microsoft.com/office/word/2006/wordml" xmlns:wps="http://schemas.microsoft.com/office/word/2010/wordprocessingShape" mc:Ignorable="w14 w15 w16se w16cid w16 w16cex w16sdtdh w16sdtfl w16du wp14">
   <w:footnote w:type="separator" w:id="-1">
     <w:p>
       <w:pPr>
@@ -8375,7 +8147,7 @@
 </file>
 
 <file path=word/header1.xml><?xml version="1.0" encoding="utf-8"?>
-<w:hdr xmlns:wpc="http://schemas.microsoft.com/office/word/2010/wordprocessingCanvas" xmlns:cx="http://schemas.microsoft.com/office/drawing/2014/chartex" xmlns:cx1="http://schemas.microsoft.com/office/drawing/2015/9/8/chartex" xmlns:cx2="http://schemas.microsoft.com/office/drawing/2015/10/21/chartex" xmlns:cx3="http://schemas.microsoft.com/office/drawing/2016/5/9/chartex" xmlns:cx4="http://schemas.microsoft.com/office/drawing/2016/5/10/chartex" xmlns:cx5="http://schemas.microsoft.com/office/drawing/2016/5/11/chartex" xmlns:cx6="http://schemas.microsoft.com/office/drawing/2016/5/12/chartex" xmlns:cx7="http://schemas.microsoft.com/office/drawing/2016/5/13/chartex" xmlns:cx8="http://schemas.microsoft.com/office/drawing/2016/5/14/chartex" xmlns:mc="http://schemas.openxmlformats.org/markup-compatibility/2006" xmlns:aink="http://schemas.microsoft.com/office/drawing/2016/ink" xmlns:am3d="http://schemas.microsoft.com/office/drawing/2017/model3d" xmlns:o="urn:schemas-microsoft-com:office:office" xmlns:r="http://schemas.openxmlformats.org/officeDocument/2006/relationships" xmlns:m="http://schemas.openxmlformats.org/officeDocument/2006/math" xmlns:v="urn:schemas-microsoft-com:vml" xmlns:wp14="http://schemas.microsoft.com/office/word/2010/wordprocessingDrawing" xmlns:wp="http://schemas.openxmlformats.org/drawingml/2006/wordprocessingDrawing" xmlns:w10="urn:schemas-microsoft-com:office:word" xmlns:w="http://schemas.openxmlformats.org/wordprocessingml/2006/main" xmlns:w14="http://schemas.microsoft.com/office/word/2010/wordml" xmlns:w15="http://schemas.microsoft.com/office/word/2012/wordml" xmlns:w16cex="http://schemas.microsoft.com/office/word/2018/wordml/cex" xmlns:w16cid="http://schemas.microsoft.com/office/word/2016/wordml/cid" xmlns:w16="http://schemas.microsoft.com/office/word/2018/wordml" xmlns:w16sdtdh="http://schemas.microsoft.com/office/word/2020/wordml/sdtdatahash" xmlns:w16se="http://schemas.microsoft.com/office/word/2015/wordml/symex" xmlns:wpg="http://schemas.microsoft.com/office/word/2010/wordprocessingGroup" xmlns:wpi="http://schemas.microsoft.com/office/word/2010/wordprocessingInk" xmlns:wne="http://schemas.microsoft.com/office/word/2006/wordml" xmlns:wps="http://schemas.microsoft.com/office/word/2010/wordprocessingShape" mc:Ignorable="w14 w15 w16se w16cid w16 w16cex w16sdtdh wp14">
+<w:hdr xmlns:wpc="http://schemas.microsoft.com/office/word/2010/wordprocessingCanvas" xmlns:cx="http://schemas.microsoft.com/office/drawing/2014/chartex" xmlns:cx1="http://schemas.microsoft.com/office/drawing/2015/9/8/chartex" xmlns:cx2="http://schemas.microsoft.com/office/drawing/2015/10/21/chartex" xmlns:cx3="http://schemas.microsoft.com/office/drawing/2016/5/9/chartex" xmlns:cx4="http://schemas.microsoft.com/office/drawing/2016/5/10/chartex" xmlns:cx5="http://schemas.microsoft.com/office/drawing/2016/5/11/chartex" xmlns:cx6="http://schemas.microsoft.com/office/drawing/2016/5/12/chartex" xmlns:cx7="http://schemas.microsoft.com/office/drawing/2016/5/13/chartex" xmlns:cx8="http://schemas.microsoft.com/office/drawing/2016/5/14/chartex" xmlns:mc="http://schemas.openxmlformats.org/markup-compatibility/2006" xmlns:aink="http://schemas.microsoft.com/office/drawing/2016/ink" xmlns:am3d="http://schemas.microsoft.com/office/drawing/2017/model3d" xmlns:o="urn:schemas-microsoft-com:office:office" xmlns:oel="http://schemas.microsoft.com/office/2019/extlst" xmlns:r="http://schemas.openxmlformats.org/officeDocument/2006/relationships" xmlns:m="http://schemas.openxmlformats.org/officeDocument/2006/math" xmlns:v="urn:schemas-microsoft-com:vml" xmlns:wp14="http://schemas.microsoft.com/office/word/2010/wordprocessingDrawing" xmlns:wp="http://schemas.openxmlformats.org/drawingml/2006/wordprocessingDrawing" xmlns:w10="urn:schemas-microsoft-com:office:word" xmlns:w="http://schemas.openxmlformats.org/wordprocessingml/2006/main" xmlns:w14="http://schemas.microsoft.com/office/word/2010/wordml" xmlns:w15="http://schemas.microsoft.com/office/word/2012/wordml" xmlns:w16cex="http://schemas.microsoft.com/office/word/2018/wordml/cex" xmlns:w16cid="http://schemas.microsoft.com/office/word/2016/wordml/cid" xmlns:w16="http://schemas.microsoft.com/office/word/2018/wordml" xmlns:w16du="http://schemas.microsoft.com/office/word/2023/wordml/word16du" xmlns:w16sdtdh="http://schemas.microsoft.com/office/word/2020/wordml/sdtdatahash" xmlns:w16sdtfl="http://schemas.microsoft.com/office/word/2024/wordml/sdtformatlock" xmlns:w16se="http://schemas.microsoft.com/office/word/2015/wordml/symex" xmlns:wpg="http://schemas.microsoft.com/office/word/2010/wordprocessingGroup" xmlns:wpi="http://schemas.microsoft.com/office/word/2010/wordprocessingInk" xmlns:wne="http://schemas.microsoft.com/office/word/2006/wordml" xmlns:wps="http://schemas.microsoft.com/office/word/2010/wordprocessingShape" mc:Ignorable="w14 w15 w16se w16cid w16 w16cex w16sdtdh w16sdtfl w16du wp14">
   <w:p>
     <w:pPr>
       <w:pStyle w:val="Encabezado"/>
@@ -8396,7 +8168,7 @@
           <wp:extent cx="560705" cy="546100"/>
           <wp:effectExtent l="0" t="0" r="0" b="0"/>
           <wp:wrapNone/>
-          <wp:docPr id="11267109" name="Gráfico 14"/>
+          <wp:docPr id="532924841" name="Gráfico 14"/>
           <wp:cNvGraphicFramePr>
             <a:graphicFrameLocks xmlns:a="http://schemas.openxmlformats.org/drawingml/2006/main" noChangeAspect="1"/>
           </wp:cNvGraphicFramePr>
@@ -8452,7 +8224,7 @@
 </file>
 
 <file path=word/numbering.xml><?xml version="1.0" encoding="utf-8"?>
-<w:numbering xmlns:wpc="http://schemas.microsoft.com/office/word/2010/wordprocessingCanvas" xmlns:cx="http://schemas.microsoft.com/office/drawing/2014/chartex" xmlns:cx1="http://schemas.microsoft.com/office/drawing/2015/9/8/chartex" xmlns:cx2="http://schemas.microsoft.com/office/drawing/2015/10/21/chartex" xmlns:cx3="http://schemas.microsoft.com/office/drawing/2016/5/9/chartex" xmlns:cx4="http://schemas.microsoft.com/office/drawing/2016/5/10/chartex" xmlns:cx5="http://schemas.microsoft.com/office/drawing/2016/5/11/chartex" xmlns:cx6="http://schemas.microsoft.com/office/drawing/2016/5/12/chartex" xmlns:cx7="http://schemas.microsoft.com/office/drawing/2016/5/13/chartex" xmlns:cx8="http://schemas.microsoft.com/office/drawing/2016/5/14/chartex" xmlns:mc="http://schemas.openxmlformats.org/markup-compatibility/2006" xmlns:aink="http://schemas.microsoft.com/office/drawing/2016/ink" xmlns:am3d="http://schemas.microsoft.com/office/drawing/2017/model3d" xmlns:o="urn:schemas-microsoft-com:office:office" xmlns:r="http://schemas.openxmlformats.org/officeDocument/2006/relationships" xmlns:m="http://schemas.openxmlformats.org/officeDocument/2006/math" xmlns:v="urn:schemas-microsoft-com:vml" xmlns:wp14="http://schemas.microsoft.com/office/word/2010/wordprocessingDrawing" xmlns:wp="http://schemas.openxmlformats.org/drawingml/2006/wordprocessingDrawing" xmlns:w10="urn:schemas-microsoft-com:office:word" xmlns:w="http://schemas.openxmlformats.org/wordprocessingml/2006/main" xmlns:w14="http://schemas.microsoft.com/office/word/2010/wordml" xmlns:w15="http://schemas.microsoft.com/office/word/2012/wordml" xmlns:w16cex="http://schemas.microsoft.com/office/word/2018/wordml/cex" xmlns:w16cid="http://schemas.microsoft.com/office/word/2016/wordml/cid" xmlns:w16="http://schemas.microsoft.com/office/word/2018/wordml" xmlns:w16sdtdh="http://schemas.microsoft.com/office/word/2020/wordml/sdtdatahash" xmlns:w16se="http://schemas.microsoft.com/office/word/2015/wordml/symex" xmlns:wpg="http://schemas.microsoft.com/office/word/2010/wordprocessingGroup" xmlns:wpi="http://schemas.microsoft.com/office/word/2010/wordprocessingInk" xmlns:wne="http://schemas.microsoft.com/office/word/2006/wordml" xmlns:wps="http://schemas.microsoft.com/office/word/2010/wordprocessingShape" mc:Ignorable="w14 w15 w16se w16cid w16 w16cex w16sdtdh wp14">
+<w:numbering xmlns:wpc="http://schemas.microsoft.com/office/word/2010/wordprocessingCanvas" xmlns:cx="http://schemas.microsoft.com/office/drawing/2014/chartex" xmlns:cx1="http://schemas.microsoft.com/office/drawing/2015/9/8/chartex" xmlns:cx2="http://schemas.microsoft.com/office/drawing/2015/10/21/chartex" xmlns:cx3="http://schemas.microsoft.com/office/drawing/2016/5/9/chartex" xmlns:cx4="http://schemas.microsoft.com/office/drawing/2016/5/10/chartex" xmlns:cx5="http://schemas.microsoft.com/office/drawing/2016/5/11/chartex" xmlns:cx6="http://schemas.microsoft.com/office/drawing/2016/5/12/chartex" xmlns:cx7="http://schemas.microsoft.com/office/drawing/2016/5/13/chartex" xmlns:cx8="http://schemas.microsoft.com/office/drawing/2016/5/14/chartex" xmlns:mc="http://schemas.openxmlformats.org/markup-compatibility/2006" xmlns:aink="http://schemas.microsoft.com/office/drawing/2016/ink" xmlns:am3d="http://schemas.microsoft.com/office/drawing/2017/model3d" xmlns:o="urn:schemas-microsoft-com:office:office" xmlns:oel="http://schemas.microsoft.com/office/2019/extlst" xmlns:r="http://schemas.openxmlformats.org/officeDocument/2006/relationships" xmlns:m="http://schemas.openxmlformats.org/officeDocument/2006/math" xmlns:v="urn:schemas-microsoft-com:vml" xmlns:wp14="http://schemas.microsoft.com/office/word/2010/wordprocessingDrawing" xmlns:wp="http://schemas.openxmlformats.org/drawingml/2006/wordprocessingDrawing" xmlns:w10="urn:schemas-microsoft-com:office:word" xmlns:w="http://schemas.openxmlformats.org/wordprocessingml/2006/main" xmlns:w14="http://schemas.microsoft.com/office/word/2010/wordml" xmlns:w15="http://schemas.microsoft.com/office/word/2012/wordml" xmlns:w16cex="http://schemas.microsoft.com/office/word/2018/wordml/cex" xmlns:w16cid="http://schemas.microsoft.com/office/word/2016/wordml/cid" xmlns:w16="http://schemas.microsoft.com/office/word/2018/wordml" xmlns:w16du="http://schemas.microsoft.com/office/word/2023/wordml/word16du" xmlns:w16sdtdh="http://schemas.microsoft.com/office/word/2020/wordml/sdtdatahash" xmlns:w16sdtfl="http://schemas.microsoft.com/office/word/2024/wordml/sdtformatlock" xmlns:w16se="http://schemas.microsoft.com/office/word/2015/wordml/symex" xmlns:wpg="http://schemas.microsoft.com/office/word/2010/wordprocessingGroup" xmlns:wpi="http://schemas.microsoft.com/office/word/2010/wordprocessingInk" xmlns:wne="http://schemas.microsoft.com/office/word/2006/wordml" xmlns:wps="http://schemas.microsoft.com/office/word/2010/wordprocessingShape" mc:Ignorable="w14 w15 w16se w16cid w16 w16cex w16sdtdh w16sdtfl w16du wp14">
   <w:abstractNum w:abstractNumId="0" w15:restartNumberingAfterBreak="0">
     <w:nsid w:val="FFFFFF89"/>
     <w:multiLevelType w:val="singleLevel"/>
@@ -8744,16 +8516,16 @@
     </w:lvl>
   </w:abstractNum>
   <w:abstractNum w:abstractNumId="3" w15:restartNumberingAfterBreak="0">
-    <w:nsid w:val="46480E66"/>
+    <w:nsid w:val="26F37F12"/>
     <w:multiLevelType w:val="hybridMultilevel"/>
-    <w:tmpl w:val="6B60AE98"/>
+    <w:tmpl w:val="508440E4"/>
     <w:lvl w:ilvl="0" w:tplc="240A0001">
       <w:start w:val="1"/>
       <w:numFmt w:val="bullet"/>
       <w:lvlText w:val=""/>
       <w:lvlJc w:val="left"/>
       <w:pPr>
-        <w:ind w:left="1224" w:hanging="360"/>
+        <w:ind w:left="993" w:hanging="360"/>
       </w:pPr>
       <w:rPr>
         <w:rFonts w:ascii="Symbol" w:hAnsi="Symbol" w:hint="default"/>
@@ -8765,7 +8537,7 @@
       <w:lvlText w:val="o"/>
       <w:lvlJc w:val="left"/>
       <w:pPr>
-        <w:ind w:left="1944" w:hanging="360"/>
+        <w:ind w:left="1713" w:hanging="360"/>
       </w:pPr>
       <w:rPr>
         <w:rFonts w:ascii="Courier New" w:hAnsi="Courier New" w:cs="Courier New" w:hint="default"/>
@@ -8777,7 +8549,7 @@
       <w:lvlText w:val=""/>
       <w:lvlJc w:val="left"/>
       <w:pPr>
-        <w:ind w:left="2664" w:hanging="360"/>
+        <w:ind w:left="2433" w:hanging="360"/>
       </w:pPr>
       <w:rPr>
         <w:rFonts w:ascii="Wingdings" w:hAnsi="Wingdings" w:hint="default"/>
@@ -8789,7 +8561,7 @@
       <w:lvlText w:val=""/>
       <w:lvlJc w:val="left"/>
       <w:pPr>
-        <w:ind w:left="3384" w:hanging="360"/>
+        <w:ind w:left="3153" w:hanging="360"/>
       </w:pPr>
       <w:rPr>
         <w:rFonts w:ascii="Symbol" w:hAnsi="Symbol" w:hint="default"/>
@@ -8801,7 +8573,7 @@
       <w:lvlText w:val="o"/>
       <w:lvlJc w:val="left"/>
       <w:pPr>
-        <w:ind w:left="4104" w:hanging="360"/>
+        <w:ind w:left="3873" w:hanging="360"/>
       </w:pPr>
       <w:rPr>
         <w:rFonts w:ascii="Courier New" w:hAnsi="Courier New" w:cs="Courier New" w:hint="default"/>
@@ -8813,7 +8585,7 @@
       <w:lvlText w:val=""/>
       <w:lvlJc w:val="left"/>
       <w:pPr>
-        <w:ind w:left="4824" w:hanging="360"/>
+        <w:ind w:left="4593" w:hanging="360"/>
       </w:pPr>
       <w:rPr>
         <w:rFonts w:ascii="Wingdings" w:hAnsi="Wingdings" w:hint="default"/>
@@ -8825,7 +8597,7 @@
       <w:lvlText w:val=""/>
       <w:lvlJc w:val="left"/>
       <w:pPr>
-        <w:ind w:left="5544" w:hanging="360"/>
+        <w:ind w:left="5313" w:hanging="360"/>
       </w:pPr>
       <w:rPr>
         <w:rFonts w:ascii="Symbol" w:hAnsi="Symbol" w:hint="default"/>
@@ -8837,7 +8609,7 @@
       <w:lvlText w:val="o"/>
       <w:lvlJc w:val="left"/>
       <w:pPr>
-        <w:ind w:left="6264" w:hanging="360"/>
+        <w:ind w:left="6033" w:hanging="360"/>
       </w:pPr>
       <w:rPr>
         <w:rFonts w:ascii="Courier New" w:hAnsi="Courier New" w:cs="Courier New" w:hint="default"/>
@@ -8849,7 +8621,7 @@
       <w:lvlText w:val=""/>
       <w:lvlJc w:val="left"/>
       <w:pPr>
-        <w:ind w:left="6984" w:hanging="360"/>
+        <w:ind w:left="6753" w:hanging="360"/>
       </w:pPr>
       <w:rPr>
         <w:rFonts w:ascii="Wingdings" w:hAnsi="Wingdings" w:hint="default"/>
@@ -8857,6 +8629,382 @@
     </w:lvl>
   </w:abstractNum>
   <w:abstractNum w:abstractNumId="4" w15:restartNumberingAfterBreak="0">
+    <w:nsid w:val="414E00BE"/>
+    <w:multiLevelType w:val="multilevel"/>
+    <w:tmpl w:val="F626B822"/>
+    <w:lvl w:ilvl="0">
+      <w:start w:val="1"/>
+      <w:numFmt w:val="bullet"/>
+      <w:lvlText w:val="o"/>
+      <w:lvlJc w:val="left"/>
+      <w:pPr>
+        <w:tabs>
+          <w:tab w:val="num" w:pos="927"/>
+        </w:tabs>
+        <w:ind w:left="927" w:hanging="360"/>
+      </w:pPr>
+      <w:rPr>
+        <w:rFonts w:ascii="Courier New" w:hAnsi="Courier New" w:cs="Courier New" w:hint="default"/>
+        <w:sz w:val="28"/>
+        <w:szCs w:val="28"/>
+      </w:rPr>
+    </w:lvl>
+    <w:lvl w:ilvl="1" w:tentative="1">
+      <w:start w:val="1"/>
+      <w:numFmt w:val="bullet"/>
+      <w:lvlText w:val="o"/>
+      <w:lvlJc w:val="left"/>
+      <w:pPr>
+        <w:tabs>
+          <w:tab w:val="num" w:pos="1647"/>
+        </w:tabs>
+        <w:ind w:left="1647" w:hanging="360"/>
+      </w:pPr>
+      <w:rPr>
+        <w:rFonts w:ascii="Courier New" w:hAnsi="Courier New" w:hint="default"/>
+        <w:sz w:val="20"/>
+      </w:rPr>
+    </w:lvl>
+    <w:lvl w:ilvl="2" w:tentative="1">
+      <w:start w:val="1"/>
+      <w:numFmt w:val="bullet"/>
+      <w:lvlText w:val=""/>
+      <w:lvlJc w:val="left"/>
+      <w:pPr>
+        <w:tabs>
+          <w:tab w:val="num" w:pos="2367"/>
+        </w:tabs>
+        <w:ind w:left="2367" w:hanging="360"/>
+      </w:pPr>
+      <w:rPr>
+        <w:rFonts w:ascii="Wingdings" w:hAnsi="Wingdings" w:hint="default"/>
+        <w:sz w:val="20"/>
+      </w:rPr>
+    </w:lvl>
+    <w:lvl w:ilvl="3" w:tentative="1">
+      <w:start w:val="1"/>
+      <w:numFmt w:val="bullet"/>
+      <w:lvlText w:val=""/>
+      <w:lvlJc w:val="left"/>
+      <w:pPr>
+        <w:tabs>
+          <w:tab w:val="num" w:pos="3087"/>
+        </w:tabs>
+        <w:ind w:left="3087" w:hanging="360"/>
+      </w:pPr>
+      <w:rPr>
+        <w:rFonts w:ascii="Wingdings" w:hAnsi="Wingdings" w:hint="default"/>
+        <w:sz w:val="20"/>
+      </w:rPr>
+    </w:lvl>
+    <w:lvl w:ilvl="4" w:tentative="1">
+      <w:start w:val="1"/>
+      <w:numFmt w:val="bullet"/>
+      <w:lvlText w:val=""/>
+      <w:lvlJc w:val="left"/>
+      <w:pPr>
+        <w:tabs>
+          <w:tab w:val="num" w:pos="3807"/>
+        </w:tabs>
+        <w:ind w:left="3807" w:hanging="360"/>
+      </w:pPr>
+      <w:rPr>
+        <w:rFonts w:ascii="Wingdings" w:hAnsi="Wingdings" w:hint="default"/>
+        <w:sz w:val="20"/>
+      </w:rPr>
+    </w:lvl>
+    <w:lvl w:ilvl="5" w:tentative="1">
+      <w:start w:val="1"/>
+      <w:numFmt w:val="bullet"/>
+      <w:lvlText w:val=""/>
+      <w:lvlJc w:val="left"/>
+      <w:pPr>
+        <w:tabs>
+          <w:tab w:val="num" w:pos="4527"/>
+        </w:tabs>
+        <w:ind w:left="4527" w:hanging="360"/>
+      </w:pPr>
+      <w:rPr>
+        <w:rFonts w:ascii="Wingdings" w:hAnsi="Wingdings" w:hint="default"/>
+        <w:sz w:val="20"/>
+      </w:rPr>
+    </w:lvl>
+    <w:lvl w:ilvl="6" w:tentative="1">
+      <w:start w:val="1"/>
+      <w:numFmt w:val="bullet"/>
+      <w:lvlText w:val=""/>
+      <w:lvlJc w:val="left"/>
+      <w:pPr>
+        <w:tabs>
+          <w:tab w:val="num" w:pos="5247"/>
+        </w:tabs>
+        <w:ind w:left="5247" w:hanging="360"/>
+      </w:pPr>
+      <w:rPr>
+        <w:rFonts w:ascii="Wingdings" w:hAnsi="Wingdings" w:hint="default"/>
+        <w:sz w:val="20"/>
+      </w:rPr>
+    </w:lvl>
+    <w:lvl w:ilvl="7" w:tentative="1">
+      <w:start w:val="1"/>
+      <w:numFmt w:val="bullet"/>
+      <w:lvlText w:val=""/>
+      <w:lvlJc w:val="left"/>
+      <w:pPr>
+        <w:tabs>
+          <w:tab w:val="num" w:pos="5967"/>
+        </w:tabs>
+        <w:ind w:left="5967" w:hanging="360"/>
+      </w:pPr>
+      <w:rPr>
+        <w:rFonts w:ascii="Wingdings" w:hAnsi="Wingdings" w:hint="default"/>
+        <w:sz w:val="20"/>
+      </w:rPr>
+    </w:lvl>
+    <w:lvl w:ilvl="8" w:tentative="1">
+      <w:start w:val="1"/>
+      <w:numFmt w:val="bullet"/>
+      <w:lvlText w:val=""/>
+      <w:lvlJc w:val="left"/>
+      <w:pPr>
+        <w:tabs>
+          <w:tab w:val="num" w:pos="6687"/>
+        </w:tabs>
+        <w:ind w:left="6687" w:hanging="360"/>
+      </w:pPr>
+      <w:rPr>
+        <w:rFonts w:ascii="Wingdings" w:hAnsi="Wingdings" w:hint="default"/>
+        <w:sz w:val="20"/>
+      </w:rPr>
+    </w:lvl>
+  </w:abstractNum>
+  <w:abstractNum w:abstractNumId="5" w15:restartNumberingAfterBreak="0">
+    <w:nsid w:val="46480E66"/>
+    <w:multiLevelType w:val="hybridMultilevel"/>
+    <w:tmpl w:val="87206216"/>
+    <w:lvl w:ilvl="0" w:tplc="240A0003">
+      <w:start w:val="1"/>
+      <w:numFmt w:val="bullet"/>
+      <w:lvlText w:val="o"/>
+      <w:lvlJc w:val="left"/>
+      <w:pPr>
+        <w:ind w:left="1224" w:hanging="360"/>
+      </w:pPr>
+      <w:rPr>
+        <w:rFonts w:ascii="Courier New" w:hAnsi="Courier New" w:cs="Courier New" w:hint="default"/>
+      </w:rPr>
+    </w:lvl>
+    <w:lvl w:ilvl="1" w:tplc="240A0003" w:tentative="1">
+      <w:start w:val="1"/>
+      <w:numFmt w:val="bullet"/>
+      <w:lvlText w:val="o"/>
+      <w:lvlJc w:val="left"/>
+      <w:pPr>
+        <w:ind w:left="1944" w:hanging="360"/>
+      </w:pPr>
+      <w:rPr>
+        <w:rFonts w:ascii="Courier New" w:hAnsi="Courier New" w:cs="Courier New" w:hint="default"/>
+      </w:rPr>
+    </w:lvl>
+    <w:lvl w:ilvl="2" w:tplc="240A0005" w:tentative="1">
+      <w:start w:val="1"/>
+      <w:numFmt w:val="bullet"/>
+      <w:lvlText w:val=""/>
+      <w:lvlJc w:val="left"/>
+      <w:pPr>
+        <w:ind w:left="2664" w:hanging="360"/>
+      </w:pPr>
+      <w:rPr>
+        <w:rFonts w:ascii="Wingdings" w:hAnsi="Wingdings" w:hint="default"/>
+      </w:rPr>
+    </w:lvl>
+    <w:lvl w:ilvl="3" w:tplc="240A0001" w:tentative="1">
+      <w:start w:val="1"/>
+      <w:numFmt w:val="bullet"/>
+      <w:lvlText w:val=""/>
+      <w:lvlJc w:val="left"/>
+      <w:pPr>
+        <w:ind w:left="3384" w:hanging="360"/>
+      </w:pPr>
+      <w:rPr>
+        <w:rFonts w:ascii="Symbol" w:hAnsi="Symbol" w:hint="default"/>
+      </w:rPr>
+    </w:lvl>
+    <w:lvl w:ilvl="4" w:tplc="240A0003" w:tentative="1">
+      <w:start w:val="1"/>
+      <w:numFmt w:val="bullet"/>
+      <w:lvlText w:val="o"/>
+      <w:lvlJc w:val="left"/>
+      <w:pPr>
+        <w:ind w:left="4104" w:hanging="360"/>
+      </w:pPr>
+      <w:rPr>
+        <w:rFonts w:ascii="Courier New" w:hAnsi="Courier New" w:cs="Courier New" w:hint="default"/>
+      </w:rPr>
+    </w:lvl>
+    <w:lvl w:ilvl="5" w:tplc="240A0005" w:tentative="1">
+      <w:start w:val="1"/>
+      <w:numFmt w:val="bullet"/>
+      <w:lvlText w:val=""/>
+      <w:lvlJc w:val="left"/>
+      <w:pPr>
+        <w:ind w:left="4824" w:hanging="360"/>
+      </w:pPr>
+      <w:rPr>
+        <w:rFonts w:ascii="Wingdings" w:hAnsi="Wingdings" w:hint="default"/>
+      </w:rPr>
+    </w:lvl>
+    <w:lvl w:ilvl="6" w:tplc="240A0001" w:tentative="1">
+      <w:start w:val="1"/>
+      <w:numFmt w:val="bullet"/>
+      <w:lvlText w:val=""/>
+      <w:lvlJc w:val="left"/>
+      <w:pPr>
+        <w:ind w:left="5544" w:hanging="360"/>
+      </w:pPr>
+      <w:rPr>
+        <w:rFonts w:ascii="Symbol" w:hAnsi="Symbol" w:hint="default"/>
+      </w:rPr>
+    </w:lvl>
+    <w:lvl w:ilvl="7" w:tplc="240A0003" w:tentative="1">
+      <w:start w:val="1"/>
+      <w:numFmt w:val="bullet"/>
+      <w:lvlText w:val="o"/>
+      <w:lvlJc w:val="left"/>
+      <w:pPr>
+        <w:ind w:left="6264" w:hanging="360"/>
+      </w:pPr>
+      <w:rPr>
+        <w:rFonts w:ascii="Courier New" w:hAnsi="Courier New" w:cs="Courier New" w:hint="default"/>
+      </w:rPr>
+    </w:lvl>
+    <w:lvl w:ilvl="8" w:tplc="240A0005" w:tentative="1">
+      <w:start w:val="1"/>
+      <w:numFmt w:val="bullet"/>
+      <w:lvlText w:val=""/>
+      <w:lvlJc w:val="left"/>
+      <w:pPr>
+        <w:ind w:left="6984" w:hanging="360"/>
+      </w:pPr>
+      <w:rPr>
+        <w:rFonts w:ascii="Wingdings" w:hAnsi="Wingdings" w:hint="default"/>
+      </w:rPr>
+    </w:lvl>
+  </w:abstractNum>
+  <w:abstractNum w:abstractNumId="6" w15:restartNumberingAfterBreak="0">
+    <w:nsid w:val="4D295935"/>
+    <w:multiLevelType w:val="hybridMultilevel"/>
+    <w:tmpl w:val="1764A726"/>
+    <w:lvl w:ilvl="0" w:tplc="240A0001">
+      <w:start w:val="1"/>
+      <w:numFmt w:val="bullet"/>
+      <w:lvlText w:val=""/>
+      <w:lvlJc w:val="left"/>
+      <w:pPr>
+        <w:ind w:left="864" w:hanging="360"/>
+      </w:pPr>
+      <w:rPr>
+        <w:rFonts w:ascii="Symbol" w:hAnsi="Symbol" w:hint="default"/>
+      </w:rPr>
+    </w:lvl>
+    <w:lvl w:ilvl="1" w:tplc="240A0003" w:tentative="1">
+      <w:start w:val="1"/>
+      <w:numFmt w:val="bullet"/>
+      <w:lvlText w:val="o"/>
+      <w:lvlJc w:val="left"/>
+      <w:pPr>
+        <w:ind w:left="1584" w:hanging="360"/>
+      </w:pPr>
+      <w:rPr>
+        <w:rFonts w:ascii="Courier New" w:hAnsi="Courier New" w:cs="Courier New" w:hint="default"/>
+      </w:rPr>
+    </w:lvl>
+    <w:lvl w:ilvl="2" w:tplc="240A0005" w:tentative="1">
+      <w:start w:val="1"/>
+      <w:numFmt w:val="bullet"/>
+      <w:lvlText w:val=""/>
+      <w:lvlJc w:val="left"/>
+      <w:pPr>
+        <w:ind w:left="2304" w:hanging="360"/>
+      </w:pPr>
+      <w:rPr>
+        <w:rFonts w:ascii="Wingdings" w:hAnsi="Wingdings" w:hint="default"/>
+      </w:rPr>
+    </w:lvl>
+    <w:lvl w:ilvl="3" w:tplc="240A0001" w:tentative="1">
+      <w:start w:val="1"/>
+      <w:numFmt w:val="bullet"/>
+      <w:lvlText w:val=""/>
+      <w:lvlJc w:val="left"/>
+      <w:pPr>
+        <w:ind w:left="3024" w:hanging="360"/>
+      </w:pPr>
+      <w:rPr>
+        <w:rFonts w:ascii="Symbol" w:hAnsi="Symbol" w:hint="default"/>
+      </w:rPr>
+    </w:lvl>
+    <w:lvl w:ilvl="4" w:tplc="240A0003" w:tentative="1">
+      <w:start w:val="1"/>
+      <w:numFmt w:val="bullet"/>
+      <w:lvlText w:val="o"/>
+      <w:lvlJc w:val="left"/>
+      <w:pPr>
+        <w:ind w:left="3744" w:hanging="360"/>
+      </w:pPr>
+      <w:rPr>
+        <w:rFonts w:ascii="Courier New" w:hAnsi="Courier New" w:cs="Courier New" w:hint="default"/>
+      </w:rPr>
+    </w:lvl>
+    <w:lvl w:ilvl="5" w:tplc="240A0005" w:tentative="1">
+      <w:start w:val="1"/>
+      <w:numFmt w:val="bullet"/>
+      <w:lvlText w:val=""/>
+      <w:lvlJc w:val="left"/>
+      <w:pPr>
+        <w:ind w:left="4464" w:hanging="360"/>
+      </w:pPr>
+      <w:rPr>
+        <w:rFonts w:ascii="Wingdings" w:hAnsi="Wingdings" w:hint="default"/>
+      </w:rPr>
+    </w:lvl>
+    <w:lvl w:ilvl="6" w:tplc="240A0001" w:tentative="1">
+      <w:start w:val="1"/>
+      <w:numFmt w:val="bullet"/>
+      <w:lvlText w:val=""/>
+      <w:lvlJc w:val="left"/>
+      <w:pPr>
+        <w:ind w:left="5184" w:hanging="360"/>
+      </w:pPr>
+      <w:rPr>
+        <w:rFonts w:ascii="Symbol" w:hAnsi="Symbol" w:hint="default"/>
+      </w:rPr>
+    </w:lvl>
+    <w:lvl w:ilvl="7" w:tplc="240A0003" w:tentative="1">
+      <w:start w:val="1"/>
+      <w:numFmt w:val="bullet"/>
+      <w:lvlText w:val="o"/>
+      <w:lvlJc w:val="left"/>
+      <w:pPr>
+        <w:ind w:left="5904" w:hanging="360"/>
+      </w:pPr>
+      <w:rPr>
+        <w:rFonts w:ascii="Courier New" w:hAnsi="Courier New" w:cs="Courier New" w:hint="default"/>
+      </w:rPr>
+    </w:lvl>
+    <w:lvl w:ilvl="8" w:tplc="240A0005" w:tentative="1">
+      <w:start w:val="1"/>
+      <w:numFmt w:val="bullet"/>
+      <w:lvlText w:val=""/>
+      <w:lvlJc w:val="left"/>
+      <w:pPr>
+        <w:ind w:left="6624" w:hanging="360"/>
+      </w:pPr>
+      <w:rPr>
+        <w:rFonts w:ascii="Wingdings" w:hAnsi="Wingdings" w:hint="default"/>
+      </w:rPr>
+    </w:lvl>
+  </w:abstractNum>
+  <w:abstractNum w:abstractNumId="7" w15:restartNumberingAfterBreak="0">
     <w:nsid w:val="4EBE1EF6"/>
     <w:multiLevelType w:val="hybridMultilevel"/>
     <w:tmpl w:val="A190C170"/>
@@ -8950,7 +9098,7 @@
       </w:pPr>
     </w:lvl>
   </w:abstractNum>
-  <w:abstractNum w:abstractNumId="5" w15:restartNumberingAfterBreak="0">
+  <w:abstractNum w:abstractNumId="8" w15:restartNumberingAfterBreak="0">
     <w:nsid w:val="59736543"/>
     <w:multiLevelType w:val="multilevel"/>
     <w:tmpl w:val="025E087E"/>
@@ -9099,7 +9247,7 @@
       </w:rPr>
     </w:lvl>
   </w:abstractNum>
-  <w:abstractNum w:abstractNumId="6" w15:restartNumberingAfterBreak="0">
+  <w:abstractNum w:abstractNumId="9" w15:restartNumberingAfterBreak="0">
     <w:nsid w:val="6B88094C"/>
     <w:multiLevelType w:val="multilevel"/>
     <w:tmpl w:val="6542F22C"/>
@@ -9248,14 +9396,14 @@
       </w:rPr>
     </w:lvl>
   </w:abstractNum>
-  <w:abstractNum w:abstractNumId="7" w15:restartNumberingAfterBreak="0">
-    <w:nsid w:val="7AD62632"/>
+  <w:abstractNum w:abstractNumId="10" w15:restartNumberingAfterBreak="0">
+    <w:nsid w:val="6EAE5E09"/>
     <w:multiLevelType w:val="multilevel"/>
-    <w:tmpl w:val="6542F22C"/>
+    <w:tmpl w:val="DC2E8718"/>
     <w:lvl w:ilvl="0">
       <w:start w:val="1"/>
       <w:numFmt w:val="bullet"/>
-      <w:lvlText w:val=""/>
+      <w:lvlText w:val="o"/>
       <w:lvlJc w:val="left"/>
       <w:pPr>
         <w:tabs>
@@ -9264,8 +9412,9 @@
         <w:ind w:left="927" w:hanging="360"/>
       </w:pPr>
       <w:rPr>
-        <w:rFonts w:ascii="Symbol" w:hAnsi="Symbol" w:hint="default"/>
-        <w:sz w:val="20"/>
+        <w:rFonts w:ascii="Courier New" w:hAnsi="Courier New" w:cs="Courier New" w:hint="default"/>
+        <w:sz w:val="28"/>
+        <w:szCs w:val="28"/>
       </w:rPr>
     </w:lvl>
     <w:lvl w:ilvl="1" w:tentative="1">
@@ -9397,36 +9546,351 @@
       </w:rPr>
     </w:lvl>
   </w:abstractNum>
-  <w:num w:numId="1">
+  <w:abstractNum w:abstractNumId="11" w15:restartNumberingAfterBreak="0">
+    <w:nsid w:val="7AD62632"/>
+    <w:multiLevelType w:val="multilevel"/>
+    <w:tmpl w:val="4FBAEB16"/>
+    <w:lvl w:ilvl="0">
+      <w:start w:val="1"/>
+      <w:numFmt w:val="bullet"/>
+      <w:lvlText w:val="o"/>
+      <w:lvlJc w:val="left"/>
+      <w:pPr>
+        <w:tabs>
+          <w:tab w:val="num" w:pos="927"/>
+        </w:tabs>
+        <w:ind w:left="927" w:hanging="360"/>
+      </w:pPr>
+      <w:rPr>
+        <w:rFonts w:ascii="Courier New" w:hAnsi="Courier New" w:cs="Courier New" w:hint="default"/>
+        <w:sz w:val="28"/>
+        <w:szCs w:val="28"/>
+      </w:rPr>
+    </w:lvl>
+    <w:lvl w:ilvl="1" w:tentative="1">
+      <w:start w:val="1"/>
+      <w:numFmt w:val="bullet"/>
+      <w:lvlText w:val="o"/>
+      <w:lvlJc w:val="left"/>
+      <w:pPr>
+        <w:tabs>
+          <w:tab w:val="num" w:pos="1647"/>
+        </w:tabs>
+        <w:ind w:left="1647" w:hanging="360"/>
+      </w:pPr>
+      <w:rPr>
+        <w:rFonts w:ascii="Courier New" w:hAnsi="Courier New" w:hint="default"/>
+        <w:sz w:val="20"/>
+      </w:rPr>
+    </w:lvl>
+    <w:lvl w:ilvl="2" w:tentative="1">
+      <w:start w:val="1"/>
+      <w:numFmt w:val="bullet"/>
+      <w:lvlText w:val=""/>
+      <w:lvlJc w:val="left"/>
+      <w:pPr>
+        <w:tabs>
+          <w:tab w:val="num" w:pos="2367"/>
+        </w:tabs>
+        <w:ind w:left="2367" w:hanging="360"/>
+      </w:pPr>
+      <w:rPr>
+        <w:rFonts w:ascii="Wingdings" w:hAnsi="Wingdings" w:hint="default"/>
+        <w:sz w:val="20"/>
+      </w:rPr>
+    </w:lvl>
+    <w:lvl w:ilvl="3" w:tentative="1">
+      <w:start w:val="1"/>
+      <w:numFmt w:val="bullet"/>
+      <w:lvlText w:val=""/>
+      <w:lvlJc w:val="left"/>
+      <w:pPr>
+        <w:tabs>
+          <w:tab w:val="num" w:pos="3087"/>
+        </w:tabs>
+        <w:ind w:left="3087" w:hanging="360"/>
+      </w:pPr>
+      <w:rPr>
+        <w:rFonts w:ascii="Wingdings" w:hAnsi="Wingdings" w:hint="default"/>
+        <w:sz w:val="20"/>
+      </w:rPr>
+    </w:lvl>
+    <w:lvl w:ilvl="4" w:tentative="1">
+      <w:start w:val="1"/>
+      <w:numFmt w:val="bullet"/>
+      <w:lvlText w:val=""/>
+      <w:lvlJc w:val="left"/>
+      <w:pPr>
+        <w:tabs>
+          <w:tab w:val="num" w:pos="3807"/>
+        </w:tabs>
+        <w:ind w:left="3807" w:hanging="360"/>
+      </w:pPr>
+      <w:rPr>
+        <w:rFonts w:ascii="Wingdings" w:hAnsi="Wingdings" w:hint="default"/>
+        <w:sz w:val="20"/>
+      </w:rPr>
+    </w:lvl>
+    <w:lvl w:ilvl="5" w:tentative="1">
+      <w:start w:val="1"/>
+      <w:numFmt w:val="bullet"/>
+      <w:lvlText w:val=""/>
+      <w:lvlJc w:val="left"/>
+      <w:pPr>
+        <w:tabs>
+          <w:tab w:val="num" w:pos="4527"/>
+        </w:tabs>
+        <w:ind w:left="4527" w:hanging="360"/>
+      </w:pPr>
+      <w:rPr>
+        <w:rFonts w:ascii="Wingdings" w:hAnsi="Wingdings" w:hint="default"/>
+        <w:sz w:val="20"/>
+      </w:rPr>
+    </w:lvl>
+    <w:lvl w:ilvl="6" w:tentative="1">
+      <w:start w:val="1"/>
+      <w:numFmt w:val="bullet"/>
+      <w:lvlText w:val=""/>
+      <w:lvlJc w:val="left"/>
+      <w:pPr>
+        <w:tabs>
+          <w:tab w:val="num" w:pos="5247"/>
+        </w:tabs>
+        <w:ind w:left="5247" w:hanging="360"/>
+      </w:pPr>
+      <w:rPr>
+        <w:rFonts w:ascii="Wingdings" w:hAnsi="Wingdings" w:hint="default"/>
+        <w:sz w:val="20"/>
+      </w:rPr>
+    </w:lvl>
+    <w:lvl w:ilvl="7" w:tentative="1">
+      <w:start w:val="1"/>
+      <w:numFmt w:val="bullet"/>
+      <w:lvlText w:val=""/>
+      <w:lvlJc w:val="left"/>
+      <w:pPr>
+        <w:tabs>
+          <w:tab w:val="num" w:pos="5967"/>
+        </w:tabs>
+        <w:ind w:left="5967" w:hanging="360"/>
+      </w:pPr>
+      <w:rPr>
+        <w:rFonts w:ascii="Wingdings" w:hAnsi="Wingdings" w:hint="default"/>
+        <w:sz w:val="20"/>
+      </w:rPr>
+    </w:lvl>
+    <w:lvl w:ilvl="8" w:tentative="1">
+      <w:start w:val="1"/>
+      <w:numFmt w:val="bullet"/>
+      <w:lvlText w:val=""/>
+      <w:lvlJc w:val="left"/>
+      <w:pPr>
+        <w:tabs>
+          <w:tab w:val="num" w:pos="6687"/>
+        </w:tabs>
+        <w:ind w:left="6687" w:hanging="360"/>
+      </w:pPr>
+      <w:rPr>
+        <w:rFonts w:ascii="Wingdings" w:hAnsi="Wingdings" w:hint="default"/>
+        <w:sz w:val="20"/>
+      </w:rPr>
+    </w:lvl>
+  </w:abstractNum>
+  <w:abstractNum w:abstractNumId="12" w15:restartNumberingAfterBreak="0">
+    <w:nsid w:val="7B5E1F04"/>
+    <w:multiLevelType w:val="multilevel"/>
+    <w:tmpl w:val="A9464F98"/>
+    <w:lvl w:ilvl="0">
+      <w:start w:val="1"/>
+      <w:numFmt w:val="bullet"/>
+      <w:lvlText w:val="o"/>
+      <w:lvlJc w:val="left"/>
+      <w:pPr>
+        <w:tabs>
+          <w:tab w:val="num" w:pos="927"/>
+        </w:tabs>
+        <w:ind w:left="927" w:hanging="360"/>
+      </w:pPr>
+      <w:rPr>
+        <w:rFonts w:ascii="Courier New" w:hAnsi="Courier New" w:cs="Courier New" w:hint="default"/>
+        <w:sz w:val="28"/>
+        <w:szCs w:val="28"/>
+      </w:rPr>
+    </w:lvl>
+    <w:lvl w:ilvl="1" w:tentative="1">
+      <w:start w:val="1"/>
+      <w:numFmt w:val="bullet"/>
+      <w:lvlText w:val="o"/>
+      <w:lvlJc w:val="left"/>
+      <w:pPr>
+        <w:tabs>
+          <w:tab w:val="num" w:pos="1647"/>
+        </w:tabs>
+        <w:ind w:left="1647" w:hanging="360"/>
+      </w:pPr>
+      <w:rPr>
+        <w:rFonts w:ascii="Courier New" w:hAnsi="Courier New" w:hint="default"/>
+        <w:sz w:val="20"/>
+      </w:rPr>
+    </w:lvl>
+    <w:lvl w:ilvl="2" w:tentative="1">
+      <w:start w:val="1"/>
+      <w:numFmt w:val="bullet"/>
+      <w:lvlText w:val=""/>
+      <w:lvlJc w:val="left"/>
+      <w:pPr>
+        <w:tabs>
+          <w:tab w:val="num" w:pos="2367"/>
+        </w:tabs>
+        <w:ind w:left="2367" w:hanging="360"/>
+      </w:pPr>
+      <w:rPr>
+        <w:rFonts w:ascii="Wingdings" w:hAnsi="Wingdings" w:hint="default"/>
+        <w:sz w:val="20"/>
+      </w:rPr>
+    </w:lvl>
+    <w:lvl w:ilvl="3" w:tentative="1">
+      <w:start w:val="1"/>
+      <w:numFmt w:val="bullet"/>
+      <w:lvlText w:val=""/>
+      <w:lvlJc w:val="left"/>
+      <w:pPr>
+        <w:tabs>
+          <w:tab w:val="num" w:pos="3087"/>
+        </w:tabs>
+        <w:ind w:left="3087" w:hanging="360"/>
+      </w:pPr>
+      <w:rPr>
+        <w:rFonts w:ascii="Wingdings" w:hAnsi="Wingdings" w:hint="default"/>
+        <w:sz w:val="20"/>
+      </w:rPr>
+    </w:lvl>
+    <w:lvl w:ilvl="4" w:tentative="1">
+      <w:start w:val="1"/>
+      <w:numFmt w:val="bullet"/>
+      <w:lvlText w:val=""/>
+      <w:lvlJc w:val="left"/>
+      <w:pPr>
+        <w:tabs>
+          <w:tab w:val="num" w:pos="3807"/>
+        </w:tabs>
+        <w:ind w:left="3807" w:hanging="360"/>
+      </w:pPr>
+      <w:rPr>
+        <w:rFonts w:ascii="Wingdings" w:hAnsi="Wingdings" w:hint="default"/>
+        <w:sz w:val="20"/>
+      </w:rPr>
+    </w:lvl>
+    <w:lvl w:ilvl="5" w:tentative="1">
+      <w:start w:val="1"/>
+      <w:numFmt w:val="bullet"/>
+      <w:lvlText w:val=""/>
+      <w:lvlJc w:val="left"/>
+      <w:pPr>
+        <w:tabs>
+          <w:tab w:val="num" w:pos="4527"/>
+        </w:tabs>
+        <w:ind w:left="4527" w:hanging="360"/>
+      </w:pPr>
+      <w:rPr>
+        <w:rFonts w:ascii="Wingdings" w:hAnsi="Wingdings" w:hint="default"/>
+        <w:sz w:val="20"/>
+      </w:rPr>
+    </w:lvl>
+    <w:lvl w:ilvl="6" w:tentative="1">
+      <w:start w:val="1"/>
+      <w:numFmt w:val="bullet"/>
+      <w:lvlText w:val=""/>
+      <w:lvlJc w:val="left"/>
+      <w:pPr>
+        <w:tabs>
+          <w:tab w:val="num" w:pos="5247"/>
+        </w:tabs>
+        <w:ind w:left="5247" w:hanging="360"/>
+      </w:pPr>
+      <w:rPr>
+        <w:rFonts w:ascii="Wingdings" w:hAnsi="Wingdings" w:hint="default"/>
+        <w:sz w:val="20"/>
+      </w:rPr>
+    </w:lvl>
+    <w:lvl w:ilvl="7" w:tentative="1">
+      <w:start w:val="1"/>
+      <w:numFmt w:val="bullet"/>
+      <w:lvlText w:val=""/>
+      <w:lvlJc w:val="left"/>
+      <w:pPr>
+        <w:tabs>
+          <w:tab w:val="num" w:pos="5967"/>
+        </w:tabs>
+        <w:ind w:left="5967" w:hanging="360"/>
+      </w:pPr>
+      <w:rPr>
+        <w:rFonts w:ascii="Wingdings" w:hAnsi="Wingdings" w:hint="default"/>
+        <w:sz w:val="20"/>
+      </w:rPr>
+    </w:lvl>
+    <w:lvl w:ilvl="8" w:tentative="1">
+      <w:start w:val="1"/>
+      <w:numFmt w:val="bullet"/>
+      <w:lvlText w:val=""/>
+      <w:lvlJc w:val="left"/>
+      <w:pPr>
+        <w:tabs>
+          <w:tab w:val="num" w:pos="6687"/>
+        </w:tabs>
+        <w:ind w:left="6687" w:hanging="360"/>
+      </w:pPr>
+      <w:rPr>
+        <w:rFonts w:ascii="Wingdings" w:hAnsi="Wingdings" w:hint="default"/>
+        <w:sz w:val="20"/>
+      </w:rPr>
+    </w:lvl>
+  </w:abstractNum>
+  <w:num w:numId="1" w16cid:durableId="1240825043">
     <w:abstractNumId w:val="0"/>
   </w:num>
-  <w:num w:numId="2">
+  <w:num w:numId="2" w16cid:durableId="105196119">
+    <w:abstractNumId w:val="7"/>
+  </w:num>
+  <w:num w:numId="3" w16cid:durableId="1250894128">
+    <w:abstractNumId w:val="2"/>
+  </w:num>
+  <w:num w:numId="4" w16cid:durableId="1841457224">
+    <w:abstractNumId w:val="8"/>
+  </w:num>
+  <w:num w:numId="5" w16cid:durableId="2004704024">
+    <w:abstractNumId w:val="1"/>
+  </w:num>
+  <w:num w:numId="6" w16cid:durableId="1419864583">
+    <w:abstractNumId w:val="9"/>
+  </w:num>
+  <w:num w:numId="7" w16cid:durableId="264076119">
+    <w:abstractNumId w:val="11"/>
+  </w:num>
+  <w:num w:numId="8" w16cid:durableId="2008635062">
+    <w:abstractNumId w:val="5"/>
+  </w:num>
+  <w:num w:numId="9" w16cid:durableId="139270754">
+    <w:abstractNumId w:val="6"/>
+  </w:num>
+  <w:num w:numId="10" w16cid:durableId="1753817153">
+    <w:abstractNumId w:val="3"/>
+  </w:num>
+  <w:num w:numId="11" w16cid:durableId="754862659">
     <w:abstractNumId w:val="4"/>
   </w:num>
-  <w:num w:numId="3">
-    <w:abstractNumId w:val="2"/>
+  <w:num w:numId="12" w16cid:durableId="470169193">
+    <w:abstractNumId w:val="12"/>
   </w:num>
-  <w:num w:numId="4">
-    <w:abstractNumId w:val="5"/>
-  </w:num>
-  <w:num w:numId="5">
-    <w:abstractNumId w:val="1"/>
-  </w:num>
-  <w:num w:numId="6">
-    <w:abstractNumId w:val="6"/>
-  </w:num>
-  <w:num w:numId="7">
-    <w:abstractNumId w:val="7"/>
-  </w:num>
-  <w:num w:numId="8">
-    <w:abstractNumId w:val="3"/>
+  <w:num w:numId="13" w16cid:durableId="1354725433">
+    <w:abstractNumId w:val="10"/>
   </w:num>
   <w:numIdMacAtCleanup w:val="8"/>
 </w:numbering>
 </file>
 
 <file path=word/styles.xml><?xml version="1.0" encoding="utf-8"?>
-<w:styles xmlns:mc="http://schemas.openxmlformats.org/markup-compatibility/2006" xmlns:r="http://schemas.openxmlformats.org/officeDocument/2006/relationships" xmlns:w="http://schemas.openxmlformats.org/wordprocessingml/2006/main" xmlns:w14="http://schemas.microsoft.com/office/word/2010/wordml" xmlns:w15="http://schemas.microsoft.com/office/word/2012/wordml" xmlns:w16cex="http://schemas.microsoft.com/office/word/2018/wordml/cex" xmlns:w16cid="http://schemas.microsoft.com/office/word/2016/wordml/cid" xmlns:w16="http://schemas.microsoft.com/office/word/2018/wordml" xmlns:w16sdtdh="http://schemas.microsoft.com/office/word/2020/wordml/sdtdatahash" xmlns:w16se="http://schemas.microsoft.com/office/word/2015/wordml/symex" mc:Ignorable="w14 w15 w16se w16cid w16 w16cex w16sdtdh">
+<w:styles xmlns:mc="http://schemas.openxmlformats.org/markup-compatibility/2006" xmlns:r="http://schemas.openxmlformats.org/officeDocument/2006/relationships" xmlns:w="http://schemas.openxmlformats.org/wordprocessingml/2006/main" xmlns:w14="http://schemas.microsoft.com/office/word/2010/wordml" xmlns:w15="http://schemas.microsoft.com/office/word/2012/wordml" xmlns:w16cex="http://schemas.microsoft.com/office/word/2018/wordml/cex" xmlns:w16cid="http://schemas.microsoft.com/office/word/2016/wordml/cid" xmlns:w16="http://schemas.microsoft.com/office/word/2018/wordml" xmlns:w16du="http://schemas.microsoft.com/office/word/2023/wordml/word16du" xmlns:w16sdtdh="http://schemas.microsoft.com/office/word/2020/wordml/sdtdatahash" xmlns:w16sdtfl="http://schemas.microsoft.com/office/word/2024/wordml/sdtformatlock" xmlns:w16se="http://schemas.microsoft.com/office/word/2015/wordml/symex" mc:Ignorable="w14 w15 w16se w16cid w16 w16cex w16sdtdh w16sdtfl w16du">
   <w:docDefaults>
     <w:rPrDefault>
       <w:rPr>
@@ -10164,11 +10628,10 @@
     <w:link w:val="FiguraCar"/>
     <w:autoRedefine/>
     <w:qFormat/>
-    <w:rsid w:val="008E4F73"/>
+    <w:rsid w:val="001E4B7A"/>
     <w:pPr>
-      <w:spacing w:before="0" w:after="0"/>
+      <w:spacing w:before="240" w:after="0"/>
       <w:ind w:firstLine="0"/>
-      <w:jc w:val="center"/>
     </w:pPr>
     <w:rPr>
       <w:rFonts w:cs="Times New Roman (Cuerpo en alfa"/>
@@ -10183,7 +10646,7 @@
   <w:style w:type="character" w:customStyle="1" w:styleId="FiguraCar">
     <w:name w:val="Figura Car"/>
     <w:link w:val="Figura"/>
-    <w:rsid w:val="008E4F73"/>
+    <w:rsid w:val="001E4B7A"/>
     <w:rPr>
       <w:rFonts w:cs="Times New Roman (Cuerpo en alfa"/>
       <w:b/>
@@ -11255,10 +11718,6 @@
 </file>
 
 <file path=customXml/item1.xml><?xml version="1.0" encoding="utf-8"?>
-<b:Sources xmlns:b="http://schemas.openxmlformats.org/officeDocument/2006/bibliography" xmlns="http://schemas.openxmlformats.org/officeDocument/2006/bibliography" SelectedStyle="\APASixthEditionOfficeOnline.xsl" StyleName="APA" Version="6"/>
-</file>
-
-<file path=customXml/item2.xml><?xml version="1.0" encoding="utf-8"?>
 <?mso-contentType ?>
 <FormTemplates xmlns="http://schemas.microsoft.com/sharepoint/v3/contenttype/forms">
   <Display>DocumentLibraryForm</Display>
@@ -11267,7 +11726,7 @@
 </FormTemplates>
 </file>
 
-<file path=customXml/item3.xml><?xml version="1.0" encoding="utf-8"?>
+<file path=customXml/item2.xml><?xml version="1.0" encoding="utf-8"?>
 <ct:contentTypeSchema xmlns:ct="http://schemas.microsoft.com/office/2006/metadata/contentType" xmlns:ma="http://schemas.microsoft.com/office/2006/metadata/properties/metaAttributes" ct:_="" ma:_="" ma:contentTypeName="Documento" ma:contentTypeID="0x0101006A81D6BD42E8DF4C91013959704817E1" ma:contentTypeVersion="15" ma:contentTypeDescription="Crear nuevo documento." ma:contentTypeScope="" ma:versionID="bf4f72ffd194f0963ff564daca6869f7">
   <xsd:schema xmlns:xsd="http://www.w3.org/2001/XMLSchema" xmlns:xs="http://www.w3.org/2001/XMLSchema" xmlns:p="http://schemas.microsoft.com/office/2006/metadata/properties" xmlns:ns2="13c90a0b-73bc-4dc0-be5f-28d77b615beb" xmlns:ns3="13c93bba-48ce-428c-bfe5-88b42c19b028" targetNamespace="http://schemas.microsoft.com/office/2006/metadata/properties" ma:root="true" ma:fieldsID="8718d6f4873a5b1392a45044efa78385" ns2:_="" ns3:_="">
     <xsd:import namespace="13c90a0b-73bc-4dc0-be5f-28d77b615beb"/>
@@ -11502,7 +11961,7 @@
 </ct:contentTypeSchema>
 </file>
 
-<file path=customXml/item4.xml><?xml version="1.0" encoding="utf-8"?>
+<file path=customXml/item3.xml><?xml version="1.0" encoding="utf-8"?>
 <p:properties xmlns:p="http://schemas.microsoft.com/office/2006/metadata/properties" xmlns:xsi="http://www.w3.org/2001/XMLSchema-instance" xmlns:pc="http://schemas.microsoft.com/office/infopath/2007/PartnerControls">
   <documentManagement>
     <TaxCatchAll xmlns="13c90a0b-73bc-4dc0-be5f-28d77b615beb" xsi:nil="true"/>
@@ -11513,15 +11972,11 @@
 </p:properties>
 </file>
 
-<file path=customXml/itemProps1.xml><?xml version="1.0" encoding="utf-8"?>
-<ds:datastoreItem xmlns:ds="http://schemas.openxmlformats.org/officeDocument/2006/customXml" ds:itemID="{1AF2C25B-FB23-49D7-861B-D97474F002D2}">
-  <ds:schemaRefs>
-    <ds:schemaRef ds:uri="http://schemas.openxmlformats.org/officeDocument/2006/bibliography"/>
-  </ds:schemaRefs>
-</ds:datastoreItem>
+<file path=customXml/item4.xml><?xml version="1.0" encoding="utf-8"?>
+<b:Sources xmlns:b="http://schemas.openxmlformats.org/officeDocument/2006/bibliography" xmlns="http://schemas.openxmlformats.org/officeDocument/2006/bibliography" SelectedStyle="\APASixthEditionOfficeOnline.xsl" StyleName="APA" Version="6"/>
 </file>
 
-<file path=customXml/itemProps2.xml><?xml version="1.0" encoding="utf-8"?>
+<file path=customXml/itemProps1.xml><?xml version="1.0" encoding="utf-8"?>
 <ds:datastoreItem xmlns:ds="http://schemas.openxmlformats.org/officeDocument/2006/customXml" ds:itemID="{91756AAB-0645-4FFC-990B-34BB6096B23B}">
   <ds:schemaRefs>
     <ds:schemaRef ds:uri="http://schemas.microsoft.com/sharepoint/v3/contenttype/forms"/>
@@ -11529,7 +11984,7 @@
 </ds:datastoreItem>
 </file>
 
-<file path=customXml/itemProps3.xml><?xml version="1.0" encoding="utf-8"?>
+<file path=customXml/itemProps2.xml><?xml version="1.0" encoding="utf-8"?>
 <ds:datastoreItem xmlns:ds="http://schemas.openxmlformats.org/officeDocument/2006/customXml" ds:itemID="{FF85FEBE-F57C-46C8-86B4-D1FC3BAFB43E}">
   <ds:schemaRefs>
     <ds:schemaRef ds:uri="http://schemas.microsoft.com/office/2006/metadata/contentType"/>
@@ -11548,7 +12003,7 @@
 </ds:datastoreItem>
 </file>
 
-<file path=customXml/itemProps4.xml><?xml version="1.0" encoding="utf-8"?>
+<file path=customXml/itemProps3.xml><?xml version="1.0" encoding="utf-8"?>
 <ds:datastoreItem xmlns:ds="http://schemas.openxmlformats.org/officeDocument/2006/customXml" ds:itemID="{CEECB56F-E1D8-45BF-A0A3-B5258E7263D4}">
   <ds:schemaRefs>
     <ds:schemaRef ds:uri="http://schemas.microsoft.com/office/2006/metadata/properties"/>
@@ -11557,4 +12012,12 @@
     <ds:schemaRef ds:uri="13c93bba-48ce-428c-bfe5-88b42c19b028"/>
   </ds:schemaRefs>
 </ds:datastoreItem>
+</file>
+
+<file path=customXml/itemProps4.xml><?xml version="1.0" encoding="utf-8"?>
+<ds:datastoreItem xmlns:ds="http://schemas.openxmlformats.org/officeDocument/2006/customXml" ds:itemID="{1AF2C25B-FB23-49D7-861B-D97474F002D2}">
+  <ds:schemaRefs>
+    <ds:schemaRef ds:uri="http://schemas.openxmlformats.org/officeDocument/2006/bibliography"/>
+  </ds:schemaRefs>
+</ds:datastoreItem>
 </file>
--- a/fuentes/22230066_CF01_DU.docx
+++ b/fuentes/22230066_CF01_DU.docx
@@ -506,7 +506,7 @@
           <w:color w:val="000000"/>
           <w:kern w:val="0"/>
         </w:rPr>
-        <w:t>Este material de formación introduce al aprendiz en el panorama de la energización en Colombia. Su objetivo es establecer la base conceptual necesaria para el análisis de alternativas. El documento aborda la problemática central de las Zonas No Interconectadas (ZNI), detallando sus desafíos sociales, económicos y ambientales. Adicionalmente, el material proporciona el marco institucional y normativo clave (MME, IPSE, CREG) y la clasificación fundamental de las fuentes de energía (convencionales y no convencionales), permitiendo al aprendiz describir e interpretar el escenario actual y la justificación para la búsqueda de soluciones sostenibles y descentralizadas.</w:t>
+        <w:t>Este componente formativo introduce al aprendiz en el panorama de la energización en Colombia. Su objetivo es establecer la base conceptual necesaria para el análisis de alternativas. El documento aborda la problemática central de las Zonas No Interconectadas (ZNI), detallando sus desafíos sociales, económicos y ambientales. Adicionalmente, el material proporciona el marco institucional y normativo clave (MME, IPSE, CREG) y la clasificación fundamental de las fuentes de energía (convencionales y no convencionales), permitiendo al aprendiz describir e interpretar el escenario actual y la justificación para la búsqueda de soluciones sostenibles y descentralizadas.</w:t>
       </w:r>
     </w:p>
     <w:p>
@@ -2193,23 +2193,13 @@
           <w:lang w:eastAsia="es-CO"/>
         </w:rPr>
       </w:pPr>
-    </w:p>
-    <w:p>
-      <w:pPr>
-        <w:spacing w:before="0" w:after="0"/>
-        <w:ind w:firstLine="633"/>
+      <w:r>
         <w:rPr>
           <w:rFonts w:cs="Calibri"/>
           <w:szCs w:val="28"/>
           <w:lang w:eastAsia="es-CO"/>
         </w:rPr>
-      </w:pPr>
-      <w:r>
-        <w:rPr>
-          <w:rFonts w:cs="Calibri"/>
-          <w:szCs w:val="28"/>
-          <w:lang w:eastAsia="es-CO"/>
-        </w:rPr>
+        <w:lastRenderedPageBreak/>
         <w:t>El Artículo 1 de la Ley 855 de 2003 establece que “para todos los efectos relacionados con la prestación del servicio público de energía eléctrica se entiende por Zonas No Interconectadas a los municipios, corregimientos, localidades y caseríos no conectados al Sistema Interconectado Nacional”.</w:t>
       </w:r>
     </w:p>
@@ -2286,7 +2276,7 @@
           <w:szCs w:val="28"/>
           <w:lang w:eastAsia="es-CO"/>
         </w:rPr>
-        <w:t xml:space="preserve">En la figura 1 se presenta la distribución de los usuarios ubicados en las Zonas No Interconectadas (ZNI), concentrados principalmente en regiones estratégicas del país como la Orinoquía (Llanos Orientales), la Amazonía, la región Pacífica (incluyendo los </w:t>
+        <w:t xml:space="preserve">En la figura 1 se presenta la distribución de los usuarios ubicados en las Zonas No Interconectadas (ZNI), concentrados principalmente en regiones estratégicas del país como la Orinoquía (Llanos Orientales), la Amazonía, la región Pacífica (incluyendo los departamentos de Chocó, Valle del Cauca, Cauca y Nariño) y el Archipiélago de San </w:t>
       </w:r>
       <w:r>
         <w:rPr>
@@ -2295,7 +2285,7 @@
           <w:lang w:eastAsia="es-CO"/>
         </w:rPr>
         <w:lastRenderedPageBreak/>
-        <w:t>departamentos de Chocó, Valle del Cauca, Cauca y Nariño) y el Archipiélago de San Andrés, Providencia y Santa Catalina. Estas zonas se caracterizan por presentar bajos niveles de consumo de energía eléctrica, limitada capacidad de pago por parte de la población y elevados costos asociados a la prestación del servicio.</w:t>
+        <w:t>Andrés, Providencia y Santa Catalina. Estas zonas se caracterizan por presentar bajos niveles de consumo de energía eléctrica, limitada capacidad de pago por parte de la población y elevados costos asociados a la prestación del servicio.</w:t>
       </w:r>
     </w:p>
     <w:p>
@@ -2411,7 +2401,6 @@
           <w:bCs/>
           <w:lang w:eastAsia="es-CO"/>
         </w:rPr>
-        <w:lastRenderedPageBreak/>
         <w:t>Fuente:</w:t>
       </w:r>
       <w:r>
@@ -2450,6 +2439,7 @@
           <w:rFonts w:cs="Calibri"/>
           <w:lang w:eastAsia="es-CO"/>
         </w:rPr>
+        <w:lastRenderedPageBreak/>
         <w:t>Según los datos reportados por CNM, la matriz energética en ZNI se compone principalmente por generación con combustibles fósiles en un 84 %, mientras que el restante es asumido por Fuentes No Convencionales de Energía Renovable (FNCER) siendo mayoritariamente implementados Sistemas Individuales Solares Fotovoltaicos (SISFV), tal como se aprecia en la Figura 2.</w:t>
       </w:r>
     </w:p>
@@ -2612,7 +2602,7 @@
           <w:rFonts w:cs="Calibri"/>
           <w:lang w:eastAsia="es-CO"/>
         </w:rPr>
-        <w:t xml:space="preserve">La generación eléctrica en las ZNI se realiza, en su mayoría, mediante plantas que operan con diésel, cuyo combustible debe ser transportado a través de rutas complejas </w:t>
+        <w:t xml:space="preserve">La generación eléctrica en las ZNI se realiza, en su mayoría, mediante plantas que operan con diésel, cuyo combustible debe ser transportado a través de rutas complejas y de alto costo logístico. Esta situación deriva en un suministro intermitente, con una disponibilidad limitada de energía que suele oscilar entre 4 y 6 horas diarias, lo que </w:t>
       </w:r>
       <w:r>
         <w:rPr>
@@ -2620,7 +2610,7 @@
           <w:lang w:eastAsia="es-CO"/>
         </w:rPr>
         <w:lastRenderedPageBreak/>
-        <w:t xml:space="preserve">y de alto costo logístico. Esta situación deriva en un suministro intermitente, con una disponibilidad limitada de energía que suele oscilar entre 4 y 6 horas diarias, lo que restringe el uso productivo del servicio en horarios nocturnos y matutinos. Asimismo, los elevados costos operacionales </w:t>
+        <w:t xml:space="preserve">restringe el uso productivo del servicio en horarios nocturnos y matutinos. Asimismo, los elevados costos operacionales </w:t>
       </w:r>
       <w:r>
         <w:t>(OPEX)</w:t>
@@ -2782,6 +2772,7 @@
               <w:spacing w:before="0" w:after="0" w:line="360" w:lineRule="auto"/>
               <w:rPr>
                 <w:rFonts w:asciiTheme="minorHAnsi" w:hAnsiTheme="minorHAnsi" w:cstheme="minorHAnsi"/>
+                <w:bCs/>
                 <w:sz w:val="28"/>
                 <w:szCs w:val="28"/>
               </w:rPr>
@@ -2789,7 +2780,6 @@
             <w:r>
               <w:rPr>
                 <w:rFonts w:asciiTheme="minorHAnsi" w:hAnsiTheme="minorHAnsi" w:cstheme="minorHAnsi"/>
-                <w:b/>
                 <w:bCs/>
                 <w:sz w:val="28"/>
                 <w:szCs w:val="28"/>
@@ -2799,7 +2789,6 @@
             <w:r>
               <w:rPr>
                 <w:rFonts w:asciiTheme="minorHAnsi" w:hAnsiTheme="minorHAnsi" w:cstheme="minorHAnsi"/>
-                <w:b/>
                 <w:bCs/>
                 <w:sz w:val="28"/>
                 <w:szCs w:val="28"/>
@@ -2809,7 +2798,6 @@
             <w:r>
               <w:rPr>
                 <w:rFonts w:asciiTheme="minorHAnsi" w:hAnsiTheme="minorHAnsi" w:cstheme="minorHAnsi"/>
-                <w:b/>
                 <w:bCs/>
                 <w:sz w:val="28"/>
                 <w:szCs w:val="28"/>
@@ -2878,6 +2866,7 @@
               <w:spacing w:before="0" w:after="0" w:line="360" w:lineRule="auto"/>
               <w:rPr>
                 <w:rFonts w:asciiTheme="minorHAnsi" w:hAnsiTheme="minorHAnsi" w:cstheme="minorHAnsi"/>
+                <w:bCs/>
                 <w:sz w:val="28"/>
                 <w:szCs w:val="28"/>
               </w:rPr>
@@ -2928,7 +2917,16 @@
                 <w:sz w:val="28"/>
                 <w:szCs w:val="28"/>
               </w:rPr>
-              <w:t>Dependencia del diésel con altos costos de transporte, lo que incrementa significativamente el precio final del kWh frente al SIN.</w:t>
+              <w:t xml:space="preserve">Dependencia del diésel con altos costos de transporte, lo que incrementa </w:t>
+            </w:r>
+            <w:r>
+              <w:rPr>
+                <w:rFonts w:asciiTheme="minorHAnsi" w:hAnsiTheme="minorHAnsi" w:cstheme="minorHAnsi"/>
+                <w:sz w:val="28"/>
+                <w:szCs w:val="28"/>
+              </w:rPr>
+              <w:lastRenderedPageBreak/>
+              <w:t>significativamente el precio final del kWh frente al SIN.</w:t>
             </w:r>
           </w:p>
         </w:tc>
@@ -2947,6 +2945,7 @@
               <w:spacing w:before="0" w:after="0" w:line="360" w:lineRule="auto"/>
               <w:rPr>
                 <w:rFonts w:asciiTheme="minorHAnsi" w:hAnsiTheme="minorHAnsi" w:cstheme="minorHAnsi"/>
+                <w:bCs/>
                 <w:sz w:val="28"/>
                 <w:szCs w:val="28"/>
               </w:rPr>
@@ -2954,11 +2953,11 @@
             <w:r>
               <w:rPr>
                 <w:rFonts w:asciiTheme="minorHAnsi" w:hAnsiTheme="minorHAnsi" w:cstheme="minorHAnsi"/>
-                <w:b/>
                 <w:bCs/>
                 <w:sz w:val="28"/>
                 <w:szCs w:val="28"/>
               </w:rPr>
+              <w:lastRenderedPageBreak/>
               <w:t>Socioeconómica</w:t>
             </w:r>
           </w:p>
@@ -3023,6 +3022,7 @@
               <w:spacing w:before="0" w:after="0" w:line="360" w:lineRule="auto"/>
               <w:rPr>
                 <w:rFonts w:asciiTheme="minorHAnsi" w:hAnsiTheme="minorHAnsi" w:cstheme="minorHAnsi"/>
+                <w:bCs/>
                 <w:sz w:val="28"/>
                 <w:szCs w:val="28"/>
               </w:rPr>
@@ -3092,7 +3092,6 @@
               <w:spacing w:before="0" w:after="0" w:line="360" w:lineRule="auto"/>
               <w:rPr>
                 <w:rFonts w:asciiTheme="minorHAnsi" w:hAnsiTheme="minorHAnsi" w:cstheme="minorHAnsi"/>
-                <w:b/>
                 <w:bCs/>
                 <w:sz w:val="28"/>
                 <w:szCs w:val="28"/>
@@ -3101,7 +3100,6 @@
             <w:r>
               <w:rPr>
                 <w:rFonts w:asciiTheme="minorHAnsi" w:hAnsiTheme="minorHAnsi" w:cstheme="minorHAnsi"/>
-                <w:b/>
                 <w:bCs/>
                 <w:sz w:val="28"/>
                 <w:szCs w:val="28"/>
@@ -3871,7 +3869,7 @@
           <w:noProof/>
         </w:rPr>
         <w:drawing>
-          <wp:inline distT="0" distB="0" distL="0" distR="0" wp14:anchorId="20BC5EA5" wp14:editId="6FFB554C">
+          <wp:inline distT="0" distB="0" distL="0" distR="0" wp14:anchorId="20BC5EA5" wp14:editId="3192DA43">
             <wp:extent cx="4680000" cy="2173882"/>
             <wp:effectExtent l="0" t="0" r="6350" b="0"/>
             <wp:docPr id="1801701992" name="Imagen 16" descr="Presenta un diagrama de flujo que ilustra el proceso metodológico para la estructuración y diseño del plan de electrificación rural, probablemente asociado al Plan Indicativo de Cobertura (PIC) o el Plan Energético Rural Sostenible (PERS). El proceso inicia con la recopilación de datos clave en tres áreas: Caracterización de la demanda, caracterización de la oferta y caracterización socioeconómica. estos datos son sometidos a una fase de integración y análisis para definir los lineamientos de política y conceptualización de soluciones. posteriormente, el proceso avanza hacia la identificación de proyectos a corto, mediano y largo plazo, lo que culmina en la estructuración y diseño del plan, y finalmente, la Ejecución de proyectos / institucionalización del PERS, cerrando el ciclo con la realimentación hacia la Caracterización Socioeconómica."/>
@@ -4112,7 +4110,7 @@
           <w:noProof/>
         </w:rPr>
         <w:drawing>
-          <wp:inline distT="0" distB="0" distL="0" distR="0" wp14:anchorId="20E7B85C" wp14:editId="25EF7F82">
+          <wp:inline distT="0" distB="0" distL="0" distR="0" wp14:anchorId="20E7B85C" wp14:editId="0EB785C0">
             <wp:extent cx="4680000" cy="2233728"/>
             <wp:effectExtent l="0" t="0" r="6350" b="0"/>
             <wp:docPr id="1313366270" name="Imagen 20" descr="Presenta un diagrama de flujo de decisión metodológica para definir la solución de electrificación más adecuada y estimar el Costo de Universalización del servicio de energía eléctrica en Colombia, en el marco del Plan Indicativo de Cobertura (PIC).&#10;El proceso inicia con la identificación de las viviendas sin servicio eléctrico, a partir de información nacional y territorial, los PERS, los Operadores de Red (OR) y los supuestos del PIEC. Este análisis se complementa con datos sobre la infraestructura eléctrica existente y el potencial energético disponible, considerando parámetros técnicos y costos de las diferentes tecnologías, lo que permite seleccionar la alternativa más viable para cada territorio."/>
@@ -5288,9 +5286,9 @@
         <w:tblLook w:val="04A0" w:firstRow="1" w:lastRow="0" w:firstColumn="1" w:lastColumn="0" w:noHBand="0" w:noVBand="1"/>
       </w:tblPr>
       <w:tblGrid>
-        <w:gridCol w:w="1980"/>
-        <w:gridCol w:w="5103"/>
-        <w:gridCol w:w="2693"/>
+        <w:gridCol w:w="2122"/>
+        <w:gridCol w:w="4536"/>
+        <w:gridCol w:w="3118"/>
       </w:tblGrid>
       <w:tr>
         <w:trPr>
@@ -5299,7 +5297,7 @@
         </w:trPr>
         <w:tc>
           <w:tcPr>
-            <w:tcW w:w="1980" w:type="dxa"/>
+            <w:tcW w:w="2122" w:type="dxa"/>
           </w:tcPr>
           <w:p>
             <w:pPr>
@@ -5320,7 +5318,7 @@
         </w:tc>
         <w:tc>
           <w:tcPr>
-            <w:tcW w:w="5103" w:type="dxa"/>
+            <w:tcW w:w="4536" w:type="dxa"/>
           </w:tcPr>
           <w:p>
             <w:pPr>
@@ -5341,7 +5339,7 @@
         </w:tc>
         <w:tc>
           <w:tcPr>
-            <w:tcW w:w="2693" w:type="dxa"/>
+            <w:tcW w:w="3118" w:type="dxa"/>
           </w:tcPr>
           <w:p>
             <w:pPr>
@@ -5367,7 +5365,7 @@
         </w:trPr>
         <w:tc>
           <w:tcPr>
-            <w:tcW w:w="1980" w:type="dxa"/>
+            <w:tcW w:w="2122" w:type="dxa"/>
           </w:tcPr>
           <w:p>
             <w:pPr>
@@ -5389,7 +5387,7 @@
         </w:tc>
         <w:tc>
           <w:tcPr>
-            <w:tcW w:w="5103" w:type="dxa"/>
+            <w:tcW w:w="4536" w:type="dxa"/>
           </w:tcPr>
           <w:p>
             <w:pPr>
@@ -5411,7 +5409,7 @@
         </w:tc>
         <w:tc>
           <w:tcPr>
-            <w:tcW w:w="2693" w:type="dxa"/>
+            <w:tcW w:w="3118" w:type="dxa"/>
           </w:tcPr>
           <w:p>
             <w:pPr>
@@ -5435,7 +5433,7 @@
       <w:tr>
         <w:tc>
           <w:tcPr>
-            <w:tcW w:w="1980" w:type="dxa"/>
+            <w:tcW w:w="2122" w:type="dxa"/>
           </w:tcPr>
           <w:p>
             <w:pPr>
@@ -5457,7 +5455,7 @@
         </w:tc>
         <w:tc>
           <w:tcPr>
-            <w:tcW w:w="5103" w:type="dxa"/>
+            <w:tcW w:w="4536" w:type="dxa"/>
           </w:tcPr>
           <w:p>
             <w:pPr>
@@ -5479,7 +5477,7 @@
         </w:tc>
         <w:tc>
           <w:tcPr>
-            <w:tcW w:w="2693" w:type="dxa"/>
+            <w:tcW w:w="3118" w:type="dxa"/>
           </w:tcPr>
           <w:p>
             <w:pPr>
@@ -5506,7 +5504,7 @@
         </w:trPr>
         <w:tc>
           <w:tcPr>
-            <w:tcW w:w="1980" w:type="dxa"/>
+            <w:tcW w:w="2122" w:type="dxa"/>
           </w:tcPr>
           <w:p>
             <w:pPr>
@@ -5528,7 +5526,7 @@
         </w:tc>
         <w:tc>
           <w:tcPr>
-            <w:tcW w:w="5103" w:type="dxa"/>
+            <w:tcW w:w="4536" w:type="dxa"/>
           </w:tcPr>
           <w:p>
             <w:pPr>
@@ -5550,7 +5548,7 @@
         </w:tc>
         <w:tc>
           <w:tcPr>
-            <w:tcW w:w="2693" w:type="dxa"/>
+            <w:tcW w:w="3118" w:type="dxa"/>
           </w:tcPr>
           <w:p>
             <w:pPr>
@@ -5574,7 +5572,7 @@
       <w:tr>
         <w:tc>
           <w:tcPr>
-            <w:tcW w:w="1980" w:type="dxa"/>
+            <w:tcW w:w="2122" w:type="dxa"/>
           </w:tcPr>
           <w:p>
             <w:pPr>
@@ -5596,7 +5594,7 @@
         </w:tc>
         <w:tc>
           <w:tcPr>
-            <w:tcW w:w="5103" w:type="dxa"/>
+            <w:tcW w:w="4536" w:type="dxa"/>
           </w:tcPr>
           <w:p>
             <w:pPr>
@@ -5618,7 +5616,7 @@
         </w:tc>
         <w:tc>
           <w:tcPr>
-            <w:tcW w:w="2693" w:type="dxa"/>
+            <w:tcW w:w="3118" w:type="dxa"/>
           </w:tcPr>
           <w:p>
             <w:pPr>
@@ -5714,30 +5712,48 @@
     </w:p>
     <w:p>
       <w:pPr>
+        <w:spacing w:before="0" w:after="0"/>
+        <w:ind w:firstLine="567"/>
+      </w:pPr>
+    </w:p>
+    <w:p>
+      <w:pPr>
+        <w:spacing w:before="0" w:after="0"/>
+        <w:ind w:firstLine="567"/>
+      </w:pPr>
+    </w:p>
+    <w:p>
+      <w:pPr>
+        <w:spacing w:before="0" w:after="0"/>
+        <w:ind w:firstLine="567"/>
+      </w:pPr>
+    </w:p>
+    <w:p>
+      <w:pPr>
         <w:pStyle w:val="Tabla"/>
-        <w:spacing w:before="0"/>
-        <w:rPr>
-          <w:lang w:eastAsia="es-CO"/>
-        </w:rPr>
-      </w:pPr>
-      <w:r>
-        <w:rPr>
-          <w:lang w:eastAsia="es-CO"/>
-        </w:rPr>
+        <w:rPr>
+          <w:lang w:eastAsia="es-CO"/>
+        </w:rPr>
+      </w:pPr>
+      <w:r>
+        <w:rPr>
+          <w:lang w:eastAsia="es-CO"/>
+        </w:rPr>
+        <w:lastRenderedPageBreak/>
         <w:t>Fuentes de energía</w:t>
       </w:r>
     </w:p>
     <w:tbl>
       <w:tblPr>
         <w:tblStyle w:val="SENA"/>
-        <w:tblW w:w="0" w:type="auto"/>
+        <w:tblW w:w="9962" w:type="dxa"/>
         <w:tblLayout w:type="fixed"/>
         <w:tblLook w:val="04A0" w:firstRow="1" w:lastRow="0" w:firstColumn="1" w:lastColumn="0" w:noHBand="0" w:noVBand="1"/>
       </w:tblPr>
       <w:tblGrid>
-        <w:gridCol w:w="2263"/>
-        <w:gridCol w:w="3119"/>
-        <w:gridCol w:w="4580"/>
+        <w:gridCol w:w="2122"/>
+        <w:gridCol w:w="2976"/>
+        <w:gridCol w:w="4864"/>
       </w:tblGrid>
       <w:tr>
         <w:trPr>
@@ -5746,7 +5762,7 @@
         </w:trPr>
         <w:tc>
           <w:tcPr>
-            <w:tcW w:w="2263" w:type="dxa"/>
+            <w:tcW w:w="2122" w:type="dxa"/>
           </w:tcPr>
           <w:p>
             <w:pPr>
@@ -5767,7 +5783,7 @@
         </w:tc>
         <w:tc>
           <w:tcPr>
-            <w:tcW w:w="3119" w:type="dxa"/>
+            <w:tcW w:w="2976" w:type="dxa"/>
           </w:tcPr>
           <w:p>
             <w:pPr>
@@ -5788,7 +5804,7 @@
         </w:tc>
         <w:tc>
           <w:tcPr>
-            <w:tcW w:w="4580" w:type="dxa"/>
+            <w:tcW w:w="4864" w:type="dxa"/>
           </w:tcPr>
           <w:p>
             <w:pPr>
@@ -5814,7 +5830,7 @@
         </w:trPr>
         <w:tc>
           <w:tcPr>
-            <w:tcW w:w="2263" w:type="dxa"/>
+            <w:tcW w:w="2122" w:type="dxa"/>
           </w:tcPr>
           <w:p>
             <w:pPr>
@@ -5836,7 +5852,7 @@
         </w:tc>
         <w:tc>
           <w:tcPr>
-            <w:tcW w:w="3119" w:type="dxa"/>
+            <w:tcW w:w="2976" w:type="dxa"/>
           </w:tcPr>
           <w:p>
             <w:pPr>
@@ -5852,21 +5868,13 @@
                 <w:sz w:val="28"/>
                 <w:szCs w:val="28"/>
               </w:rPr>
-              <w:t xml:space="preserve">Convierte la radiación solar en electricidad de </w:t>
-            </w:r>
-            <w:r>
-              <w:rPr>
-                <w:sz w:val="28"/>
-                <w:szCs w:val="28"/>
-              </w:rPr>
-              <w:lastRenderedPageBreak/>
-              <w:t>corriente continua (DC) mediante paneles solares.</w:t>
+              <w:t>Convierte la radiación solar en electricidad de corriente continua (DC) mediante paneles solares.</w:t>
             </w:r>
           </w:p>
         </w:tc>
         <w:tc>
           <w:tcPr>
-            <w:tcW w:w="4580" w:type="dxa"/>
+            <w:tcW w:w="4864" w:type="dxa"/>
           </w:tcPr>
           <w:p>
             <w:pPr>
@@ -5882,7 +5890,6 @@
                 <w:sz w:val="28"/>
                 <w:szCs w:val="28"/>
               </w:rPr>
-              <w:lastRenderedPageBreak/>
               <w:t>Es la tecnología más utilizada en sistemas aislados individuales (</w:t>
             </w:r>
             <w:r>
@@ -5896,15 +5903,7 @@
                 <w:sz w:val="28"/>
                 <w:szCs w:val="28"/>
               </w:rPr>
-              <w:t xml:space="preserve">), </w:t>
-            </w:r>
-            <w:r>
-              <w:rPr>
-                <w:sz w:val="28"/>
-                <w:szCs w:val="28"/>
-              </w:rPr>
-              <w:lastRenderedPageBreak/>
-              <w:t>debido a su bajo mantenimiento y a la alta disponibilidad de radiación solar en gran parte del territorio colombiano.</w:t>
+              <w:t>), debido a su bajo mantenimiento y a la alta disponibilidad de radiación solar en gran parte del territorio colombiano.</w:t>
             </w:r>
           </w:p>
         </w:tc>
@@ -5912,7 +5911,7 @@
       <w:tr>
         <w:tc>
           <w:tcPr>
-            <w:tcW w:w="2263" w:type="dxa"/>
+            <w:tcW w:w="2122" w:type="dxa"/>
           </w:tcPr>
           <w:p>
             <w:pPr>
@@ -5928,14 +5927,13 @@
                 <w:sz w:val="28"/>
                 <w:szCs w:val="28"/>
               </w:rPr>
-              <w:lastRenderedPageBreak/>
               <w:t>Energía eólica</w:t>
             </w:r>
           </w:p>
         </w:tc>
         <w:tc>
           <w:tcPr>
-            <w:tcW w:w="3119" w:type="dxa"/>
+            <w:tcW w:w="2976" w:type="dxa"/>
           </w:tcPr>
           <w:p>
             <w:pPr>
@@ -5957,7 +5955,7 @@
         </w:tc>
         <w:tc>
           <w:tcPr>
-            <w:tcW w:w="4580" w:type="dxa"/>
+            <w:tcW w:w="4864" w:type="dxa"/>
           </w:tcPr>
           <w:p>
             <w:pPr>
@@ -5984,7 +5982,7 @@
         </w:trPr>
         <w:tc>
           <w:tcPr>
-            <w:tcW w:w="2263" w:type="dxa"/>
+            <w:tcW w:w="2122" w:type="dxa"/>
           </w:tcPr>
           <w:p>
             <w:pPr>
@@ -6006,7 +6004,7 @@
         </w:tc>
         <w:tc>
           <w:tcPr>
-            <w:tcW w:w="3119" w:type="dxa"/>
+            <w:tcW w:w="2976" w:type="dxa"/>
           </w:tcPr>
           <w:p>
             <w:pPr>
@@ -6028,7 +6026,7 @@
         </w:tc>
         <w:tc>
           <w:tcPr>
-            <w:tcW w:w="4580" w:type="dxa"/>
+            <w:tcW w:w="4864" w:type="dxa"/>
           </w:tcPr>
           <w:p>
             <w:pPr>
@@ -6052,7 +6050,7 @@
       <w:tr>
         <w:tc>
           <w:tcPr>
-            <w:tcW w:w="2263" w:type="dxa"/>
+            <w:tcW w:w="2122" w:type="dxa"/>
           </w:tcPr>
           <w:p>
             <w:pPr>
@@ -6074,7 +6072,7 @@
         </w:tc>
         <w:tc>
           <w:tcPr>
-            <w:tcW w:w="3119" w:type="dxa"/>
+            <w:tcW w:w="2976" w:type="dxa"/>
           </w:tcPr>
           <w:p>
             <w:pPr>
@@ -6090,13 +6088,21 @@
                 <w:sz w:val="28"/>
                 <w:szCs w:val="28"/>
               </w:rPr>
-              <w:t>Aprovecha residuos orgánicos agrícolas, forestales o pecuarios mediante procesos de combustión o producción de biogás.</w:t>
+              <w:t xml:space="preserve">Aprovecha residuos orgánicos agrícolas, forestales o pecuarios mediante procesos de </w:t>
+            </w:r>
+            <w:r>
+              <w:rPr>
+                <w:sz w:val="28"/>
+                <w:szCs w:val="28"/>
+              </w:rPr>
+              <w:lastRenderedPageBreak/>
+              <w:t>combustión o producción de biogás.</w:t>
             </w:r>
           </w:p>
         </w:tc>
         <w:tc>
           <w:tcPr>
-            <w:tcW w:w="4580" w:type="dxa"/>
+            <w:tcW w:w="4864" w:type="dxa"/>
           </w:tcPr>
           <w:p>
             <w:pPr>
@@ -6112,25 +6118,13 @@
                 <w:sz w:val="28"/>
                 <w:szCs w:val="28"/>
               </w:rPr>
+              <w:lastRenderedPageBreak/>
               <w:t>Presenta alto potencial en áreas rurales al transformar residuos locales en energía, reduciendo impactos ambientales y fortaleciendo la economía local.</w:t>
             </w:r>
           </w:p>
         </w:tc>
       </w:tr>
     </w:tbl>
-    <w:p>
-      <w:pPr>
-        <w:pStyle w:val="Tabla"/>
-        <w:numPr>
-          <w:ilvl w:val="0"/>
-          <w:numId w:val="0"/>
-        </w:numPr>
-        <w:ind w:left="1134"/>
-        <w:rPr>
-          <w:lang w:eastAsia="es-CO"/>
-        </w:rPr>
-      </w:pPr>
-    </w:p>
     <w:p>
       <w:pPr>
         <w:pStyle w:val="Prrafodelista"/>
@@ -6150,7 +6144,6 @@
           <w:b/>
           <w:bCs/>
         </w:rPr>
-        <w:lastRenderedPageBreak/>
         <w:t>Recursos / necesidad</w:t>
       </w:r>
     </w:p>
@@ -6236,10 +6229,10 @@
           <w:lang w:eastAsia="es-CO"/>
         </w:rPr>
         <w:drawing>
-          <wp:inline distT="0" distB="0" distL="0" distR="0" wp14:anchorId="06FFCC45" wp14:editId="173954F7">
-            <wp:extent cx="6174121" cy="2889250"/>
-            <wp:effectExtent l="0" t="0" r="0" b="6350"/>
-            <wp:docPr id="1583418549" name="Imagen 6" descr="Este componente formativo aborda la situación de las Zonas No Interconectadas (ZNI), el marco normativo e institucional que orienta la electrificación rural y la clasificación de las fuentes energéticas, permitiendo al aprendiz comprender la problemática, reconocer los actores del sector y valorar el potencial de las energías renovables en el contexto rural."/>
+          <wp:inline distT="0" distB="0" distL="0" distR="0" wp14:anchorId="031F41AB" wp14:editId="0A0004FC">
+            <wp:extent cx="6301105" cy="2948940"/>
+            <wp:effectExtent l="0" t="0" r="4445" b="3810"/>
+            <wp:docPr id="1555253381" name="Gráfico 7" descr="Este componente formativo aborda la situación de las Zonas No Interconectadas (ZNI), el marco normativo e institucional que orienta la electrificación rural y la clasificación de las fuentes energéticas, permitiendo al aprendiz comprender la problemática, reconocer los actores del sector y valorar el potencial de las energías renovables en el contexto rural."/>
             <wp:cNvGraphicFramePr>
               <a:graphicFrameLocks xmlns:a="http://schemas.openxmlformats.org/drawingml/2006/main" noChangeAspect="1"/>
             </wp:cNvGraphicFramePr>
@@ -6247,33 +6240,29 @@
               <a:graphicData uri="http://schemas.openxmlformats.org/drawingml/2006/picture">
                 <pic:pic xmlns:pic="http://schemas.openxmlformats.org/drawingml/2006/picture">
                   <pic:nvPicPr>
-                    <pic:cNvPr id="1583418549" name="Imagen 6" descr="Este componente formativo aborda la situación de las Zonas No Interconectadas (ZNI), el marco normativo e institucional que orienta la electrificación rural y la clasificación de las fuentes energéticas, permitiendo al aprendiz comprender la problemática, reconocer los actores del sector y valorar el potencial de las energías renovables en el contexto rural."/>
-                    <pic:cNvPicPr>
-                      <a:picLocks noChangeAspect="1" noChangeArrowheads="1"/>
-                    </pic:cNvPicPr>
+                    <pic:cNvPr id="1555253381" name="Gráfico 7" descr="Este componente formativo aborda la situación de las Zonas No Interconectadas (ZNI), el marco normativo e institucional que orienta la electrificación rural y la clasificación de las fuentes energéticas, permitiendo al aprendiz comprender la problemática, reconocer los actores del sector y valorar el potencial de las energías renovables en el contexto rural."/>
+                    <pic:cNvPicPr/>
                   </pic:nvPicPr>
                   <pic:blipFill>
                     <a:blip r:embed="rId18">
                       <a:extLst>
-                        <a:ext uri="{28A0092B-C50C-407E-A947-70E740481C1C}">
-                          <a14:useLocalDpi xmlns:a14="http://schemas.microsoft.com/office/drawing/2010/main" val="0"/>
+                        <a:ext uri="{96DAC541-7B7A-43D3-8B79-37D633B846F1}">
+                          <asvg:svgBlip xmlns:asvg="http://schemas.microsoft.com/office/drawing/2016/SVG/main" r:embed="rId19"/>
                         </a:ext>
                       </a:extLst>
                     </a:blip>
-                    <a:srcRect/>
                     <a:stretch>
                       <a:fillRect/>
                     </a:stretch>
                   </pic:blipFill>
-                  <pic:spPr bwMode="auto">
+                  <pic:spPr>
                     <a:xfrm>
                       <a:off x="0" y="0"/>
-                      <a:ext cx="6192349" cy="2897780"/>
+                      <a:ext cx="6301105" cy="2948940"/>
                     </a:xfrm>
                     <a:prstGeom prst="rect">
                       <a:avLst/>
                     </a:prstGeom>
-                    <a:noFill/>
                   </pic:spPr>
                 </pic:pic>
               </a:graphicData>
@@ -7193,8 +7182,8 @@
       </w:tblPr>
       <w:tblGrid>
         <w:gridCol w:w="2830"/>
-        <w:gridCol w:w="3261"/>
-        <w:gridCol w:w="3969"/>
+        <w:gridCol w:w="3544"/>
+        <w:gridCol w:w="3686"/>
       </w:tblGrid>
       <w:tr>
         <w:trPr>
@@ -7226,7 +7215,7 @@
         </w:tc>
         <w:tc>
           <w:tcPr>
-            <w:tcW w:w="3261" w:type="dxa"/>
+            <w:tcW w:w="3544" w:type="dxa"/>
           </w:tcPr>
           <w:p>
             <w:pPr>
@@ -7248,7 +7237,7 @@
         </w:tc>
         <w:tc>
           <w:tcPr>
-            <w:tcW w:w="3969" w:type="dxa"/>
+            <w:tcW w:w="3686" w:type="dxa"/>
           </w:tcPr>
           <w:p>
             <w:pPr>
@@ -7282,7 +7271,6 @@
               <w:pStyle w:val="TextoTablas"/>
               <w:spacing w:before="0" w:after="0" w:line="360" w:lineRule="auto"/>
               <w:rPr>
-                <w:b/>
                 <w:bCs/>
                 <w:sz w:val="28"/>
                 <w:szCs w:val="28"/>
@@ -7290,7 +7278,6 @@
             </w:pPr>
             <w:r>
               <w:rPr>
-                <w:b/>
                 <w:bCs/>
                 <w:sz w:val="28"/>
                 <w:szCs w:val="28"/>
@@ -7301,7 +7288,7 @@
         </w:tc>
         <w:tc>
           <w:tcPr>
-            <w:tcW w:w="3261" w:type="dxa"/>
+            <w:tcW w:w="3544" w:type="dxa"/>
           </w:tcPr>
           <w:p>
             <w:pPr>
@@ -7314,16 +7301,17 @@
             </w:pPr>
             <w:r>
               <w:rPr>
-                <w:sz w:val="28"/>
-                <w:szCs w:val="28"/>
-              </w:rPr>
-              <w:t>Responsable del ecosistema</w:t>
+                <w:rFonts w:asciiTheme="minorHAnsi" w:hAnsiTheme="minorHAnsi" w:cstheme="minorHAnsi"/>
+                <w:sz w:val="28"/>
+                <w:szCs w:val="28"/>
+              </w:rPr>
+              <w:t>Profesional G06. Responsable Ecosistema Virtual de Recursos Educativos Digitales</w:t>
             </w:r>
           </w:p>
         </w:tc>
         <w:tc>
           <w:tcPr>
-            <w:tcW w:w="3969" w:type="dxa"/>
+            <w:tcW w:w="3686" w:type="dxa"/>
           </w:tcPr>
           <w:p>
             <w:pPr>
@@ -7354,7 +7342,6 @@
               <w:pStyle w:val="TextoTablas"/>
               <w:spacing w:before="0" w:after="0" w:line="360" w:lineRule="auto"/>
               <w:rPr>
-                <w:b/>
                 <w:bCs/>
                 <w:sz w:val="28"/>
                 <w:szCs w:val="28"/>
@@ -7362,7 +7349,6 @@
             </w:pPr>
             <w:r>
               <w:rPr>
-                <w:b/>
                 <w:bCs/>
                 <w:sz w:val="28"/>
                 <w:szCs w:val="28"/>
@@ -7373,7 +7359,7 @@
         </w:tc>
         <w:tc>
           <w:tcPr>
-            <w:tcW w:w="3261" w:type="dxa"/>
+            <w:tcW w:w="3544" w:type="dxa"/>
           </w:tcPr>
           <w:p>
             <w:pPr>
@@ -7395,7 +7381,7 @@
         </w:tc>
         <w:tc>
           <w:tcPr>
-            <w:tcW w:w="3969" w:type="dxa"/>
+            <w:tcW w:w="3686" w:type="dxa"/>
           </w:tcPr>
           <w:p>
             <w:pPr>
@@ -7429,7 +7415,6 @@
               <w:pStyle w:val="TextoTablas"/>
               <w:spacing w:before="0" w:after="0" w:line="360" w:lineRule="auto"/>
               <w:rPr>
-                <w:b/>
                 <w:bCs/>
                 <w:sz w:val="28"/>
                 <w:szCs w:val="28"/>
@@ -7437,7 +7422,6 @@
             </w:pPr>
             <w:r>
               <w:rPr>
-                <w:b/>
                 <w:bCs/>
                 <w:sz w:val="28"/>
                 <w:szCs w:val="28"/>
@@ -7448,7 +7432,7 @@
         </w:tc>
         <w:tc>
           <w:tcPr>
-            <w:tcW w:w="3261" w:type="dxa"/>
+            <w:tcW w:w="3544" w:type="dxa"/>
           </w:tcPr>
           <w:p>
             <w:pPr>
@@ -7470,7 +7454,7 @@
         </w:tc>
         <w:tc>
           <w:tcPr>
-            <w:tcW w:w="3969" w:type="dxa"/>
+            <w:tcW w:w="3686" w:type="dxa"/>
           </w:tcPr>
           <w:p>
             <w:pPr>
@@ -7501,7 +7485,6 @@
               <w:pStyle w:val="TextoTablas"/>
               <w:spacing w:before="0" w:after="0" w:line="360" w:lineRule="auto"/>
               <w:rPr>
-                <w:b/>
                 <w:bCs/>
                 <w:sz w:val="28"/>
                 <w:szCs w:val="28"/>
@@ -7509,7 +7492,6 @@
             </w:pPr>
             <w:r>
               <w:rPr>
-                <w:b/>
                 <w:bCs/>
                 <w:sz w:val="28"/>
                 <w:szCs w:val="28"/>
@@ -7520,7 +7502,7 @@
         </w:tc>
         <w:tc>
           <w:tcPr>
-            <w:tcW w:w="3261" w:type="dxa"/>
+            <w:tcW w:w="3544" w:type="dxa"/>
           </w:tcPr>
           <w:p>
             <w:pPr>
@@ -7542,7 +7524,7 @@
         </w:tc>
         <w:tc>
           <w:tcPr>
-            <w:tcW w:w="3969" w:type="dxa"/>
+            <w:tcW w:w="3686" w:type="dxa"/>
           </w:tcPr>
           <w:p>
             <w:pPr>
@@ -7576,7 +7558,6 @@
               <w:pStyle w:val="TextoTablas"/>
               <w:spacing w:before="0" w:after="0" w:line="360" w:lineRule="auto"/>
               <w:rPr>
-                <w:b/>
                 <w:bCs/>
                 <w:sz w:val="28"/>
                 <w:szCs w:val="28"/>
@@ -7584,7 +7565,6 @@
             </w:pPr>
             <w:r>
               <w:rPr>
-                <w:b/>
                 <w:bCs/>
                 <w:sz w:val="28"/>
                 <w:szCs w:val="28"/>
@@ -7595,7 +7575,7 @@
         </w:tc>
         <w:tc>
           <w:tcPr>
-            <w:tcW w:w="3261" w:type="dxa"/>
+            <w:tcW w:w="3544" w:type="dxa"/>
           </w:tcPr>
           <w:p>
             <w:pPr>
@@ -7617,7 +7597,7 @@
         </w:tc>
         <w:tc>
           <w:tcPr>
-            <w:tcW w:w="3969" w:type="dxa"/>
+            <w:tcW w:w="3686" w:type="dxa"/>
           </w:tcPr>
           <w:p>
             <w:pPr>
@@ -7648,7 +7628,6 @@
               <w:pStyle w:val="TextoTablas"/>
               <w:spacing w:before="0" w:after="0" w:line="360" w:lineRule="auto"/>
               <w:rPr>
-                <w:b/>
                 <w:bCs/>
                 <w:sz w:val="28"/>
                 <w:szCs w:val="28"/>
@@ -7656,7 +7635,6 @@
             </w:pPr>
             <w:r>
               <w:rPr>
-                <w:b/>
                 <w:bCs/>
                 <w:sz w:val="28"/>
                 <w:szCs w:val="28"/>
@@ -7667,7 +7645,7 @@
         </w:tc>
         <w:tc>
           <w:tcPr>
-            <w:tcW w:w="3261" w:type="dxa"/>
+            <w:tcW w:w="3544" w:type="dxa"/>
           </w:tcPr>
           <w:p>
             <w:pPr>
@@ -7688,6 +7666,8 @@
             <w:r>
               <w:rPr>
                 <w:rStyle w:val="Extranjerismo"/>
+                <w:sz w:val="28"/>
+                <w:szCs w:val="28"/>
               </w:rPr>
               <w:t>full stack</w:t>
             </w:r>
@@ -7695,7 +7675,7 @@
         </w:tc>
         <w:tc>
           <w:tcPr>
-            <w:tcW w:w="3969" w:type="dxa"/>
+            <w:tcW w:w="3686" w:type="dxa"/>
           </w:tcPr>
           <w:p>
             <w:pPr>
@@ -7729,7 +7709,6 @@
               <w:pStyle w:val="TextoTablas"/>
               <w:spacing w:before="0" w:after="0" w:line="360" w:lineRule="auto"/>
               <w:rPr>
-                <w:b/>
                 <w:bCs/>
                 <w:sz w:val="28"/>
                 <w:szCs w:val="28"/>
@@ -7737,7 +7716,6 @@
             </w:pPr>
             <w:r>
               <w:rPr>
-                <w:b/>
                 <w:bCs/>
                 <w:sz w:val="28"/>
                 <w:szCs w:val="28"/>
@@ -7748,7 +7726,7 @@
         </w:tc>
         <w:tc>
           <w:tcPr>
-            <w:tcW w:w="3261" w:type="dxa"/>
+            <w:tcW w:w="3544" w:type="dxa"/>
           </w:tcPr>
           <w:p>
             <w:pPr>
@@ -7770,7 +7748,7 @@
         </w:tc>
         <w:tc>
           <w:tcPr>
-            <w:tcW w:w="3969" w:type="dxa"/>
+            <w:tcW w:w="3686" w:type="dxa"/>
           </w:tcPr>
           <w:p>
             <w:pPr>
@@ -7801,7 +7779,6 @@
               <w:pStyle w:val="TextoTablas"/>
               <w:spacing w:before="0" w:after="0" w:line="360" w:lineRule="auto"/>
               <w:rPr>
-                <w:b/>
                 <w:bCs/>
                 <w:sz w:val="28"/>
                 <w:szCs w:val="28"/>
@@ -7809,7 +7786,6 @@
             </w:pPr>
             <w:r>
               <w:rPr>
-                <w:b/>
                 <w:bCs/>
                 <w:sz w:val="28"/>
                 <w:szCs w:val="28"/>
@@ -7820,7 +7796,7 @@
         </w:tc>
         <w:tc>
           <w:tcPr>
-            <w:tcW w:w="3261" w:type="dxa"/>
+            <w:tcW w:w="3544" w:type="dxa"/>
           </w:tcPr>
           <w:p>
             <w:pPr>
@@ -7842,7 +7818,7 @@
         </w:tc>
         <w:tc>
           <w:tcPr>
-            <w:tcW w:w="3969" w:type="dxa"/>
+            <w:tcW w:w="3686" w:type="dxa"/>
           </w:tcPr>
           <w:p>
             <w:pPr>
@@ -7876,7 +7852,6 @@
               <w:pStyle w:val="TextoTablas"/>
               <w:spacing w:before="0" w:after="0" w:line="360" w:lineRule="auto"/>
               <w:rPr>
-                <w:b/>
                 <w:bCs/>
                 <w:sz w:val="28"/>
                 <w:szCs w:val="28"/>
@@ -7884,7 +7859,6 @@
             </w:pPr>
             <w:r>
               <w:rPr>
-                <w:b/>
                 <w:bCs/>
                 <w:sz w:val="28"/>
                 <w:szCs w:val="28"/>
@@ -7895,7 +7869,7 @@
         </w:tc>
         <w:tc>
           <w:tcPr>
-            <w:tcW w:w="3261" w:type="dxa"/>
+            <w:tcW w:w="3544" w:type="dxa"/>
           </w:tcPr>
           <w:p>
             <w:pPr>
@@ -7917,7 +7891,7 @@
         </w:tc>
         <w:tc>
           <w:tcPr>
-            <w:tcW w:w="3969" w:type="dxa"/>
+            <w:tcW w:w="3686" w:type="dxa"/>
           </w:tcPr>
           <w:p>
             <w:pPr>
@@ -7948,8 +7922,8 @@
       </w:pPr>
     </w:p>
     <w:sectPr>
-      <w:headerReference w:type="default" r:id="rId19"/>
-      <w:footerReference w:type="default" r:id="rId20"/>
+      <w:headerReference w:type="default" r:id="rId20"/>
+      <w:footerReference w:type="default" r:id="rId21"/>
       <w:pgSz w:w="12240" w:h="15840"/>
       <w:pgMar w:top="1701" w:right="1183" w:bottom="1134" w:left="1134" w:header="709" w:footer="737" w:gutter="0"/>
       <w:pgNumType w:start="1"/>
@@ -10501,7 +10475,6 @@
   <w:style w:type="character" w:default="1" w:styleId="Fuentedeprrafopredeter">
     <w:name w:val="Default Paragraph Font"/>
     <w:uiPriority w:val="1"/>
-    <w:semiHidden/>
     <w:unhideWhenUsed/>
   </w:style>
   <w:style w:type="table" w:default="1" w:styleId="Tablanormal">
@@ -11718,15 +11691,6 @@
 </file>
 
 <file path=customXml/item1.xml><?xml version="1.0" encoding="utf-8"?>
-<?mso-contentType ?>
-<FormTemplates xmlns="http://schemas.microsoft.com/sharepoint/v3/contenttype/forms">
-  <Display>DocumentLibraryForm</Display>
-  <Edit>DocumentLibraryForm</Edit>
-  <New>DocumentLibraryForm</New>
-</FormTemplates>
-</file>
-
-<file path=customXml/item2.xml><?xml version="1.0" encoding="utf-8"?>
 <ct:contentTypeSchema xmlns:ct="http://schemas.microsoft.com/office/2006/metadata/contentType" xmlns:ma="http://schemas.microsoft.com/office/2006/metadata/properties/metaAttributes" ct:_="" ma:_="" ma:contentTypeName="Documento" ma:contentTypeID="0x0101006A81D6BD42E8DF4C91013959704817E1" ma:contentTypeVersion="15" ma:contentTypeDescription="Crear nuevo documento." ma:contentTypeScope="" ma:versionID="bf4f72ffd194f0963ff564daca6869f7">
   <xsd:schema xmlns:xsd="http://www.w3.org/2001/XMLSchema" xmlns:xs="http://www.w3.org/2001/XMLSchema" xmlns:p="http://schemas.microsoft.com/office/2006/metadata/properties" xmlns:ns2="13c90a0b-73bc-4dc0-be5f-28d77b615beb" xmlns:ns3="13c93bba-48ce-428c-bfe5-88b42c19b028" targetNamespace="http://schemas.microsoft.com/office/2006/metadata/properties" ma:root="true" ma:fieldsID="8718d6f4873a5b1392a45044efa78385" ns2:_="" ns3:_="">
     <xsd:import namespace="13c90a0b-73bc-4dc0-be5f-28d77b615beb"/>
@@ -11961,7 +11925,20 @@
 </ct:contentTypeSchema>
 </file>
 
+<file path=customXml/item2.xml><?xml version="1.0" encoding="utf-8"?>
+<?mso-contentType ?>
+<FormTemplates xmlns="http://schemas.microsoft.com/sharepoint/v3/contenttype/forms">
+  <Display>DocumentLibraryForm</Display>
+  <Edit>DocumentLibraryForm</Edit>
+  <New>DocumentLibraryForm</New>
+</FormTemplates>
+</file>
+
 <file path=customXml/item3.xml><?xml version="1.0" encoding="utf-8"?>
+<b:Sources xmlns:b="http://schemas.openxmlformats.org/officeDocument/2006/bibliography" xmlns="http://schemas.openxmlformats.org/officeDocument/2006/bibliography" SelectedStyle="\APASixthEditionOfficeOnline.xsl" StyleName="APA" Version="6"/>
+</file>
+
+<file path=customXml/item4.xml><?xml version="1.0" encoding="utf-8"?>
 <p:properties xmlns:p="http://schemas.microsoft.com/office/2006/metadata/properties" xmlns:xsi="http://www.w3.org/2001/XMLSchema-instance" xmlns:pc="http://schemas.microsoft.com/office/infopath/2007/PartnerControls">
   <documentManagement>
     <TaxCatchAll xmlns="13c90a0b-73bc-4dc0-be5f-28d77b615beb" xsi:nil="true"/>
@@ -11972,19 +11949,7 @@
 </p:properties>
 </file>
 
-<file path=customXml/item4.xml><?xml version="1.0" encoding="utf-8"?>
-<b:Sources xmlns:b="http://schemas.openxmlformats.org/officeDocument/2006/bibliography" xmlns="http://schemas.openxmlformats.org/officeDocument/2006/bibliography" SelectedStyle="\APASixthEditionOfficeOnline.xsl" StyleName="APA" Version="6"/>
-</file>
-
 <file path=customXml/itemProps1.xml><?xml version="1.0" encoding="utf-8"?>
-<ds:datastoreItem xmlns:ds="http://schemas.openxmlformats.org/officeDocument/2006/customXml" ds:itemID="{91756AAB-0645-4FFC-990B-34BB6096B23B}">
-  <ds:schemaRefs>
-    <ds:schemaRef ds:uri="http://schemas.microsoft.com/sharepoint/v3/contenttype/forms"/>
-  </ds:schemaRefs>
-</ds:datastoreItem>
-</file>
-
-<file path=customXml/itemProps2.xml><?xml version="1.0" encoding="utf-8"?>
 <ds:datastoreItem xmlns:ds="http://schemas.openxmlformats.org/officeDocument/2006/customXml" ds:itemID="{FF85FEBE-F57C-46C8-86B4-D1FC3BAFB43E}">
   <ds:schemaRefs>
     <ds:schemaRef ds:uri="http://schemas.microsoft.com/office/2006/metadata/contentType"/>
@@ -12003,7 +11968,23 @@
 </ds:datastoreItem>
 </file>
 
+<file path=customXml/itemProps2.xml><?xml version="1.0" encoding="utf-8"?>
+<ds:datastoreItem xmlns:ds="http://schemas.openxmlformats.org/officeDocument/2006/customXml" ds:itemID="{91756AAB-0645-4FFC-990B-34BB6096B23B}">
+  <ds:schemaRefs>
+    <ds:schemaRef ds:uri="http://schemas.microsoft.com/sharepoint/v3/contenttype/forms"/>
+  </ds:schemaRefs>
+</ds:datastoreItem>
+</file>
+
 <file path=customXml/itemProps3.xml><?xml version="1.0" encoding="utf-8"?>
+<ds:datastoreItem xmlns:ds="http://schemas.openxmlformats.org/officeDocument/2006/customXml" ds:itemID="{1AF2C25B-FB23-49D7-861B-D97474F002D2}">
+  <ds:schemaRefs>
+    <ds:schemaRef ds:uri="http://schemas.openxmlformats.org/officeDocument/2006/bibliography"/>
+  </ds:schemaRefs>
+</ds:datastoreItem>
+</file>
+
+<file path=customXml/itemProps4.xml><?xml version="1.0" encoding="utf-8"?>
 <ds:datastoreItem xmlns:ds="http://schemas.openxmlformats.org/officeDocument/2006/customXml" ds:itemID="{CEECB56F-E1D8-45BF-A0A3-B5258E7263D4}">
   <ds:schemaRefs>
     <ds:schemaRef ds:uri="http://schemas.microsoft.com/office/2006/metadata/properties"/>
@@ -12012,12 +11993,4 @@
     <ds:schemaRef ds:uri="13c93bba-48ce-428c-bfe5-88b42c19b028"/>
   </ds:schemaRefs>
 </ds:datastoreItem>
-</file>
-
-<file path=customXml/itemProps4.xml><?xml version="1.0" encoding="utf-8"?>
-<ds:datastoreItem xmlns:ds="http://schemas.openxmlformats.org/officeDocument/2006/customXml" ds:itemID="{1AF2C25B-FB23-49D7-861B-D97474F002D2}">
-  <ds:schemaRefs>
-    <ds:schemaRef ds:uri="http://schemas.openxmlformats.org/officeDocument/2006/bibliography"/>
-  </ds:schemaRefs>
-</ds:datastoreItem>
 </file>